--- a/Assets/website_resume.docx
+++ b/Assets/website_resume.docx
@@ -7,16 +7,20 @@
         <w:spacing w:after="0"/>
         <w:jc w:val="center"/>
         <w:rPr>
-          <w:rFonts w:ascii="Mont Heavy DEMO" w:hAnsi="Mont Heavy DEMO"/>
-          <w:color w:val="70AD47" w:themeColor="accent6"/>
+          <w:rFonts w:ascii="Open Sans" w:hAnsi="Open Sans" w:cs="Open Sans"/>
+          <w:b/>
+          <w:bCs/>
+          <w:color w:val="4472C4" w:themeColor="accent1"/>
           <w:sz w:val="52"/>
           <w:szCs w:val="52"/>
         </w:rPr>
       </w:pPr>
       <w:r>
         <w:rPr>
-          <w:rFonts w:ascii="Mont Heavy DEMO" w:hAnsi="Mont Heavy DEMO"/>
-          <w:color w:val="70AD47" w:themeColor="accent6"/>
+          <w:rFonts w:ascii="Open Sans" w:hAnsi="Open Sans" w:cs="Open Sans"/>
+          <w:b/>
+          <w:bCs/>
+          <w:color w:val="4472C4" w:themeColor="accent1"/>
           <w:sz w:val="52"/>
           <w:szCs w:val="52"/>
         </w:rPr>
@@ -28,7 +32,9 @@
         <w:jc w:val="center"/>
         <w:rPr>
           <w:rStyle w:val="vanity-namedisplay-name"/>
-          <w:rFonts w:ascii="Mont Heavy DEMO" w:hAnsi="Mont Heavy DEMO" w:cs="Segoe UI"/>
+          <w:rFonts w:ascii="Open Sans" w:hAnsi="Open Sans" w:cs="Open Sans"/>
+          <w:b/>
+          <w:bCs/>
           <w:color w:val="3B3838" w:themeColor="background2" w:themeShade="40"/>
           <w:sz w:val="18"/>
           <w:szCs w:val="18"/>
@@ -44,7 +50,9 @@
       </w:pPr>
       <w:r>
         <w:rPr>
-          <w:rFonts w:ascii="Mont Heavy DEMO" w:hAnsi="Mont Heavy DEMO"/>
+          <w:rFonts w:ascii="Open Sans" w:hAnsi="Open Sans" w:cs="Open Sans"/>
+          <w:b/>
+          <w:bCs/>
           <w:noProof/>
           <w:color w:val="3B3838" w:themeColor="background2" w:themeShade="40"/>
           <w:sz w:val="18"/>
@@ -53,66 +61,56 @@
         <mc:AlternateContent>
           <mc:Choice Requires="wps">
             <w:drawing>
-              <wp:anchor distT="0" distB="0" distL="114300" distR="114300" simplePos="0" relativeHeight="251672576" behindDoc="0" locked="0" layoutInCell="1" allowOverlap="1" wp14:anchorId="64B72231" wp14:editId="6F2F1BEB">
+              <wp:anchor distT="0" distB="0" distL="114300" distR="114300" simplePos="0" relativeHeight="251660288" behindDoc="0" locked="0" layoutInCell="1" allowOverlap="1" wp14:anchorId="5A8BB3B0" wp14:editId="1CDEC201">
                 <wp:simplePos x="0" y="0"/>
                 <wp:positionH relativeFrom="column">
-                  <wp:posOffset>1850414</wp:posOffset>
+                  <wp:posOffset>5216525</wp:posOffset>
                 </wp:positionH>
                 <wp:positionV relativeFrom="paragraph">
-                  <wp:posOffset>280569</wp:posOffset>
+                  <wp:posOffset>222250</wp:posOffset>
                 </wp:positionV>
-                <wp:extent cx="1054104" cy="234950"/>
-                <wp:effectExtent l="0" t="0" r="12700" b="12700"/>
+                <wp:extent cx="0" cy="9201150"/>
+                <wp:effectExtent l="19050" t="0" r="19050" b="19050"/>
                 <wp:wrapNone/>
-                <wp:docPr id="9" name="Rectangle 9"/>
+                <wp:docPr id="2" name="Straight Connector 2"/>
                 <wp:cNvGraphicFramePr/>
                 <a:graphic xmlns:a="http://schemas.openxmlformats.org/drawingml/2006/main">
                   <a:graphicData uri="http://schemas.microsoft.com/office/word/2010/wordprocessingShape">
                     <wps:wsp>
-                      <wps:cNvSpPr/>
+                      <wps:cNvCnPr/>
                       <wps:spPr>
                         <a:xfrm>
                           <a:off x="0" y="0"/>
-                          <a:ext cx="1054104" cy="234950"/>
+                          <a:ext cx="0" cy="9201150"/>
                         </a:xfrm>
-                        <a:prstGeom prst="rect">
+                        <a:prstGeom prst="line">
                           <a:avLst/>
                         </a:prstGeom>
-                        <a:noFill/>
-                        <a:ln>
+                        <a:ln w="28575">
                           <a:solidFill>
-                            <a:schemeClr val="accent6"/>
+                            <a:schemeClr val="accent1"/>
                           </a:solidFill>
+                          <a:prstDash val="solid"/>
                         </a:ln>
                       </wps:spPr>
                       <wps:style>
-                        <a:lnRef idx="2">
-                          <a:schemeClr val="accent1">
-                            <a:shade val="50000"/>
-                          </a:schemeClr>
+                        <a:lnRef idx="1">
+                          <a:schemeClr val="accent6"/>
                         </a:lnRef>
-                        <a:fillRef idx="1">
-                          <a:schemeClr val="accent1"/>
+                        <a:fillRef idx="0">
+                          <a:schemeClr val="accent6"/>
                         </a:fillRef>
                         <a:effectRef idx="0">
-                          <a:schemeClr val="accent1"/>
+                          <a:schemeClr val="accent6"/>
                         </a:effectRef>
                         <a:fontRef idx="minor">
-                          <a:schemeClr val="lt1"/>
+                          <a:schemeClr val="tx1"/>
                         </a:fontRef>
                       </wps:style>
-                      <wps:bodyPr rot="0" spcFirstLastPara="0" vertOverflow="overflow" horzOverflow="overflow" vert="horz" wrap="square" lIns="91440" tIns="45720" rIns="91440" bIns="45720" numCol="1" spcCol="0" rtlCol="0" fromWordArt="0" anchor="ctr" anchorCtr="0" forceAA="0" compatLnSpc="1">
-                        <a:prstTxWarp prst="textNoShape">
-                          <a:avLst/>
-                        </a:prstTxWarp>
-                        <a:noAutofit/>
-                      </wps:bodyPr>
+                      <wps:bodyPr/>
                     </wps:wsp>
                   </a:graphicData>
                 </a:graphic>
-                <wp14:sizeRelH relativeFrom="margin">
-                  <wp14:pctWidth>0</wp14:pctWidth>
-                </wp14:sizeRelH>
                 <wp14:sizeRelV relativeFrom="margin">
                   <wp14:pctHeight>0</wp14:pctHeight>
                 </wp14:sizeRelV>
@@ -121,14 +119,18 @@
           </mc:Choice>
           <mc:Fallback>
             <w:pict>
-              <v:rect w14:anchorId="06AB4F41" id="Rectangle 9" o:spid="_x0000_s1026" style="position:absolute;margin-left:145.7pt;margin-top:22.1pt;width:83pt;height:18.5pt;z-index:251672576;visibility:visible;mso-wrap-style:square;mso-width-percent:0;mso-height-percent:0;mso-wrap-distance-left:9pt;mso-wrap-distance-top:0;mso-wrap-distance-right:9pt;mso-wrap-distance-bottom:0;mso-position-horizontal:absolute;mso-position-horizontal-relative:text;mso-position-vertical:absolute;mso-position-vertical-relative:text;mso-width-percent:0;mso-height-percent:0;mso-width-relative:margin;mso-height-relative:margin;v-text-anchor:middle" o:gfxdata="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" filled="f" strokecolor="#70ad47 [3209]" strokeweight="1pt"/>
+              <v:line w14:anchorId="0BE227CA" id="Straight Connector 2" o:spid="_x0000_s1026" style="position:absolute;z-index:251660288;visibility:visible;mso-wrap-style:square;mso-height-percent:0;mso-wrap-distance-left:9pt;mso-wrap-distance-top:0;mso-wrap-distance-right:9pt;mso-wrap-distance-bottom:0;mso-position-horizontal:absolute;mso-position-horizontal-relative:text;mso-position-vertical:absolute;mso-position-vertical-relative:text;mso-height-percent:0;mso-height-relative:margin" from="410.75pt,17.5pt" to="410.75pt,742pt" o:gfxdata="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" strokecolor="#4472c4 [3204]" strokeweight="2.25pt">
+                <v:stroke joinstyle="miter"/>
+              </v:line>
             </w:pict>
           </mc:Fallback>
         </mc:AlternateContent>
       </w:r>
       <w:r>
         <w:rPr>
-          <w:rFonts w:ascii="Mont Heavy DEMO" w:hAnsi="Mont Heavy DEMO"/>
+          <w:rFonts w:ascii="Open Sans" w:hAnsi="Open Sans" w:cs="Open Sans"/>
+          <w:b/>
+          <w:bCs/>
           <w:noProof/>
           <w:color w:val="3B3838" w:themeColor="background2" w:themeShade="40"/>
           <w:sz w:val="18"/>
@@ -137,91 +139,7 @@
         <mc:AlternateContent>
           <mc:Choice Requires="wps">
             <w:drawing>
-              <wp:anchor distT="0" distB="0" distL="114300" distR="114300" simplePos="0" relativeHeight="251662336" behindDoc="0" locked="0" layoutInCell="1" allowOverlap="1" wp14:anchorId="20401140" wp14:editId="1930943E">
-                <wp:simplePos x="0" y="0"/>
-                <wp:positionH relativeFrom="column">
-                  <wp:posOffset>5815648</wp:posOffset>
-                </wp:positionH>
-                <wp:positionV relativeFrom="paragraph">
-                  <wp:posOffset>279400</wp:posOffset>
-                </wp:positionV>
-                <wp:extent cx="720725" cy="234950"/>
-                <wp:effectExtent l="0" t="0" r="22225" b="12700"/>
-                <wp:wrapNone/>
-                <wp:docPr id="3" name="Rectangle 3"/>
-                <wp:cNvGraphicFramePr/>
-                <a:graphic xmlns:a="http://schemas.openxmlformats.org/drawingml/2006/main">
-                  <a:graphicData uri="http://schemas.microsoft.com/office/word/2010/wordprocessingShape">
-                    <wps:wsp>
-                      <wps:cNvSpPr/>
-                      <wps:spPr>
-                        <a:xfrm>
-                          <a:off x="0" y="0"/>
-                          <a:ext cx="720725" cy="234950"/>
-                        </a:xfrm>
-                        <a:prstGeom prst="rect">
-                          <a:avLst/>
-                        </a:prstGeom>
-                        <a:noFill/>
-                        <a:ln>
-                          <a:solidFill>
-                            <a:schemeClr val="accent6"/>
-                          </a:solidFill>
-                        </a:ln>
-                      </wps:spPr>
-                      <wps:style>
-                        <a:lnRef idx="2">
-                          <a:schemeClr val="accent1">
-                            <a:shade val="50000"/>
-                          </a:schemeClr>
-                        </a:lnRef>
-                        <a:fillRef idx="1">
-                          <a:schemeClr val="accent1"/>
-                        </a:fillRef>
-                        <a:effectRef idx="0">
-                          <a:schemeClr val="accent1"/>
-                        </a:effectRef>
-                        <a:fontRef idx="minor">
-                          <a:schemeClr val="lt1"/>
-                        </a:fontRef>
-                      </wps:style>
-                      <wps:bodyPr rot="0" spcFirstLastPara="0" vertOverflow="overflow" horzOverflow="overflow" vert="horz" wrap="square" lIns="91440" tIns="45720" rIns="91440" bIns="45720" numCol="1" spcCol="0" rtlCol="0" fromWordArt="0" anchor="ctr" anchorCtr="0" forceAA="0" compatLnSpc="1">
-                        <a:prstTxWarp prst="textNoShape">
-                          <a:avLst/>
-                        </a:prstTxWarp>
-                        <a:noAutofit/>
-                      </wps:bodyPr>
-                    </wps:wsp>
-                  </a:graphicData>
-                </a:graphic>
-                <wp14:sizeRelH relativeFrom="margin">
-                  <wp14:pctWidth>0</wp14:pctWidth>
-                </wp14:sizeRelH>
-                <wp14:sizeRelV relativeFrom="margin">
-                  <wp14:pctHeight>0</wp14:pctHeight>
-                </wp14:sizeRelV>
-              </wp:anchor>
-            </w:drawing>
-          </mc:Choice>
-          <mc:Fallback>
-            <w:pict>
-              <v:rect w14:anchorId="37343C46" id="Rectangle 3" o:spid="_x0000_s1026" style="position:absolute;margin-left:457.95pt;margin-top:22pt;width:56.75pt;height:18.5pt;z-index:251662336;visibility:visible;mso-wrap-style:square;mso-width-percent:0;mso-height-percent:0;mso-wrap-distance-left:9pt;mso-wrap-distance-top:0;mso-wrap-distance-right:9pt;mso-wrap-distance-bottom:0;mso-position-horizontal:absolute;mso-position-horizontal-relative:text;mso-position-vertical:absolute;mso-position-vertical-relative:text;mso-width-percent:0;mso-height-percent:0;mso-width-relative:margin;mso-height-relative:margin;v-text-anchor:middle" o:gfxdata="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" filled="f" strokecolor="#70ad47 [3209]" strokeweight="1pt"/>
-            </w:pict>
-          </mc:Fallback>
-        </mc:AlternateContent>
-      </w:r>
-      <w:r>
-        <w:rPr>
-          <w:rFonts w:ascii="Mont Heavy DEMO" w:hAnsi="Mont Heavy DEMO"/>
-          <w:noProof/>
-          <w:color w:val="3B3838" w:themeColor="background2" w:themeShade="40"/>
-          <w:sz w:val="18"/>
-          <w:szCs w:val="18"/>
-        </w:rPr>
-        <mc:AlternateContent>
-          <mc:Choice Requires="wps">
-            <w:drawing>
-              <wp:anchor distT="0" distB="0" distL="114300" distR="114300" simplePos="0" relativeHeight="251659264" behindDoc="0" locked="0" layoutInCell="1" allowOverlap="1" wp14:anchorId="0C8EE1F6" wp14:editId="507ABA05">
+              <wp:anchor distT="0" distB="0" distL="114300" distR="114300" simplePos="0" relativeHeight="251659264" behindDoc="0" locked="0" layoutInCell="1" allowOverlap="1" wp14:anchorId="0C8EE1F6" wp14:editId="0518A0D5">
                 <wp:simplePos x="0" y="0"/>
                 <wp:positionH relativeFrom="column">
                   <wp:posOffset>-456566</wp:posOffset>
@@ -247,6 +165,9 @@
                           <a:avLst/>
                         </a:prstGeom>
                         <a:ln w="28575">
+                          <a:solidFill>
+                            <a:schemeClr val="accent1"/>
+                          </a:solidFill>
                           <a:prstDash val="solid"/>
                         </a:ln>
                       </wps:spPr>
@@ -276,7 +197,7 @@
           </mc:Choice>
           <mc:Fallback>
             <w:pict>
-              <v:line w14:anchorId="1DDDBF5D" id="Straight Connector 1" o:spid="_x0000_s1026" style="position:absolute;z-index:251659264;visibility:visible;mso-wrap-style:square;mso-width-percent:0;mso-wrap-distance-left:9pt;mso-wrap-distance-top:0;mso-wrap-distance-right:9pt;mso-wrap-distance-bottom:0;mso-position-horizontal:absolute;mso-position-horizontal-relative:text;mso-position-vertical:absolute;mso-position-vertical-relative:text;mso-width-percent:0;mso-width-relative:margin" from="-35.95pt,17.5pt" to="603.8pt,17.5pt" o:gfxdata="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" strokecolor="#70ad47 [3209]" strokeweight="2.25pt">
+              <v:line w14:anchorId="147FF940" id="Straight Connector 1" o:spid="_x0000_s1026" style="position:absolute;z-index:251659264;visibility:visible;mso-wrap-style:square;mso-width-percent:0;mso-wrap-distance-left:9pt;mso-wrap-distance-top:0;mso-wrap-distance-right:9pt;mso-wrap-distance-bottom:0;mso-position-horizontal:absolute;mso-position-horizontal-relative:text;mso-position-vertical:absolute;mso-position-vertical-relative:text;mso-width-percent:0;mso-width-relative:margin" from="-35.95pt,17.5pt" to="603.8pt,17.5pt" o:gfxdata="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" strokecolor="#4472c4 [3204]" strokeweight="2.25pt">
                 <v:stroke joinstyle="miter"/>
               </v:line>
             </w:pict>
@@ -285,144 +206,43 @@
       </w:r>
       <w:r>
         <w:rPr>
-          <w:rFonts w:ascii="Mont Heavy DEMO" w:hAnsi="Mont Heavy DEMO"/>
-          <w:noProof/>
+          <w:rFonts w:ascii="Open Sans" w:hAnsi="Open Sans" w:cs="Open Sans"/>
+          <w:b/>
+          <w:bCs/>
           <w:color w:val="3B3838" w:themeColor="background2" w:themeShade="40"/>
           <w:sz w:val="18"/>
           <w:szCs w:val="18"/>
         </w:rPr>
-        <mc:AlternateContent>
-          <mc:Choice Requires="wps">
-            <w:drawing>
-              <wp:anchor distT="0" distB="0" distL="114300" distR="114300" simplePos="0" relativeHeight="251660288" behindDoc="0" locked="0" layoutInCell="1" allowOverlap="1" wp14:anchorId="5A8BB3B0" wp14:editId="0A3059C3">
-                <wp:simplePos x="0" y="0"/>
-                <wp:positionH relativeFrom="column">
-                  <wp:posOffset>4845050</wp:posOffset>
-                </wp:positionH>
-                <wp:positionV relativeFrom="paragraph">
-                  <wp:posOffset>222250</wp:posOffset>
-                </wp:positionV>
-                <wp:extent cx="0" cy="9201150"/>
-                <wp:effectExtent l="19050" t="0" r="19050" b="19050"/>
-                <wp:wrapNone/>
-                <wp:docPr id="2" name="Straight Connector 2"/>
-                <wp:cNvGraphicFramePr/>
-                <a:graphic xmlns:a="http://schemas.openxmlformats.org/drawingml/2006/main">
-                  <a:graphicData uri="http://schemas.microsoft.com/office/word/2010/wordprocessingShape">
-                    <wps:wsp>
-                      <wps:cNvCnPr/>
-                      <wps:spPr>
-                        <a:xfrm>
-                          <a:off x="0" y="0"/>
-                          <a:ext cx="0" cy="9201150"/>
-                        </a:xfrm>
-                        <a:prstGeom prst="line">
-                          <a:avLst/>
-                        </a:prstGeom>
-                        <a:ln w="28575">
-                          <a:prstDash val="solid"/>
-                        </a:ln>
-                      </wps:spPr>
-                      <wps:style>
-                        <a:lnRef idx="1">
-                          <a:schemeClr val="accent6"/>
-                        </a:lnRef>
-                        <a:fillRef idx="0">
-                          <a:schemeClr val="accent6"/>
-                        </a:fillRef>
-                        <a:effectRef idx="0">
-                          <a:schemeClr val="accent6"/>
-                        </a:effectRef>
-                        <a:fontRef idx="minor">
-                          <a:schemeClr val="tx1"/>
-                        </a:fontRef>
-                      </wps:style>
-                      <wps:bodyPr/>
-                    </wps:wsp>
-                  </a:graphicData>
-                </a:graphic>
-                <wp14:sizeRelV relativeFrom="margin">
-                  <wp14:pctHeight>0</wp14:pctHeight>
-                </wp14:sizeRelV>
-              </wp:anchor>
-            </w:drawing>
-          </mc:Choice>
-          <mc:Fallback>
-            <w:pict>
-              <v:line w14:anchorId="00F201B9" id="Straight Connector 2" o:spid="_x0000_s1026" style="position:absolute;z-index:251660288;visibility:visible;mso-wrap-style:square;mso-height-percent:0;mso-wrap-distance-left:9pt;mso-wrap-distance-top:0;mso-wrap-distance-right:9pt;mso-wrap-distance-bottom:0;mso-position-horizontal:absolute;mso-position-horizontal-relative:text;mso-position-vertical:absolute;mso-position-vertical-relative:text;mso-height-percent:0;mso-height-relative:margin" from="381.5pt,17.5pt" to="381.5pt,742pt" o:gfxdata="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" strokecolor="#70ad47 [3209]" strokeweight="2.25pt">
-                <v:stroke joinstyle="miter"/>
-              </v:line>
-            </w:pict>
-          </mc:Fallback>
-        </mc:AlternateContent>
-      </w:r>
-      <w:r>
-        <w:rPr>
-          <w:rFonts w:ascii="Mont Heavy DEMO" w:hAnsi="Mont Heavy DEMO"/>
+        <w:t xml:space="preserve">abtin.tabrizi2@gmail.com  </w:t>
+      </w:r>
+      <w:r>
+        <w:rPr>
+          <w:rFonts w:ascii="Open Sans" w:hAnsi="Open Sans" w:cs="Open Sans"/>
+          <w:b/>
+          <w:bCs/>
+          <w:color w:val="3B3838" w:themeColor="background2" w:themeShade="40"/>
+          <w:sz w:val="20"/>
+          <w:szCs w:val="20"/>
+        </w:rPr>
+        <w:t>|</w:t>
+      </w:r>
+      <w:r>
+        <w:rPr>
+          <w:rFonts w:ascii="Open Sans" w:hAnsi="Open Sans" w:cs="Open Sans"/>
+          <w:b/>
+          <w:bCs/>
           <w:color w:val="3B3838" w:themeColor="background2" w:themeShade="40"/>
           <w:sz w:val="18"/>
           <w:szCs w:val="18"/>
         </w:rPr>
-        <w:t xml:space="preserve">Mississauga, Ontario   </w:t>
-      </w:r>
-      <w:r>
-        <w:rPr>
-          <w:rFonts w:ascii="Coolvetica Rg" w:hAnsi="Coolvetica Rg"/>
-          <w:color w:val="3B3838" w:themeColor="background2" w:themeShade="40"/>
-          <w:sz w:val="20"/>
-          <w:szCs w:val="20"/>
-        </w:rPr>
-        <w:t xml:space="preserve">|  </w:t>
-      </w:r>
-      <w:r>
-        <w:rPr>
-          <w:rFonts w:ascii="Mont Heavy DEMO" w:hAnsi="Mont Heavy DEMO"/>
-          <w:color w:val="3B3838" w:themeColor="background2" w:themeShade="40"/>
-          <w:sz w:val="18"/>
-          <w:szCs w:val="18"/>
-        </w:rPr>
-        <w:t xml:space="preserve"> </w:t>
-      </w:r>
-      <w:r>
-        <w:rPr>
-          <w:rFonts w:ascii="Mont Heavy DEMO" w:hAnsi="Mont Heavy DEMO"/>
-          <w:color w:val="3B3838" w:themeColor="background2" w:themeShade="40"/>
-          <w:sz w:val="18"/>
-          <w:szCs w:val="18"/>
-        </w:rPr>
-        <w:t>abtin.tabrizi2@gmail.com</w:t>
-      </w:r>
-      <w:r>
-        <w:rPr>
-          <w:rFonts w:ascii="Mont Heavy DEMO" w:hAnsi="Mont Heavy DEMO"/>
-          <w:color w:val="3B3838" w:themeColor="background2" w:themeShade="40"/>
-          <w:sz w:val="18"/>
-          <w:szCs w:val="18"/>
-        </w:rPr>
         <w:t xml:space="preserve">   </w:t>
       </w:r>
       <w:r>
         <w:rPr>
-          <w:rFonts w:ascii="Coolvetica Rg" w:hAnsi="Coolvetica Rg"/>
-          <w:color w:val="3B3838" w:themeColor="background2" w:themeShade="40"/>
-          <w:sz w:val="20"/>
-          <w:szCs w:val="20"/>
-        </w:rPr>
-        <w:t>|</w:t>
-      </w:r>
-      <w:r>
-        <w:rPr>
-          <w:rFonts w:ascii="Mont Heavy DEMO" w:hAnsi="Mont Heavy DEMO"/>
-          <w:color w:val="3B3838" w:themeColor="background2" w:themeShade="40"/>
-          <w:sz w:val="18"/>
-          <w:szCs w:val="18"/>
-        </w:rPr>
-        <w:t xml:space="preserve">   </w:t>
-      </w:r>
-      <w:r>
-        <w:rPr>
           <w:rStyle w:val="vanity-namedomain"/>
-          <w:rFonts w:ascii="Mont Heavy DEMO" w:hAnsi="Mont Heavy DEMO" w:cs="Segoe UI"/>
+          <w:rFonts w:ascii="Open Sans" w:hAnsi="Open Sans" w:cs="Open Sans"/>
+          <w:b/>
+          <w:bCs/>
           <w:color w:val="3B3838" w:themeColor="background2" w:themeShade="40"/>
           <w:sz w:val="18"/>
           <w:szCs w:val="18"/>
@@ -434,7 +254,9 @@
       <w:r>
         <w:rPr>
           <w:rStyle w:val="vanity-namedisplay-name"/>
-          <w:rFonts w:ascii="Mont Heavy DEMO" w:hAnsi="Mont Heavy DEMO" w:cs="Segoe UI"/>
+          <w:rFonts w:ascii="Open Sans" w:hAnsi="Open Sans" w:cs="Open Sans"/>
+          <w:b/>
+          <w:bCs/>
           <w:color w:val="3B3838" w:themeColor="background2" w:themeShade="40"/>
           <w:sz w:val="18"/>
           <w:szCs w:val="18"/>
@@ -446,7 +268,9 @@
       <w:r>
         <w:rPr>
           <w:rStyle w:val="vanity-namedisplay-name"/>
-          <w:rFonts w:ascii="Coolvetica Rg" w:hAnsi="Coolvetica Rg" w:cs="Segoe UI"/>
+          <w:rFonts w:ascii="Open Sans" w:hAnsi="Open Sans" w:cs="Open Sans"/>
+          <w:b/>
+          <w:bCs/>
           <w:color w:val="3B3838" w:themeColor="background2" w:themeShade="40"/>
           <w:sz w:val="20"/>
           <w:szCs w:val="20"/>
@@ -458,38 +282,16 @@
       <w:r>
         <w:rPr>
           <w:rStyle w:val="vanity-namedisplay-name"/>
-          <w:rFonts w:ascii="Mont Heavy DEMO" w:hAnsi="Mont Heavy DEMO" w:cs="Segoe UI"/>
+          <w:rFonts w:ascii="Open Sans" w:hAnsi="Open Sans" w:cs="Open Sans"/>
+          <w:b/>
+          <w:bCs/>
           <w:color w:val="3B3838" w:themeColor="background2" w:themeShade="40"/>
           <w:sz w:val="18"/>
           <w:szCs w:val="18"/>
           <w:bdr w:val="none" w:sz="0" w:space="0" w:color="auto" w:frame="1"/>
           <w:shd w:val="clear" w:color="auto" w:fill="FFFFFF"/>
         </w:rPr>
-        <w:t xml:space="preserve">   github.com</w:t>
-      </w:r>
-      <w:r>
-        <w:rPr>
-          <w:rStyle w:val="vanity-namedisplay-name"/>
-          <w:rFonts w:ascii="Coolvetica Rg" w:hAnsi="Coolvetica Rg" w:cs="Segoe UI"/>
-          <w:color w:val="3B3838" w:themeColor="background2" w:themeShade="40"/>
-          <w:sz w:val="18"/>
-          <w:szCs w:val="18"/>
-          <w:bdr w:val="none" w:sz="0" w:space="0" w:color="auto" w:frame="1"/>
-          <w:shd w:val="clear" w:color="auto" w:fill="FFFFFF"/>
-        </w:rPr>
-        <w:t>/</w:t>
-      </w:r>
-      <w:r>
-        <w:rPr>
-          <w:rStyle w:val="vanity-namedisplay-name"/>
-          <w:rFonts w:ascii="Mont Heavy DEMO" w:hAnsi="Mont Heavy DEMO" w:cs="Segoe UI"/>
-          <w:color w:val="3B3838" w:themeColor="background2" w:themeShade="40"/>
-          <w:sz w:val="18"/>
-          <w:szCs w:val="18"/>
-          <w:bdr w:val="none" w:sz="0" w:space="0" w:color="auto" w:frame="1"/>
-          <w:shd w:val="clear" w:color="auto" w:fill="FFFFFF"/>
-        </w:rPr>
-        <w:t>STr3AK1337</w:t>
+        <w:t xml:space="preserve">   github.com/STr3AK1337</w:t>
       </w:r>
     </w:p>
     <w:p>
@@ -497,16 +299,20 @@
         <w:spacing w:after="0"/>
         <w:jc w:val="center"/>
         <w:rPr>
-          <w:rFonts w:ascii="Mont Heavy DEMO" w:hAnsi="Mont Heavy DEMO"/>
-          <w:color w:val="70AD47" w:themeColor="accent6"/>
+          <w:rFonts w:ascii="Open Sans" w:hAnsi="Open Sans" w:cs="Open Sans"/>
+          <w:b/>
+          <w:bCs/>
+          <w:color w:val="4472C4" w:themeColor="accent1"/>
           <w:sz w:val="28"/>
           <w:szCs w:val="28"/>
         </w:rPr>
       </w:pPr>
       <w:r>
         <w:rPr>
-          <w:rFonts w:ascii="Mont Heavy DEMO" w:hAnsi="Mont Heavy DEMO"/>
-          <w:color w:val="70AD47" w:themeColor="accent6"/>
+          <w:rFonts w:ascii="Open Sans" w:hAnsi="Open Sans" w:cs="Open Sans"/>
+          <w:b/>
+          <w:bCs/>
+          <w:color w:val="4472C4" w:themeColor="accent1"/>
           <w:sz w:val="28"/>
           <w:szCs w:val="28"/>
         </w:rPr>
@@ -514,8 +320,10 @@
       </w:r>
       <w:r>
         <w:rPr>
-          <w:rFonts w:ascii="Mont Heavy DEMO" w:hAnsi="Mont Heavy DEMO"/>
-          <w:color w:val="70AD47" w:themeColor="accent6"/>
+          <w:rFonts w:ascii="Open Sans" w:hAnsi="Open Sans" w:cs="Open Sans"/>
+          <w:b/>
+          <w:bCs/>
+          <w:color w:val="4472C4" w:themeColor="accent1"/>
           <w:sz w:val="28"/>
           <w:szCs w:val="28"/>
         </w:rPr>
@@ -526,16 +334,20 @@
       <w:pPr>
         <w:spacing w:after="0"/>
         <w:rPr>
-          <w:rFonts w:ascii="Mont Heavy DEMO" w:hAnsi="Mont Heavy DEMO"/>
-          <w:color w:val="385623" w:themeColor="accent6" w:themeShade="80"/>
+          <w:rFonts w:ascii="Open Sans" w:hAnsi="Open Sans" w:cs="Open Sans"/>
+          <w:b/>
+          <w:bCs/>
+          <w:color w:val="1F3864" w:themeColor="accent1" w:themeShade="80"/>
           <w:sz w:val="24"/>
           <w:szCs w:val="24"/>
         </w:rPr>
       </w:pPr>
       <w:r>
         <w:rPr>
-          <w:rFonts w:ascii="Mont Heavy DEMO" w:hAnsi="Mont Heavy DEMO"/>
-          <w:color w:val="385623" w:themeColor="accent6" w:themeShade="80"/>
+          <w:rFonts w:ascii="Open Sans" w:hAnsi="Open Sans" w:cs="Open Sans"/>
+          <w:b/>
+          <w:bCs/>
+          <w:color w:val="1F3864" w:themeColor="accent1" w:themeShade="80"/>
           <w:sz w:val="24"/>
           <w:szCs w:val="24"/>
         </w:rPr>
@@ -543,8 +355,10 @@
       </w:r>
       <w:r>
         <w:rPr>
-          <w:rFonts w:ascii="Mont Heavy DEMO" w:hAnsi="Mont Heavy DEMO"/>
-          <w:color w:val="385623" w:themeColor="accent6" w:themeShade="80"/>
+          <w:rFonts w:ascii="Open Sans" w:hAnsi="Open Sans" w:cs="Open Sans"/>
+          <w:b/>
+          <w:bCs/>
+          <w:color w:val="1F3864" w:themeColor="accent1" w:themeShade="80"/>
           <w:sz w:val="24"/>
           <w:szCs w:val="24"/>
         </w:rPr>
@@ -552,8 +366,10 @@
       </w:r>
       <w:r>
         <w:rPr>
-          <w:rFonts w:ascii="Mont Heavy DEMO" w:hAnsi="Mont Heavy DEMO"/>
-          <w:color w:val="385623" w:themeColor="accent6" w:themeShade="80"/>
+          <w:rFonts w:ascii="Open Sans" w:hAnsi="Open Sans" w:cs="Open Sans"/>
+          <w:b/>
+          <w:bCs/>
+          <w:color w:val="1F3864" w:themeColor="accent1" w:themeShade="80"/>
           <w:sz w:val="24"/>
           <w:szCs w:val="24"/>
         </w:rPr>
@@ -572,16 +388,16 @@
         <w:rPr>
           <w:rFonts w:ascii="Open Sans" w:hAnsi="Open Sans" w:cs="Open Sans"/>
           <w:color w:val="262626" w:themeColor="text1" w:themeTint="D9"/>
-          <w:sz w:val="18"/>
-          <w:szCs w:val="18"/>
-        </w:rPr>
-      </w:pPr>
-      <w:r>
-        <w:rPr>
-          <w:rFonts w:ascii="Open Sans" w:hAnsi="Open Sans" w:cs="Open Sans"/>
-          <w:color w:val="262626" w:themeColor="text1" w:themeTint="D9"/>
-          <w:sz w:val="18"/>
-          <w:szCs w:val="18"/>
+          <w:sz w:val="20"/>
+          <w:szCs w:val="20"/>
+        </w:rPr>
+      </w:pPr>
+      <w:r>
+        <w:rPr>
+          <w:rFonts w:ascii="Open Sans" w:hAnsi="Open Sans" w:cs="Open Sans"/>
+          <w:color w:val="262626" w:themeColor="text1" w:themeTint="D9"/>
+          <w:sz w:val="20"/>
+          <w:szCs w:val="20"/>
         </w:rPr>
         <w:t xml:space="preserve">Developed a calendar and </w:t>
       </w:r>
@@ -589,8 +405,8 @@
         <w:rPr>
           <w:rFonts w:ascii="Open Sans" w:hAnsi="Open Sans" w:cs="Open Sans"/>
           <w:color w:val="262626" w:themeColor="text1" w:themeTint="D9"/>
-          <w:sz w:val="18"/>
-          <w:szCs w:val="18"/>
+          <w:sz w:val="20"/>
+          <w:szCs w:val="20"/>
         </w:rPr>
         <w:t>health tracker</w:t>
       </w:r>
@@ -598,8 +414,8 @@
         <w:rPr>
           <w:rFonts w:ascii="Open Sans" w:hAnsi="Open Sans" w:cs="Open Sans"/>
           <w:color w:val="262626" w:themeColor="text1" w:themeTint="D9"/>
-          <w:sz w:val="18"/>
-          <w:szCs w:val="18"/>
+          <w:sz w:val="20"/>
+          <w:szCs w:val="20"/>
         </w:rPr>
         <w:t xml:space="preserve"> </w:t>
       </w:r>
@@ -607,8 +423,8 @@
         <w:rPr>
           <w:rFonts w:ascii="Open Sans" w:hAnsi="Open Sans" w:cs="Open Sans"/>
           <w:color w:val="262626" w:themeColor="text1" w:themeTint="D9"/>
-          <w:sz w:val="18"/>
-          <w:szCs w:val="18"/>
+          <w:sz w:val="20"/>
+          <w:szCs w:val="20"/>
         </w:rPr>
         <w:t xml:space="preserve">application </w:t>
       </w:r>
@@ -616,8 +432,8 @@
         <w:rPr>
           <w:rFonts w:ascii="Open Sans" w:hAnsi="Open Sans" w:cs="Open Sans"/>
           <w:color w:val="262626" w:themeColor="text1" w:themeTint="D9"/>
-          <w:sz w:val="18"/>
-          <w:szCs w:val="18"/>
+          <w:sz w:val="20"/>
+          <w:szCs w:val="20"/>
         </w:rPr>
         <w:t xml:space="preserve">with </w:t>
       </w:r>
@@ -627,8 +443,8 @@
           <w:b/>
           <w:bCs/>
           <w:color w:val="262626" w:themeColor="text1" w:themeTint="D9"/>
-          <w:sz w:val="18"/>
-          <w:szCs w:val="18"/>
+          <w:sz w:val="20"/>
+          <w:szCs w:val="20"/>
         </w:rPr>
         <w:t xml:space="preserve">Python </w:t>
       </w:r>
@@ -636,8 +452,8 @@
         <w:rPr>
           <w:rFonts w:ascii="Open Sans" w:hAnsi="Open Sans" w:cs="Open Sans"/>
           <w:color w:val="262626" w:themeColor="text1" w:themeTint="D9"/>
-          <w:sz w:val="18"/>
-          <w:szCs w:val="18"/>
+          <w:sz w:val="20"/>
+          <w:szCs w:val="20"/>
         </w:rPr>
         <w:t xml:space="preserve">that allows users to easily </w:t>
       </w:r>
@@ -645,8 +461,8 @@
         <w:rPr>
           <w:rFonts w:ascii="Open Sans" w:hAnsi="Open Sans" w:cs="Open Sans"/>
           <w:color w:val="262626" w:themeColor="text1" w:themeTint="D9"/>
-          <w:sz w:val="18"/>
-          <w:szCs w:val="18"/>
+          <w:sz w:val="20"/>
+          <w:szCs w:val="20"/>
         </w:rPr>
         <w:t xml:space="preserve">navigate and </w:t>
       </w:r>
@@ -654,8 +470,8 @@
         <w:rPr>
           <w:rFonts w:ascii="Open Sans" w:hAnsi="Open Sans" w:cs="Open Sans"/>
           <w:color w:val="262626" w:themeColor="text1" w:themeTint="D9"/>
-          <w:sz w:val="18"/>
-          <w:szCs w:val="18"/>
+          <w:sz w:val="20"/>
+          <w:szCs w:val="20"/>
         </w:rPr>
         <w:t xml:space="preserve">keep track of important events and activities </w:t>
       </w:r>
@@ -663,8 +479,8 @@
         <w:rPr>
           <w:rFonts w:ascii="Open Sans" w:hAnsi="Open Sans" w:cs="Open Sans"/>
           <w:color w:val="262626" w:themeColor="text1" w:themeTint="D9"/>
-          <w:sz w:val="18"/>
-          <w:szCs w:val="18"/>
+          <w:sz w:val="20"/>
+          <w:szCs w:val="20"/>
         </w:rPr>
         <w:t>such as exercises and blood sugar measurements</w:t>
       </w:r>
@@ -681,16 +497,16 @@
         <w:rPr>
           <w:rFonts w:ascii="Open Sans" w:hAnsi="Open Sans" w:cs="Open Sans"/>
           <w:color w:val="262626" w:themeColor="text1" w:themeTint="D9"/>
-          <w:sz w:val="18"/>
-          <w:szCs w:val="18"/>
-        </w:rPr>
-      </w:pPr>
-      <w:r>
-        <w:rPr>
-          <w:rFonts w:ascii="Open Sans" w:hAnsi="Open Sans" w:cs="Open Sans"/>
-          <w:color w:val="262626" w:themeColor="text1" w:themeTint="D9"/>
-          <w:sz w:val="18"/>
-          <w:szCs w:val="18"/>
+          <w:sz w:val="20"/>
+          <w:szCs w:val="20"/>
+        </w:rPr>
+      </w:pPr>
+      <w:r>
+        <w:rPr>
+          <w:rFonts w:ascii="Open Sans" w:hAnsi="Open Sans" w:cs="Open Sans"/>
+          <w:color w:val="262626" w:themeColor="text1" w:themeTint="D9"/>
+          <w:sz w:val="20"/>
+          <w:szCs w:val="20"/>
         </w:rPr>
         <w:t>Designed</w:t>
       </w:r>
@@ -698,8 +514,8 @@
         <w:rPr>
           <w:rFonts w:ascii="Open Sans" w:hAnsi="Open Sans" w:cs="Open Sans"/>
           <w:color w:val="262626" w:themeColor="text1" w:themeTint="D9"/>
-          <w:sz w:val="18"/>
-          <w:szCs w:val="18"/>
+          <w:sz w:val="20"/>
+          <w:szCs w:val="20"/>
         </w:rPr>
         <w:t xml:space="preserve"> resizable, user-friendly interfaces </w:t>
       </w:r>
@@ -707,8 +523,8 @@
         <w:rPr>
           <w:rFonts w:ascii="Open Sans" w:hAnsi="Open Sans" w:cs="Open Sans"/>
           <w:color w:val="262626" w:themeColor="text1" w:themeTint="D9"/>
-          <w:sz w:val="18"/>
-          <w:szCs w:val="18"/>
+          <w:sz w:val="20"/>
+          <w:szCs w:val="20"/>
         </w:rPr>
         <w:t xml:space="preserve">catered towards the elderly </w:t>
       </w:r>
@@ -716,8 +532,8 @@
         <w:rPr>
           <w:rFonts w:ascii="Open Sans" w:hAnsi="Open Sans" w:cs="Open Sans"/>
           <w:color w:val="262626" w:themeColor="text1" w:themeTint="D9"/>
-          <w:sz w:val="18"/>
-          <w:szCs w:val="18"/>
+          <w:sz w:val="20"/>
+          <w:szCs w:val="20"/>
         </w:rPr>
         <w:t xml:space="preserve">with the </w:t>
       </w:r>
@@ -727,8 +543,8 @@
           <w:b/>
           <w:bCs/>
           <w:color w:val="262626" w:themeColor="text1" w:themeTint="D9"/>
-          <w:sz w:val="18"/>
-          <w:szCs w:val="18"/>
+          <w:sz w:val="20"/>
+          <w:szCs w:val="20"/>
         </w:rPr>
         <w:t>Kivy</w:t>
       </w:r>
@@ -736,8 +552,8 @@
         <w:rPr>
           <w:rFonts w:ascii="Open Sans" w:hAnsi="Open Sans" w:cs="Open Sans"/>
           <w:color w:val="262626" w:themeColor="text1" w:themeTint="D9"/>
-          <w:sz w:val="18"/>
-          <w:szCs w:val="18"/>
+          <w:sz w:val="20"/>
+          <w:szCs w:val="20"/>
         </w:rPr>
         <w:t xml:space="preserve"> framework for </w:t>
       </w:r>
@@ -747,8 +563,8 @@
           <w:b/>
           <w:bCs/>
           <w:color w:val="262626" w:themeColor="text1" w:themeTint="D9"/>
-          <w:sz w:val="18"/>
-          <w:szCs w:val="18"/>
+          <w:sz w:val="20"/>
+          <w:szCs w:val="20"/>
         </w:rPr>
         <w:t>Python</w:t>
       </w:r>
@@ -756,8 +572,8 @@
         <w:rPr>
           <w:rFonts w:ascii="Open Sans" w:hAnsi="Open Sans" w:cs="Open Sans"/>
           <w:color w:val="262626" w:themeColor="text1" w:themeTint="D9"/>
-          <w:sz w:val="18"/>
-          <w:szCs w:val="18"/>
+          <w:sz w:val="20"/>
+          <w:szCs w:val="20"/>
         </w:rPr>
         <w:t xml:space="preserve"> </w:t>
       </w:r>
@@ -765,8 +581,8 @@
         <w:rPr>
           <w:rFonts w:ascii="Open Sans" w:hAnsi="Open Sans" w:cs="Open Sans"/>
           <w:color w:val="262626" w:themeColor="text1" w:themeTint="D9"/>
-          <w:sz w:val="18"/>
-          <w:szCs w:val="18"/>
+          <w:sz w:val="20"/>
+          <w:szCs w:val="20"/>
         </w:rPr>
         <w:t>so that the app is intuitive to use on both desktop and mobile</w:t>
       </w:r>
@@ -782,16 +598,16 @@
         <w:rPr>
           <w:rFonts w:ascii="Open Sans" w:hAnsi="Open Sans" w:cs="Open Sans"/>
           <w:color w:val="262626" w:themeColor="text1" w:themeTint="D9"/>
-          <w:sz w:val="18"/>
-          <w:szCs w:val="18"/>
-        </w:rPr>
-      </w:pPr>
-      <w:r>
-        <w:rPr>
-          <w:rFonts w:ascii="Open Sans" w:hAnsi="Open Sans" w:cs="Open Sans"/>
-          <w:color w:val="262626" w:themeColor="text1" w:themeTint="D9"/>
-          <w:sz w:val="18"/>
-          <w:szCs w:val="18"/>
+          <w:sz w:val="20"/>
+          <w:szCs w:val="20"/>
+        </w:rPr>
+      </w:pPr>
+      <w:r>
+        <w:rPr>
+          <w:rFonts w:ascii="Open Sans" w:hAnsi="Open Sans" w:cs="Open Sans"/>
+          <w:color w:val="262626" w:themeColor="text1" w:themeTint="D9"/>
+          <w:sz w:val="20"/>
+          <w:szCs w:val="20"/>
         </w:rPr>
         <w:t xml:space="preserve">Implemented a login system </w:t>
       </w:r>
@@ -799,8 +615,8 @@
         <w:rPr>
           <w:rFonts w:ascii="Open Sans" w:hAnsi="Open Sans" w:cs="Open Sans"/>
           <w:color w:val="262626" w:themeColor="text1" w:themeTint="D9"/>
-          <w:sz w:val="18"/>
-          <w:szCs w:val="18"/>
+          <w:sz w:val="20"/>
+          <w:szCs w:val="20"/>
         </w:rPr>
         <w:t>to ensure the security of user</w:t>
       </w:r>
@@ -808,8 +624,8 @@
         <w:rPr>
           <w:rFonts w:ascii="Open Sans" w:hAnsi="Open Sans" w:cs="Open Sans"/>
           <w:color w:val="262626" w:themeColor="text1" w:themeTint="D9"/>
-          <w:sz w:val="18"/>
-          <w:szCs w:val="18"/>
+          <w:sz w:val="20"/>
+          <w:szCs w:val="20"/>
         </w:rPr>
         <w:t>s</w:t>
       </w:r>
@@ -817,8 +633,8 @@
         <w:rPr>
           <w:rFonts w:ascii="Open Sans" w:hAnsi="Open Sans" w:cs="Open Sans"/>
           <w:color w:val="262626" w:themeColor="text1" w:themeTint="D9"/>
-          <w:sz w:val="18"/>
-          <w:szCs w:val="18"/>
+          <w:sz w:val="20"/>
+          <w:szCs w:val="20"/>
         </w:rPr>
         <w:t xml:space="preserve"> and keep their information organized</w:t>
       </w:r>
@@ -827,20 +643,20 @@
       <w:pPr>
         <w:spacing w:after="0"/>
         <w:rPr>
-          <w:rFonts w:ascii="Mont Heavy DEMO" w:hAnsi="Mont Heavy DEMO"/>
-          <w:b/>
-          <w:bCs/>
-          <w:color w:val="385623" w:themeColor="accent6" w:themeShade="80"/>
+          <w:rFonts w:ascii="Open Sans" w:hAnsi="Open Sans" w:cs="Open Sans"/>
+          <w:b/>
+          <w:bCs/>
+          <w:color w:val="1F3864" w:themeColor="accent1" w:themeShade="80"/>
           <w:sz w:val="24"/>
           <w:szCs w:val="24"/>
         </w:rPr>
       </w:pPr>
       <w:r>
         <w:rPr>
-          <w:rFonts w:ascii="Mont Heavy DEMO" w:hAnsi="Mont Heavy DEMO"/>
-          <w:b/>
-          <w:bCs/>
-          <w:color w:val="385623" w:themeColor="accent6" w:themeShade="80"/>
+          <w:rFonts w:ascii="Open Sans" w:hAnsi="Open Sans" w:cs="Open Sans"/>
+          <w:b/>
+          <w:bCs/>
+          <w:color w:val="1F3864" w:themeColor="accent1" w:themeShade="80"/>
           <w:sz w:val="24"/>
           <w:szCs w:val="24"/>
         </w:rPr>
@@ -852,17 +668,17 @@
         <w:spacing w:after="0"/>
         <w:rPr>
           <w:rFonts w:ascii="Open Sans" w:hAnsi="Open Sans" w:cs="Open Sans"/>
-          <w:color w:val="538135" w:themeColor="accent6" w:themeShade="BF"/>
-          <w:sz w:val="18"/>
-          <w:szCs w:val="18"/>
-        </w:rPr>
-      </w:pPr>
-      <w:r>
-        <w:rPr>
-          <w:rFonts w:ascii="Open Sans" w:hAnsi="Open Sans" w:cs="Open Sans"/>
-          <w:color w:val="538135" w:themeColor="accent6" w:themeShade="BF"/>
-          <w:sz w:val="18"/>
-          <w:szCs w:val="18"/>
+          <w:color w:val="4472C4" w:themeColor="accent1"/>
+          <w:sz w:val="16"/>
+          <w:szCs w:val="16"/>
+        </w:rPr>
+      </w:pPr>
+      <w:r>
+        <w:rPr>
+          <w:rFonts w:ascii="Open Sans" w:hAnsi="Open Sans" w:cs="Open Sans"/>
+          <w:color w:val="4472C4" w:themeColor="accent1"/>
+          <w:sz w:val="16"/>
+          <w:szCs w:val="16"/>
         </w:rPr>
         <w:t>iQmetrix Hackathon 2021</w:t>
       </w:r>
@@ -879,27 +695,54 @@
         <w:rPr>
           <w:rFonts w:ascii="Open Sans" w:hAnsi="Open Sans" w:cs="Open Sans"/>
           <w:color w:val="262626" w:themeColor="text1" w:themeTint="D9"/>
-          <w:sz w:val="16"/>
-          <w:szCs w:val="16"/>
-        </w:rPr>
-      </w:pPr>
-      <w:r>
-        <w:rPr>
-          <w:rFonts w:ascii="Open Sans" w:hAnsi="Open Sans" w:cs="Open Sans"/>
-          <w:color w:val="262626" w:themeColor="text1" w:themeTint="D9"/>
           <w:sz w:val="18"/>
           <w:szCs w:val="18"/>
         </w:rPr>
-        <w:t xml:space="preserve">Developed a program with </w:t>
-      </w:r>
-      <w:r>
-        <w:rPr>
-          <w:rFonts w:ascii="Open Sans" w:hAnsi="Open Sans" w:cs="Open Sans"/>
-          <w:b/>
-          <w:bCs/>
-          <w:color w:val="262626" w:themeColor="text1" w:themeTint="D9"/>
-          <w:sz w:val="18"/>
-          <w:szCs w:val="18"/>
+      </w:pPr>
+      <w:r>
+        <w:rPr>
+          <w:rFonts w:ascii="Open Sans" w:hAnsi="Open Sans" w:cs="Open Sans"/>
+          <w:color w:val="262626" w:themeColor="text1" w:themeTint="D9"/>
+          <w:sz w:val="20"/>
+          <w:szCs w:val="20"/>
+        </w:rPr>
+        <w:t xml:space="preserve">Developed a </w:t>
+      </w:r>
+      <w:r>
+        <w:rPr>
+          <w:rFonts w:ascii="Open Sans" w:hAnsi="Open Sans" w:cs="Open Sans"/>
+          <w:color w:val="262626" w:themeColor="text1" w:themeTint="D9"/>
+          <w:sz w:val="20"/>
+          <w:szCs w:val="20"/>
+        </w:rPr>
+        <w:t xml:space="preserve">hiring </w:t>
+      </w:r>
+      <w:r>
+        <w:rPr>
+          <w:rFonts w:ascii="Open Sans" w:hAnsi="Open Sans" w:cs="Open Sans"/>
+          <w:color w:val="262626" w:themeColor="text1" w:themeTint="D9"/>
+          <w:sz w:val="20"/>
+          <w:szCs w:val="20"/>
+        </w:rPr>
+        <w:t>application</w:t>
+      </w:r>
+      <w:r>
+        <w:rPr>
+          <w:rFonts w:ascii="Open Sans" w:hAnsi="Open Sans" w:cs="Open Sans"/>
+          <w:color w:val="262626" w:themeColor="text1" w:themeTint="D9"/>
+          <w:sz w:val="20"/>
+          <w:szCs w:val="20"/>
+        </w:rPr>
+        <w:t xml:space="preserve"> with </w:t>
+      </w:r>
+      <w:r>
+        <w:rPr>
+          <w:rFonts w:ascii="Open Sans" w:hAnsi="Open Sans" w:cs="Open Sans"/>
+          <w:b/>
+          <w:bCs/>
+          <w:color w:val="262626" w:themeColor="text1" w:themeTint="D9"/>
+          <w:sz w:val="20"/>
+          <w:szCs w:val="20"/>
         </w:rPr>
         <w:t xml:space="preserve">Python </w:t>
       </w:r>
@@ -907,8 +750,8 @@
         <w:rPr>
           <w:rFonts w:ascii="Open Sans" w:hAnsi="Open Sans" w:cs="Open Sans"/>
           <w:color w:val="262626" w:themeColor="text1" w:themeTint="D9"/>
-          <w:sz w:val="18"/>
-          <w:szCs w:val="18"/>
+          <w:sz w:val="20"/>
+          <w:szCs w:val="20"/>
         </w:rPr>
         <w:t xml:space="preserve">and the </w:t>
       </w:r>
@@ -918,8 +761,8 @@
           <w:b/>
           <w:bCs/>
           <w:color w:val="262626" w:themeColor="text1" w:themeTint="D9"/>
-          <w:sz w:val="18"/>
-          <w:szCs w:val="18"/>
+          <w:sz w:val="20"/>
+          <w:szCs w:val="20"/>
         </w:rPr>
         <w:t>Tkinter</w:t>
       </w:r>
@@ -927,8 +770,8 @@
         <w:rPr>
           <w:rFonts w:ascii="Open Sans" w:hAnsi="Open Sans" w:cs="Open Sans"/>
           <w:color w:val="262626" w:themeColor="text1" w:themeTint="D9"/>
-          <w:sz w:val="18"/>
-          <w:szCs w:val="18"/>
+          <w:sz w:val="20"/>
+          <w:szCs w:val="20"/>
         </w:rPr>
         <w:t xml:space="preserve"> GUI package</w:t>
       </w:r>
@@ -938,8 +781,8 @@
           <w:b/>
           <w:bCs/>
           <w:color w:val="262626" w:themeColor="text1" w:themeTint="D9"/>
-          <w:sz w:val="18"/>
-          <w:szCs w:val="18"/>
+          <w:sz w:val="20"/>
+          <w:szCs w:val="20"/>
         </w:rPr>
         <w:t xml:space="preserve"> </w:t>
       </w:r>
@@ -947,8 +790,8 @@
         <w:rPr>
           <w:rFonts w:ascii="Open Sans" w:hAnsi="Open Sans" w:cs="Open Sans"/>
           <w:color w:val="262626" w:themeColor="text1" w:themeTint="D9"/>
-          <w:sz w:val="18"/>
-          <w:szCs w:val="18"/>
+          <w:sz w:val="20"/>
+          <w:szCs w:val="20"/>
         </w:rPr>
         <w:t xml:space="preserve">that allowed people searching for work to enter their information into a database created with </w:t>
       </w:r>
@@ -958,8 +801,8 @@
           <w:b/>
           <w:bCs/>
           <w:color w:val="262626" w:themeColor="text1" w:themeTint="D9"/>
-          <w:sz w:val="18"/>
-          <w:szCs w:val="18"/>
+          <w:sz w:val="20"/>
+          <w:szCs w:val="20"/>
         </w:rPr>
         <w:t>SQLite</w:t>
       </w:r>
@@ -976,25 +819,34 @@
         <w:rPr>
           <w:rFonts w:ascii="Open Sans" w:hAnsi="Open Sans" w:cs="Open Sans"/>
           <w:color w:val="262626" w:themeColor="text1" w:themeTint="D9"/>
-          <w:sz w:val="16"/>
-          <w:szCs w:val="16"/>
-        </w:rPr>
-      </w:pPr>
-      <w:r>
-        <w:rPr>
-          <w:rFonts w:ascii="Open Sans" w:hAnsi="Open Sans" w:cs="Open Sans"/>
-          <w:color w:val="262626" w:themeColor="text1" w:themeTint="D9"/>
           <w:sz w:val="18"/>
           <w:szCs w:val="18"/>
         </w:rPr>
-        <w:t>Allowed employer</w:t>
-      </w:r>
-      <w:r>
-        <w:rPr>
-          <w:rFonts w:ascii="Open Sans" w:hAnsi="Open Sans" w:cs="Open Sans"/>
-          <w:color w:val="262626" w:themeColor="text1" w:themeTint="D9"/>
-          <w:sz w:val="18"/>
-          <w:szCs w:val="18"/>
+      </w:pPr>
+      <w:r>
+        <w:rPr>
+          <w:rFonts w:ascii="Open Sans" w:hAnsi="Open Sans" w:cs="Open Sans"/>
+          <w:color w:val="262626" w:themeColor="text1" w:themeTint="D9"/>
+          <w:sz w:val="20"/>
+          <w:szCs w:val="20"/>
+        </w:rPr>
+        <w:t>Implemented a way for</w:t>
+      </w:r>
+      <w:r>
+        <w:rPr>
+          <w:rFonts w:ascii="Open Sans" w:hAnsi="Open Sans" w:cs="Open Sans"/>
+          <w:color w:val="262626" w:themeColor="text1" w:themeTint="D9"/>
+          <w:sz w:val="20"/>
+          <w:szCs w:val="20"/>
+        </w:rPr>
+        <w:t xml:space="preserve"> employer</w:t>
+      </w:r>
+      <w:r>
+        <w:rPr>
+          <w:rFonts w:ascii="Open Sans" w:hAnsi="Open Sans" w:cs="Open Sans"/>
+          <w:color w:val="262626" w:themeColor="text1" w:themeTint="D9"/>
+          <w:sz w:val="20"/>
+          <w:szCs w:val="20"/>
         </w:rPr>
         <w:t>s</w:t>
       </w:r>
@@ -1002,10 +854,37 @@
         <w:rPr>
           <w:rFonts w:ascii="Open Sans" w:hAnsi="Open Sans" w:cs="Open Sans"/>
           <w:color w:val="262626" w:themeColor="text1" w:themeTint="D9"/>
-          <w:sz w:val="18"/>
-          <w:szCs w:val="18"/>
-        </w:rPr>
-        <w:t xml:space="preserve"> to filter and view the database so that they could filter send job offers directly to people who matched their requirements</w:t>
+          <w:sz w:val="20"/>
+          <w:szCs w:val="20"/>
+        </w:rPr>
+        <w:t xml:space="preserve"> to filter and view the database s</w:t>
+      </w:r>
+      <w:r>
+        <w:rPr>
+          <w:rFonts w:ascii="Open Sans" w:hAnsi="Open Sans" w:cs="Open Sans"/>
+          <w:color w:val="262626" w:themeColor="text1" w:themeTint="D9"/>
+          <w:sz w:val="20"/>
+          <w:szCs w:val="20"/>
+        </w:rPr>
+        <w:t>uch</w:t>
+      </w:r>
+      <w:r>
+        <w:rPr>
+          <w:rFonts w:ascii="Open Sans" w:hAnsi="Open Sans" w:cs="Open Sans"/>
+          <w:color w:val="262626" w:themeColor="text1" w:themeTint="D9"/>
+          <w:sz w:val="20"/>
+          <w:szCs w:val="20"/>
+        </w:rPr>
+        <w:t xml:space="preserve"> that they could send job offers directly to people who matched </w:t>
+      </w:r>
+      <w:r>
+        <w:rPr>
+          <w:rFonts w:ascii="Open Sans" w:hAnsi="Open Sans" w:cs="Open Sans"/>
+          <w:color w:val="262626" w:themeColor="text1" w:themeTint="D9"/>
+          <w:sz w:val="20"/>
+          <w:szCs w:val="20"/>
+        </w:rPr>
+        <w:t>what they are searching for</w:t>
       </w:r>
     </w:p>
     <w:p>
@@ -1019,17 +898,17 @@
         <w:rPr>
           <w:rFonts w:ascii="Open Sans" w:hAnsi="Open Sans" w:cs="Open Sans"/>
           <w:color w:val="262626" w:themeColor="text1" w:themeTint="D9"/>
-          <w:sz w:val="16"/>
-          <w:szCs w:val="16"/>
-        </w:rPr>
-      </w:pPr>
-      <w:r>
-        <w:rPr>
-          <w:rFonts w:ascii="Open Sans" w:hAnsi="Open Sans" w:cs="Open Sans"/>
-          <w:color w:val="262626" w:themeColor="text1" w:themeTint="D9"/>
           <w:sz w:val="18"/>
           <w:szCs w:val="18"/>
         </w:rPr>
+      </w:pPr>
+      <w:r>
+        <w:rPr>
+          <w:rFonts w:ascii="Open Sans" w:hAnsi="Open Sans" w:cs="Open Sans"/>
+          <w:color w:val="262626" w:themeColor="text1" w:themeTint="D9"/>
+          <w:sz w:val="20"/>
+          <w:szCs w:val="20"/>
+        </w:rPr>
         <w:t xml:space="preserve">Wireframed and designed the program in </w:t>
       </w:r>
       <w:r>
@@ -1038,8 +917,8 @@
           <w:b/>
           <w:bCs/>
           <w:color w:val="262626" w:themeColor="text1" w:themeTint="D9"/>
-          <w:sz w:val="18"/>
-          <w:szCs w:val="18"/>
+          <w:sz w:val="20"/>
+          <w:szCs w:val="20"/>
         </w:rPr>
         <w:t>Figma</w:t>
       </w:r>
@@ -1048,16 +927,20 @@
       <w:pPr>
         <w:spacing w:after="0"/>
         <w:rPr>
-          <w:rFonts w:ascii="Mont Heavy DEMO" w:hAnsi="Mont Heavy DEMO"/>
-          <w:color w:val="385623" w:themeColor="accent6" w:themeShade="80"/>
+          <w:rFonts w:ascii="Open Sans" w:hAnsi="Open Sans" w:cs="Open Sans"/>
+          <w:b/>
+          <w:bCs/>
+          <w:color w:val="1F3864" w:themeColor="accent1" w:themeShade="80"/>
           <w:sz w:val="24"/>
           <w:szCs w:val="24"/>
         </w:rPr>
       </w:pPr>
       <w:r>
         <w:rPr>
-          <w:rFonts w:ascii="Mont Heavy DEMO" w:hAnsi="Mont Heavy DEMO"/>
-          <w:color w:val="385623" w:themeColor="accent6" w:themeShade="80"/>
+          <w:rFonts w:ascii="Open Sans" w:hAnsi="Open Sans" w:cs="Open Sans"/>
+          <w:b/>
+          <w:bCs/>
+          <w:color w:val="1F3864" w:themeColor="accent1" w:themeShade="80"/>
           <w:sz w:val="24"/>
           <w:szCs w:val="24"/>
         </w:rPr>
@@ -1065,32 +948,14 @@
       </w:r>
       <w:r>
         <w:rPr>
-          <w:rFonts w:ascii="Mont Heavy DEMO" w:hAnsi="Mont Heavy DEMO"/>
-          <w:color w:val="385623" w:themeColor="accent6" w:themeShade="80"/>
+          <w:rFonts w:ascii="Open Sans" w:hAnsi="Open Sans" w:cs="Open Sans"/>
+          <w:b/>
+          <w:bCs/>
+          <w:color w:val="1F3864" w:themeColor="accent1" w:themeShade="80"/>
           <w:sz w:val="24"/>
           <w:szCs w:val="24"/>
         </w:rPr>
         <w:t>latformer</w:t>
-      </w:r>
-    </w:p>
-    <w:p>
-      <w:pPr>
-        <w:spacing w:after="0"/>
-        <w:rPr>
-          <w:rFonts w:ascii="Open Sans" w:hAnsi="Open Sans" w:cs="Open Sans"/>
-          <w:color w:val="538135" w:themeColor="accent6" w:themeShade="BF"/>
-          <w:sz w:val="18"/>
-          <w:szCs w:val="18"/>
-        </w:rPr>
-      </w:pPr>
-      <w:r>
-        <w:rPr>
-          <w:rFonts w:ascii="Open Sans" w:hAnsi="Open Sans" w:cs="Open Sans"/>
-          <w:color w:val="538135" w:themeColor="accent6" w:themeShade="BF"/>
-          <w:sz w:val="18"/>
-          <w:szCs w:val="18"/>
-        </w:rPr>
-        <w:t>Work in Progress</w:t>
       </w:r>
     </w:p>
     <w:p>
@@ -1104,17 +969,17 @@
         <w:rPr>
           <w:rFonts w:ascii="Open Sans" w:hAnsi="Open Sans" w:cs="Open Sans"/>
           <w:color w:val="262626" w:themeColor="text1" w:themeTint="D9"/>
-          <w:sz w:val="16"/>
-          <w:szCs w:val="16"/>
-        </w:rPr>
-      </w:pPr>
-      <w:r>
-        <w:rPr>
-          <w:rFonts w:ascii="Open Sans" w:hAnsi="Open Sans" w:cs="Open Sans"/>
-          <w:color w:val="262626" w:themeColor="text1" w:themeTint="D9"/>
           <w:sz w:val="18"/>
           <w:szCs w:val="18"/>
         </w:rPr>
+      </w:pPr>
+      <w:r>
+        <w:rPr>
+          <w:rFonts w:ascii="Open Sans" w:hAnsi="Open Sans" w:cs="Open Sans"/>
+          <w:color w:val="262626" w:themeColor="text1" w:themeTint="D9"/>
+          <w:sz w:val="20"/>
+          <w:szCs w:val="20"/>
+        </w:rPr>
         <w:t xml:space="preserve">Researched and self-taught </w:t>
       </w:r>
       <w:r>
@@ -1123,8 +988,8 @@
           <w:b/>
           <w:bCs/>
           <w:color w:val="262626" w:themeColor="text1" w:themeTint="D9"/>
-          <w:sz w:val="18"/>
-          <w:szCs w:val="18"/>
+          <w:sz w:val="20"/>
+          <w:szCs w:val="20"/>
         </w:rPr>
         <w:t>Unity</w:t>
       </w:r>
@@ -1132,8 +997,8 @@
         <w:rPr>
           <w:rFonts w:ascii="Open Sans" w:hAnsi="Open Sans" w:cs="Open Sans"/>
           <w:color w:val="262626" w:themeColor="text1" w:themeTint="D9"/>
-          <w:sz w:val="18"/>
-          <w:szCs w:val="18"/>
+          <w:sz w:val="20"/>
+          <w:szCs w:val="20"/>
         </w:rPr>
         <w:t xml:space="preserve"> and </w:t>
       </w:r>
@@ -1143,8 +1008,8 @@
           <w:b/>
           <w:bCs/>
           <w:color w:val="262626" w:themeColor="text1" w:themeTint="D9"/>
-          <w:sz w:val="18"/>
-          <w:szCs w:val="18"/>
+          <w:sz w:val="20"/>
+          <w:szCs w:val="20"/>
         </w:rPr>
         <w:t>C#</w:t>
       </w:r>
@@ -1152,8 +1017,8 @@
         <w:rPr>
           <w:rFonts w:ascii="Open Sans" w:hAnsi="Open Sans" w:cs="Open Sans"/>
           <w:color w:val="262626" w:themeColor="text1" w:themeTint="D9"/>
-          <w:sz w:val="18"/>
-          <w:szCs w:val="18"/>
+          <w:sz w:val="20"/>
+          <w:szCs w:val="20"/>
         </w:rPr>
         <w:t xml:space="preserve"> to </w:t>
       </w:r>
@@ -1161,17 +1026,26 @@
         <w:rPr>
           <w:rFonts w:ascii="Open Sans" w:hAnsi="Open Sans" w:cs="Open Sans"/>
           <w:color w:val="262626" w:themeColor="text1" w:themeTint="D9"/>
-          <w:sz w:val="18"/>
-          <w:szCs w:val="18"/>
-        </w:rPr>
-        <w:t>create a fun</w:t>
-      </w:r>
-      <w:r>
-        <w:rPr>
-          <w:rFonts w:ascii="Open Sans" w:hAnsi="Open Sans" w:cs="Open Sans"/>
-          <w:color w:val="262626" w:themeColor="text1" w:themeTint="D9"/>
-          <w:sz w:val="18"/>
-          <w:szCs w:val="18"/>
+          <w:sz w:val="20"/>
+          <w:szCs w:val="20"/>
+        </w:rPr>
+        <w:t>engineer</w:t>
+      </w:r>
+      <w:r>
+        <w:rPr>
+          <w:rFonts w:ascii="Open Sans" w:hAnsi="Open Sans" w:cs="Open Sans"/>
+          <w:color w:val="262626" w:themeColor="text1" w:themeTint="D9"/>
+          <w:sz w:val="20"/>
+          <w:szCs w:val="20"/>
+        </w:rPr>
+        <w:t xml:space="preserve"> a fun</w:t>
+      </w:r>
+      <w:r>
+        <w:rPr>
+          <w:rFonts w:ascii="Open Sans" w:hAnsi="Open Sans" w:cs="Open Sans"/>
+          <w:color w:val="262626" w:themeColor="text1" w:themeTint="D9"/>
+          <w:sz w:val="20"/>
+          <w:szCs w:val="20"/>
         </w:rPr>
         <w:t>, randomly generated</w:t>
       </w:r>
@@ -1179,8 +1053,17 @@
         <w:rPr>
           <w:rFonts w:ascii="Open Sans" w:hAnsi="Open Sans" w:cs="Open Sans"/>
           <w:color w:val="262626" w:themeColor="text1" w:themeTint="D9"/>
-          <w:sz w:val="18"/>
-          <w:szCs w:val="18"/>
+          <w:sz w:val="20"/>
+          <w:szCs w:val="20"/>
+        </w:rPr>
+        <w:t>,</w:t>
+      </w:r>
+      <w:r>
+        <w:rPr>
+          <w:rFonts w:ascii="Open Sans" w:hAnsi="Open Sans" w:cs="Open Sans"/>
+          <w:color w:val="262626" w:themeColor="text1" w:themeTint="D9"/>
+          <w:sz w:val="20"/>
+          <w:szCs w:val="20"/>
         </w:rPr>
         <w:t xml:space="preserve"> endless 2D platformer</w:t>
       </w:r>
@@ -1195,17 +1078,17 @@
         <w:rPr>
           <w:rFonts w:ascii="Open Sans" w:hAnsi="Open Sans" w:cs="Open Sans"/>
           <w:color w:val="262626" w:themeColor="text1" w:themeTint="D9"/>
-          <w:sz w:val="16"/>
-          <w:szCs w:val="16"/>
-        </w:rPr>
-      </w:pPr>
-      <w:r>
-        <w:rPr>
-          <w:rFonts w:ascii="Open Sans" w:hAnsi="Open Sans" w:cs="Open Sans"/>
-          <w:color w:val="262626" w:themeColor="text1" w:themeTint="D9"/>
           <w:sz w:val="18"/>
           <w:szCs w:val="18"/>
         </w:rPr>
+      </w:pPr>
+      <w:r>
+        <w:rPr>
+          <w:rFonts w:ascii="Open Sans" w:hAnsi="Open Sans" w:cs="Open Sans"/>
+          <w:color w:val="262626" w:themeColor="text1" w:themeTint="D9"/>
+          <w:sz w:val="20"/>
+          <w:szCs w:val="20"/>
+        </w:rPr>
         <w:t xml:space="preserve">Created scripts in </w:t>
       </w:r>
       <w:r>
@@ -1214,8 +1097,8 @@
           <w:b/>
           <w:bCs/>
           <w:color w:val="262626" w:themeColor="text1" w:themeTint="D9"/>
-          <w:sz w:val="18"/>
-          <w:szCs w:val="18"/>
+          <w:sz w:val="20"/>
+          <w:szCs w:val="20"/>
         </w:rPr>
         <w:t>C#</w:t>
       </w:r>
@@ -1223,8 +1106,8 @@
         <w:rPr>
           <w:rFonts w:ascii="Open Sans" w:hAnsi="Open Sans" w:cs="Open Sans"/>
           <w:color w:val="262626" w:themeColor="text1" w:themeTint="D9"/>
-          <w:sz w:val="18"/>
-          <w:szCs w:val="18"/>
+          <w:sz w:val="20"/>
+          <w:szCs w:val="20"/>
         </w:rPr>
         <w:t xml:space="preserve"> </w:t>
       </w:r>
@@ -1232,39 +1115,30 @@
         <w:rPr>
           <w:rFonts w:ascii="Open Sans" w:hAnsi="Open Sans" w:cs="Open Sans"/>
           <w:color w:val="262626" w:themeColor="text1" w:themeTint="D9"/>
-          <w:sz w:val="18"/>
-          <w:szCs w:val="18"/>
-        </w:rPr>
-        <w:t>for</w:t>
-      </w:r>
-      <w:r>
-        <w:rPr>
-          <w:rFonts w:ascii="Open Sans" w:hAnsi="Open Sans" w:cs="Open Sans"/>
-          <w:color w:val="262626" w:themeColor="text1" w:themeTint="D9"/>
-          <w:sz w:val="18"/>
-          <w:szCs w:val="18"/>
-        </w:rPr>
-        <w:t xml:space="preserve"> movement, interactions, and animations</w:t>
+          <w:sz w:val="20"/>
+          <w:szCs w:val="20"/>
+        </w:rPr>
+        <w:t>to control player movement and interactions</w:t>
       </w:r>
     </w:p>
     <w:p>
       <w:pPr>
         <w:spacing w:after="0"/>
         <w:rPr>
-          <w:rFonts w:ascii="Mont Heavy DEMO" w:hAnsi="Mont Heavy DEMO"/>
-          <w:b/>
-          <w:bCs/>
-          <w:color w:val="385623" w:themeColor="accent6" w:themeShade="80"/>
+          <w:rFonts w:ascii="Open Sans" w:hAnsi="Open Sans" w:cs="Open Sans"/>
+          <w:b/>
+          <w:bCs/>
+          <w:color w:val="1F3864" w:themeColor="accent1" w:themeShade="80"/>
           <w:sz w:val="24"/>
           <w:szCs w:val="24"/>
         </w:rPr>
       </w:pPr>
       <w:r>
         <w:rPr>
-          <w:rFonts w:ascii="Mont Heavy DEMO" w:hAnsi="Mont Heavy DEMO"/>
-          <w:b/>
-          <w:bCs/>
-          <w:color w:val="385623" w:themeColor="accent6" w:themeShade="80"/>
+          <w:rFonts w:ascii="Open Sans" w:hAnsi="Open Sans" w:cs="Open Sans"/>
+          <w:b/>
+          <w:bCs/>
+          <w:color w:val="1F3864" w:themeColor="accent1" w:themeShade="80"/>
           <w:sz w:val="24"/>
           <w:szCs w:val="24"/>
         </w:rPr>
@@ -1281,45 +1155,25 @@
         <w:rPr>
           <w:rFonts w:ascii="Open Sans" w:hAnsi="Open Sans" w:cs="Open Sans"/>
           <w:color w:val="262626" w:themeColor="text1" w:themeTint="D9"/>
-          <w:sz w:val="20"/>
-          <w:szCs w:val="20"/>
-        </w:rPr>
-      </w:pPr>
-      <w:r>
-        <w:rPr>
-          <w:rFonts w:ascii="Open Sans" w:hAnsi="Open Sans" w:cs="Open Sans"/>
-          <w:color w:val="262626" w:themeColor="text1" w:themeTint="D9"/>
-          <w:sz w:val="18"/>
-          <w:szCs w:val="18"/>
-        </w:rPr>
-        <w:t xml:space="preserve">Designed and implemented a </w:t>
-      </w:r>
-      <w:r>
-        <w:rPr>
-          <w:rFonts w:ascii="Open Sans" w:hAnsi="Open Sans" w:cs="Open Sans"/>
-          <w:color w:val="262626" w:themeColor="text1" w:themeTint="D9"/>
-          <w:sz w:val="18"/>
-          <w:szCs w:val="18"/>
-        </w:rPr>
-        <w:t>visually pleasing website</w:t>
-      </w:r>
-      <w:r>
-        <w:rPr>
-          <w:rFonts w:ascii="Open Sans" w:hAnsi="Open Sans" w:cs="Open Sans"/>
-          <w:color w:val="262626" w:themeColor="text1" w:themeTint="D9"/>
-          <w:sz w:val="18"/>
-          <w:szCs w:val="18"/>
-        </w:rPr>
-        <w:t xml:space="preserve"> to act as an online résumé with</w:t>
-      </w:r>
-      <w:r>
-        <w:rPr>
-          <w:rFonts w:ascii="Open Sans" w:hAnsi="Open Sans" w:cs="Open Sans"/>
-          <w:b/>
-          <w:bCs/>
-          <w:color w:val="262626" w:themeColor="text1" w:themeTint="D9"/>
-          <w:sz w:val="18"/>
-          <w:szCs w:val="18"/>
+        </w:rPr>
+      </w:pPr>
+      <w:r>
+        <w:rPr>
+          <w:rFonts w:ascii="Open Sans" w:hAnsi="Open Sans" w:cs="Open Sans"/>
+          <w:color w:val="262626" w:themeColor="text1" w:themeTint="D9"/>
+          <w:sz w:val="20"/>
+          <w:szCs w:val="20"/>
+        </w:rPr>
+        <w:t>Designed and implemented a visually pleasing website to act as an online résumé with</w:t>
+      </w:r>
+      <w:r>
+        <w:rPr>
+          <w:rFonts w:ascii="Open Sans" w:hAnsi="Open Sans" w:cs="Open Sans"/>
+          <w:b/>
+          <w:bCs/>
+          <w:color w:val="262626" w:themeColor="text1" w:themeTint="D9"/>
+          <w:sz w:val="20"/>
+          <w:szCs w:val="20"/>
         </w:rPr>
         <w:t xml:space="preserve"> </w:t>
       </w:r>
@@ -1329,8 +1183,8 @@
           <w:b/>
           <w:bCs/>
           <w:color w:val="262626" w:themeColor="text1" w:themeTint="D9"/>
-          <w:sz w:val="18"/>
-          <w:szCs w:val="18"/>
+          <w:sz w:val="20"/>
+          <w:szCs w:val="20"/>
         </w:rPr>
         <w:t>HTML</w:t>
       </w:r>
@@ -1340,74 +1194,50 @@
           <w:b/>
           <w:bCs/>
           <w:color w:val="262626" w:themeColor="text1" w:themeTint="D9"/>
-          <w:sz w:val="18"/>
-          <w:szCs w:val="18"/>
+          <w:sz w:val="20"/>
+          <w:szCs w:val="20"/>
+        </w:rPr>
+        <w:t>,</w:t>
+      </w:r>
+      <w:r>
+        <w:rPr>
+          <w:rFonts w:ascii="Open Sans" w:hAnsi="Open Sans" w:cs="Open Sans"/>
+          <w:b/>
+          <w:bCs/>
+          <w:color w:val="262626" w:themeColor="text1" w:themeTint="D9"/>
+          <w:sz w:val="20"/>
+          <w:szCs w:val="20"/>
+        </w:rPr>
+        <w:t xml:space="preserve"> CSS</w:t>
+      </w:r>
+      <w:r>
+        <w:rPr>
+          <w:rFonts w:ascii="Open Sans" w:hAnsi="Open Sans" w:cs="Open Sans"/>
+          <w:color w:val="262626" w:themeColor="text1" w:themeTint="D9"/>
+          <w:sz w:val="20"/>
+          <w:szCs w:val="20"/>
+        </w:rPr>
+        <w:t>, and</w:t>
+      </w:r>
+      <w:r>
+        <w:rPr>
+          <w:rFonts w:ascii="Open Sans" w:hAnsi="Open Sans" w:cs="Open Sans"/>
+          <w:b/>
+          <w:bCs/>
+          <w:color w:val="262626" w:themeColor="text1" w:themeTint="D9"/>
+          <w:sz w:val="20"/>
+          <w:szCs w:val="20"/>
+        </w:rPr>
+        <w:t xml:space="preserve"> jQuery</w:t>
+      </w:r>
+      <w:r>
+        <w:rPr>
+          <w:rFonts w:ascii="Open Sans" w:hAnsi="Open Sans" w:cs="Open Sans"/>
+          <w:color w:val="262626" w:themeColor="text1" w:themeTint="D9"/>
+          <w:sz w:val="20"/>
+          <w:szCs w:val="20"/>
         </w:rPr>
         <w:t xml:space="preserve"> </w:t>
-      </w:r>
-      <w:r>
-        <w:rPr>
-          <w:rFonts w:ascii="Open Sans" w:hAnsi="Open Sans" w:cs="Open Sans"/>
-          <w:color w:val="262626" w:themeColor="text1" w:themeTint="D9"/>
-          <w:sz w:val="18"/>
-          <w:szCs w:val="18"/>
-        </w:rPr>
-        <w:t>and</w:t>
-      </w:r>
-      <w:r>
-        <w:rPr>
-          <w:rFonts w:ascii="Open Sans" w:hAnsi="Open Sans" w:cs="Open Sans"/>
-          <w:b/>
-          <w:bCs/>
-          <w:color w:val="262626" w:themeColor="text1" w:themeTint="D9"/>
-          <w:sz w:val="18"/>
-          <w:szCs w:val="18"/>
-        </w:rPr>
-        <w:t xml:space="preserve"> CSS</w:t>
-      </w:r>
-    </w:p>
-    <w:p>
-      <w:pPr>
-        <w:pStyle w:val="ListParagraph"/>
-        <w:numPr>
-          <w:ilvl w:val="0"/>
-          <w:numId w:val="3"/>
-        </w:numPr>
-        <w:rPr>
-          <w:rFonts w:ascii="Open Sans" w:hAnsi="Open Sans" w:cs="Open Sans"/>
-          <w:color w:val="262626" w:themeColor="text1" w:themeTint="D9"/>
-          <w:sz w:val="20"/>
-          <w:szCs w:val="20"/>
-        </w:rPr>
-      </w:pPr>
-      <w:r>
-        <w:rPr>
-          <w:rFonts w:ascii="Open Sans" w:hAnsi="Open Sans" w:cs="Open Sans"/>
-          <w:color w:val="262626" w:themeColor="text1" w:themeTint="D9"/>
-          <w:sz w:val="18"/>
-          <w:szCs w:val="18"/>
-        </w:rPr>
-        <w:t xml:space="preserve">Used </w:t>
-      </w:r>
-      <w:r>
-        <w:rPr>
-          <w:rFonts w:ascii="Open Sans" w:hAnsi="Open Sans" w:cs="Open Sans"/>
-          <w:b/>
-          <w:bCs/>
-          <w:color w:val="262626" w:themeColor="text1" w:themeTint="D9"/>
-          <w:sz w:val="18"/>
-          <w:szCs w:val="18"/>
-        </w:rPr>
-        <w:t xml:space="preserve">jQuery </w:t>
-      </w:r>
-      <w:r>
-        <w:rPr>
-          <w:rFonts w:ascii="Open Sans" w:hAnsi="Open Sans" w:cs="Open Sans"/>
-          <w:color w:val="262626" w:themeColor="text1" w:themeTint="D9"/>
-          <w:sz w:val="18"/>
-          <w:szCs w:val="18"/>
-        </w:rPr>
-        <w:t>to produce a fading in effect as the user scrolls down</w:t>
       </w:r>
     </w:p>
     <w:p>
@@ -1421,27 +1251,30 @@
         <w:rPr>
           <w:rFonts w:ascii="Open Sans" w:hAnsi="Open Sans" w:cs="Open Sans"/>
           <w:color w:val="262626" w:themeColor="text1" w:themeTint="D9"/>
-          <w:sz w:val="18"/>
-          <w:szCs w:val="18"/>
-        </w:rPr>
-      </w:pPr>
-      <w:r>
-        <w:rPr>
+          <w:sz w:val="20"/>
+          <w:szCs w:val="20"/>
+        </w:rPr>
+      </w:pPr>
+      <w:r>
+        <w:rPr>
+          <w:rFonts w:ascii="Open Sans" w:hAnsi="Open Sans" w:cs="Open Sans"/>
           <w:noProof/>
+          <w:sz w:val="24"/>
+          <w:szCs w:val="24"/>
         </w:rPr>
         <mc:AlternateContent>
           <mc:Choice Requires="wps">
             <w:drawing>
-              <wp:anchor distT="0" distB="0" distL="114300" distR="114300" simplePos="0" relativeHeight="251661312" behindDoc="0" locked="0" layoutInCell="1" allowOverlap="1" wp14:anchorId="6FA6FAF8" wp14:editId="57B02171">
+              <wp:anchor distT="0" distB="0" distL="114300" distR="114300" simplePos="0" relativeHeight="251661312" behindDoc="0" locked="0" layoutInCell="1" allowOverlap="1" wp14:anchorId="6FA6FAF8" wp14:editId="28C563CD">
                 <wp:simplePos x="0" y="0"/>
                 <wp:positionH relativeFrom="column">
-                  <wp:posOffset>-464820</wp:posOffset>
+                  <wp:posOffset>-461645</wp:posOffset>
                 </wp:positionH>
                 <wp:positionV relativeFrom="paragraph">
-                  <wp:posOffset>407035</wp:posOffset>
+                  <wp:posOffset>459105</wp:posOffset>
                 </wp:positionV>
-                <wp:extent cx="5238750" cy="0"/>
-                <wp:effectExtent l="0" t="19050" r="19050" b="19050"/>
+                <wp:extent cx="5610225" cy="0"/>
+                <wp:effectExtent l="0" t="19050" r="28575" b="19050"/>
                 <wp:wrapNone/>
                 <wp:docPr id="4" name="Straight Connector 4"/>
                 <wp:cNvGraphicFramePr/>
@@ -1452,12 +1285,16 @@
                       <wps:spPr>
                         <a:xfrm>
                           <a:off x="0" y="0"/>
-                          <a:ext cx="5238750" cy="0"/>
+                          <a:ext cx="5610225" cy="0"/>
                         </a:xfrm>
                         <a:prstGeom prst="line">
                           <a:avLst/>
                         </a:prstGeom>
-                        <a:ln w="28575"/>
+                        <a:ln w="28575">
+                          <a:solidFill>
+                            <a:schemeClr val="accent1"/>
+                          </a:solidFill>
+                        </a:ln>
                       </wps:spPr>
                       <wps:style>
                         <a:lnRef idx="1">
@@ -1485,7 +1322,7 @@
           </mc:Choice>
           <mc:Fallback>
             <w:pict>
-              <v:line w14:anchorId="076CC161" id="Straight Connector 4" o:spid="_x0000_s1026" style="position:absolute;z-index:251661312;visibility:visible;mso-wrap-style:square;mso-width-percent:0;mso-wrap-distance-left:9pt;mso-wrap-distance-top:0;mso-wrap-distance-right:9pt;mso-wrap-distance-bottom:0;mso-position-horizontal:absolute;mso-position-horizontal-relative:text;mso-position-vertical:absolute;mso-position-vertical-relative:text;mso-width-percent:0;mso-width-relative:margin" from="-36.6pt,32.05pt" to="375.9pt,32.05pt" o:gfxdata="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" strokecolor="#70ad47 [3209]" strokeweight="2.25pt">
+              <v:line w14:anchorId="12D9D33B" id="Straight Connector 4" o:spid="_x0000_s1026" style="position:absolute;z-index:251661312;visibility:visible;mso-wrap-style:square;mso-width-percent:0;mso-wrap-distance-left:9pt;mso-wrap-distance-top:0;mso-wrap-distance-right:9pt;mso-wrap-distance-bottom:0;mso-position-horizontal:absolute;mso-position-horizontal-relative:text;mso-position-vertical:absolute;mso-position-vertical-relative:text;mso-width-percent:0;mso-width-relative:margin" from="-36.35pt,36.15pt" to="405.4pt,36.15pt" o:gfxdata="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" strokecolor="#4472c4 [3204]" strokeweight="2.25pt">
                 <v:stroke joinstyle="miter"/>
               </v:line>
             </w:pict>
@@ -1496,8 +1333,8 @@
         <w:rPr>
           <w:rFonts w:ascii="Open Sans" w:hAnsi="Open Sans" w:cs="Open Sans"/>
           <w:color w:val="262626" w:themeColor="text1" w:themeTint="D9"/>
-          <w:sz w:val="18"/>
-          <w:szCs w:val="18"/>
+          <w:sz w:val="20"/>
+          <w:szCs w:val="20"/>
         </w:rPr>
         <w:t xml:space="preserve">Ensured mobile and desktop responsiveness through </w:t>
       </w:r>
@@ -1507,8 +1344,8 @@
           <w:b/>
           <w:bCs/>
           <w:color w:val="262626" w:themeColor="text1" w:themeTint="D9"/>
-          <w:sz w:val="18"/>
-          <w:szCs w:val="18"/>
+          <w:sz w:val="20"/>
+          <w:szCs w:val="20"/>
         </w:rPr>
         <w:t>Bootstrap</w:t>
       </w:r>
@@ -1518,8 +1355,8 @@
           <w:b/>
           <w:bCs/>
           <w:color w:val="262626" w:themeColor="text1" w:themeTint="D9"/>
-          <w:sz w:val="18"/>
-          <w:szCs w:val="18"/>
+          <w:sz w:val="20"/>
+          <w:szCs w:val="20"/>
         </w:rPr>
         <w:t>’s</w:t>
       </w:r>
@@ -1527,8 +1364,8 @@
         <w:rPr>
           <w:rFonts w:ascii="Open Sans" w:hAnsi="Open Sans" w:cs="Open Sans"/>
           <w:color w:val="262626" w:themeColor="text1" w:themeTint="D9"/>
-          <w:sz w:val="18"/>
-          <w:szCs w:val="18"/>
+          <w:sz w:val="20"/>
+          <w:szCs w:val="20"/>
         </w:rPr>
         <w:t xml:space="preserve"> navbar and grid systems</w:t>
       </w:r>
@@ -1538,96 +1375,20 @@
         <w:spacing w:before="240" w:after="0"/>
         <w:jc w:val="center"/>
         <w:rPr>
-          <w:rFonts w:ascii="Mont Heavy DEMO" w:hAnsi="Mont Heavy DEMO"/>
-          <w:color w:val="70AD47" w:themeColor="accent6"/>
+          <w:rFonts w:ascii="Open Sans" w:hAnsi="Open Sans" w:cs="Open Sans"/>
+          <w:b/>
+          <w:bCs/>
+          <w:color w:val="4472C4" w:themeColor="accent1"/>
           <w:sz w:val="28"/>
           <w:szCs w:val="28"/>
         </w:rPr>
       </w:pPr>
       <w:r>
         <w:rPr>
-          <w:noProof/>
-        </w:rPr>
-        <mc:AlternateContent>
-          <mc:Choice Requires="wps">
-            <w:drawing>
-              <wp:anchor distT="0" distB="0" distL="114300" distR="114300" simplePos="0" relativeHeight="251674624" behindDoc="0" locked="0" layoutInCell="1" allowOverlap="1" wp14:anchorId="5AD051C1" wp14:editId="68501E12">
-                <wp:simplePos x="0" y="0"/>
-                <wp:positionH relativeFrom="column">
-                  <wp:posOffset>1716405</wp:posOffset>
-                </wp:positionH>
-                <wp:positionV relativeFrom="paragraph">
-                  <wp:posOffset>44450</wp:posOffset>
-                </wp:positionV>
-                <wp:extent cx="1166495" cy="234950"/>
-                <wp:effectExtent l="0" t="0" r="14605" b="12700"/>
-                <wp:wrapNone/>
-                <wp:docPr id="10" name="Rectangle 10"/>
-                <wp:cNvGraphicFramePr/>
-                <a:graphic xmlns:a="http://schemas.openxmlformats.org/drawingml/2006/main">
-                  <a:graphicData uri="http://schemas.microsoft.com/office/word/2010/wordprocessingShape">
-                    <wps:wsp>
-                      <wps:cNvSpPr/>
-                      <wps:spPr>
-                        <a:xfrm>
-                          <a:off x="0" y="0"/>
-                          <a:ext cx="1166495" cy="234950"/>
-                        </a:xfrm>
-                        <a:prstGeom prst="rect">
-                          <a:avLst/>
-                        </a:prstGeom>
-                        <a:noFill/>
-                        <a:ln>
-                          <a:solidFill>
-                            <a:schemeClr val="accent6"/>
-                          </a:solidFill>
-                        </a:ln>
-                      </wps:spPr>
-                      <wps:style>
-                        <a:lnRef idx="2">
-                          <a:schemeClr val="accent1">
-                            <a:shade val="50000"/>
-                          </a:schemeClr>
-                        </a:lnRef>
-                        <a:fillRef idx="1">
-                          <a:schemeClr val="accent1"/>
-                        </a:fillRef>
-                        <a:effectRef idx="0">
-                          <a:schemeClr val="accent1"/>
-                        </a:effectRef>
-                        <a:fontRef idx="minor">
-                          <a:schemeClr val="lt1"/>
-                        </a:fontRef>
-                      </wps:style>
-                      <wps:bodyPr rot="0" spcFirstLastPara="0" vertOverflow="overflow" horzOverflow="overflow" vert="horz" wrap="square" lIns="91440" tIns="45720" rIns="91440" bIns="45720" numCol="1" spcCol="0" rtlCol="0" fromWordArt="0" anchor="ctr" anchorCtr="0" forceAA="0" compatLnSpc="1">
-                        <a:prstTxWarp prst="textNoShape">
-                          <a:avLst/>
-                        </a:prstTxWarp>
-                        <a:noAutofit/>
-                      </wps:bodyPr>
-                    </wps:wsp>
-                  </a:graphicData>
-                </a:graphic>
-                <wp14:sizeRelH relativeFrom="margin">
-                  <wp14:pctWidth>0</wp14:pctWidth>
-                </wp14:sizeRelH>
-                <wp14:sizeRelV relativeFrom="margin">
-                  <wp14:pctHeight>0</wp14:pctHeight>
-                </wp14:sizeRelV>
-              </wp:anchor>
-            </w:drawing>
-          </mc:Choice>
-          <mc:Fallback>
-            <w:pict>
-              <v:rect w14:anchorId="23638B4F" id="Rectangle 10" o:spid="_x0000_s1026" style="position:absolute;margin-left:135.15pt;margin-top:3.5pt;width:91.85pt;height:18.5pt;z-index:251674624;visibility:visible;mso-wrap-style:square;mso-width-percent:0;mso-height-percent:0;mso-wrap-distance-left:9pt;mso-wrap-distance-top:0;mso-wrap-distance-right:9pt;mso-wrap-distance-bottom:0;mso-position-horizontal:absolute;mso-position-horizontal-relative:text;mso-position-vertical:absolute;mso-position-vertical-relative:text;mso-width-percent:0;mso-height-percent:0;mso-width-relative:margin;mso-height-relative:margin;v-text-anchor:middle" o:gfxdata="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" filled="f" strokecolor="#70ad47 [3209]" strokeweight="1pt"/>
-            </w:pict>
-          </mc:Fallback>
-        </mc:AlternateContent>
-      </w:r>
-      <w:r>
-        <w:rPr>
-          <w:rFonts w:ascii="Mont Heavy DEMO" w:hAnsi="Mont Heavy DEMO"/>
-          <w:color w:val="70AD47" w:themeColor="accent6"/>
+          <w:rFonts w:ascii="Open Sans" w:hAnsi="Open Sans" w:cs="Open Sans"/>
+          <w:b/>
+          <w:bCs/>
+          <w:color w:val="4472C4" w:themeColor="accent1"/>
           <w:sz w:val="28"/>
           <w:szCs w:val="28"/>
         </w:rPr>
@@ -1635,8 +1396,10 @@
       </w:r>
       <w:r>
         <w:rPr>
-          <w:rFonts w:ascii="Mont Heavy DEMO" w:hAnsi="Mont Heavy DEMO"/>
-          <w:color w:val="70AD47" w:themeColor="accent6"/>
+          <w:rFonts w:ascii="Open Sans" w:hAnsi="Open Sans" w:cs="Open Sans"/>
+          <w:b/>
+          <w:bCs/>
+          <w:color w:val="4472C4" w:themeColor="accent1"/>
           <w:sz w:val="28"/>
           <w:szCs w:val="28"/>
         </w:rPr>
@@ -1647,24 +1410,35 @@
       <w:pPr>
         <w:spacing w:after="0"/>
         <w:rPr>
-          <w:rFonts w:ascii="Mont Heavy DEMO" w:hAnsi="Mont Heavy DEMO"/>
-          <w:b/>
-          <w:bCs/>
-          <w:color w:val="385623" w:themeColor="accent6" w:themeShade="80"/>
+          <w:rFonts w:ascii="Open Sans" w:hAnsi="Open Sans" w:cs="Open Sans"/>
+          <w:b/>
+          <w:bCs/>
+          <w:color w:val="1F3864" w:themeColor="accent1" w:themeShade="80"/>
           <w:sz w:val="24"/>
           <w:szCs w:val="24"/>
         </w:rPr>
       </w:pPr>
       <w:r>
         <w:rPr>
-          <w:rFonts w:ascii="Mont Heavy DEMO" w:hAnsi="Mont Heavy DEMO"/>
-          <w:b/>
-          <w:bCs/>
-          <w:color w:val="385623" w:themeColor="accent6" w:themeShade="80"/>
+          <w:rFonts w:ascii="Open Sans" w:hAnsi="Open Sans" w:cs="Open Sans"/>
+          <w:b/>
+          <w:bCs/>
+          <w:color w:val="1F3864" w:themeColor="accent1" w:themeShade="80"/>
           <w:sz w:val="24"/>
           <w:szCs w:val="24"/>
         </w:rPr>
-        <w:t>Technical Coordinator</w:t>
+        <w:t xml:space="preserve">Volunteer </w:t>
+      </w:r>
+      <w:r>
+        <w:rPr>
+          <w:rFonts w:ascii="Open Sans" w:hAnsi="Open Sans" w:cs="Open Sans"/>
+          <w:b/>
+          <w:bCs/>
+          <w:color w:val="1F3864" w:themeColor="accent1" w:themeShade="80"/>
+          <w:sz w:val="24"/>
+          <w:szCs w:val="24"/>
+        </w:rPr>
+        <w:t>Video Game Tester</w:t>
       </w:r>
     </w:p>
     <w:p>
@@ -1672,33 +1446,7 @@
         <w:spacing w:after="0"/>
         <w:rPr>
           <w:rFonts w:ascii="Open Sans" w:hAnsi="Open Sans" w:cs="Open Sans"/>
-          <w:color w:val="538135" w:themeColor="accent6" w:themeShade="BF"/>
-          <w:sz w:val="18"/>
-          <w:szCs w:val="18"/>
-        </w:rPr>
-      </w:pPr>
-      <w:r>
-        <w:rPr>
-          <w:rFonts w:ascii="Open Sans" w:hAnsi="Open Sans" w:cs="Open Sans"/>
-          <w:color w:val="538135" w:themeColor="accent6" w:themeShade="BF"/>
-          <w:sz w:val="18"/>
-          <w:szCs w:val="18"/>
-        </w:rPr>
-        <w:t>April 2020 – June 2020</w:t>
-      </w:r>
-    </w:p>
-    <w:p>
-      <w:pPr>
-        <w:pStyle w:val="ListParagraph"/>
-        <w:numPr>
-          <w:ilvl w:val="0"/>
-          <w:numId w:val="6"/>
-        </w:numPr>
-        <w:spacing w:after="0"/>
-        <w:ind w:right="28"/>
-        <w:rPr>
-          <w:rFonts w:ascii="Open Sans" w:hAnsi="Open Sans" w:cs="Open Sans"/>
-          <w:color w:val="262626" w:themeColor="text1" w:themeTint="D9"/>
+          <w:color w:val="4472C4" w:themeColor="accent1"/>
           <w:sz w:val="16"/>
           <w:szCs w:val="16"/>
         </w:rPr>
@@ -1706,277 +1454,11 @@
       <w:r>
         <w:rPr>
           <w:rFonts w:ascii="Open Sans" w:hAnsi="Open Sans" w:cs="Open Sans"/>
-          <w:color w:val="262626" w:themeColor="text1" w:themeTint="D9"/>
-          <w:sz w:val="18"/>
-          <w:szCs w:val="18"/>
-        </w:rPr>
-        <w:t>Directed a team of 5 to plan, coordinate</w:t>
-      </w:r>
-      <w:r>
-        <w:rPr>
-          <w:rFonts w:ascii="Open Sans" w:hAnsi="Open Sans" w:cs="Open Sans"/>
-          <w:color w:val="262626" w:themeColor="text1" w:themeTint="D9"/>
-          <w:sz w:val="18"/>
-          <w:szCs w:val="18"/>
-        </w:rPr>
-        <w:t>,</w:t>
-      </w:r>
-      <w:r>
-        <w:rPr>
-          <w:rFonts w:ascii="Open Sans" w:hAnsi="Open Sans" w:cs="Open Sans"/>
-          <w:color w:val="262626" w:themeColor="text1" w:themeTint="D9"/>
-          <w:sz w:val="18"/>
-          <w:szCs w:val="18"/>
-        </w:rPr>
-        <w:t xml:space="preserve"> and execute all technological aspects of high school awards ceremony</w:t>
-      </w:r>
-      <w:r>
-        <w:rPr>
-          <w:rFonts w:ascii="Open Sans" w:hAnsi="Open Sans" w:cs="Open Sans"/>
-          <w:color w:val="262626" w:themeColor="text1" w:themeTint="D9"/>
-          <w:sz w:val="18"/>
-          <w:szCs w:val="18"/>
-        </w:rPr>
-        <w:t xml:space="preserve"> </w:t>
-      </w:r>
-      <w:r>
-        <w:rPr>
-          <w:rFonts w:ascii="Open Sans" w:hAnsi="Open Sans" w:cs="Open Sans"/>
-          <w:color w:val="262626" w:themeColor="text1" w:themeTint="D9"/>
-          <w:sz w:val="18"/>
-          <w:szCs w:val="18"/>
-        </w:rPr>
-        <w:t xml:space="preserve">resulting in </w:t>
-      </w:r>
-      <w:r>
-        <w:rPr>
-          <w:rFonts w:ascii="Open Sans" w:hAnsi="Open Sans" w:cs="Open Sans"/>
-          <w:color w:val="262626" w:themeColor="text1" w:themeTint="D9"/>
-          <w:sz w:val="18"/>
-          <w:szCs w:val="18"/>
-        </w:rPr>
-        <w:t xml:space="preserve">the </w:t>
-      </w:r>
-      <w:r>
-        <w:rPr>
-          <w:rFonts w:ascii="Open Sans" w:hAnsi="Open Sans" w:cs="Open Sans"/>
-          <w:color w:val="262626" w:themeColor="text1" w:themeTint="D9"/>
-          <w:sz w:val="18"/>
-          <w:szCs w:val="18"/>
-        </w:rPr>
-        <w:t>highest turnout in</w:t>
-      </w:r>
-      <w:r>
-        <w:rPr>
-          <w:rFonts w:ascii="Open Sans" w:hAnsi="Open Sans" w:cs="Open Sans"/>
-          <w:color w:val="262626" w:themeColor="text1" w:themeTint="D9"/>
-          <w:sz w:val="18"/>
-          <w:szCs w:val="18"/>
-        </w:rPr>
-        <w:t xml:space="preserve"> the</w:t>
-      </w:r>
-      <w:r>
-        <w:rPr>
-          <w:rFonts w:ascii="Open Sans" w:hAnsi="Open Sans" w:cs="Open Sans"/>
-          <w:color w:val="262626" w:themeColor="text1" w:themeTint="D9"/>
-          <w:sz w:val="18"/>
-          <w:szCs w:val="18"/>
-        </w:rPr>
-        <w:t xml:space="preserve"> history of </w:t>
-      </w:r>
-      <w:r>
-        <w:rPr>
-          <w:rFonts w:ascii="Open Sans" w:hAnsi="Open Sans" w:cs="Open Sans"/>
-          <w:color w:val="262626" w:themeColor="text1" w:themeTint="D9"/>
-          <w:sz w:val="18"/>
-          <w:szCs w:val="18"/>
-        </w:rPr>
-        <w:t xml:space="preserve">the </w:t>
-      </w:r>
-      <w:r>
-        <w:rPr>
-          <w:rFonts w:ascii="Open Sans" w:hAnsi="Open Sans" w:cs="Open Sans"/>
-          <w:color w:val="262626" w:themeColor="text1" w:themeTint="D9"/>
-          <w:sz w:val="18"/>
-          <w:szCs w:val="18"/>
-        </w:rPr>
-        <w:t>school</w:t>
-      </w:r>
-    </w:p>
-    <w:p>
-      <w:pPr>
-        <w:pStyle w:val="ListParagraph"/>
-        <w:numPr>
-          <w:ilvl w:val="0"/>
-          <w:numId w:val="6"/>
-        </w:numPr>
-        <w:spacing w:after="0"/>
-        <w:ind w:right="28"/>
-        <w:rPr>
-          <w:rFonts w:ascii="Open Sans" w:hAnsi="Open Sans" w:cs="Open Sans"/>
-          <w:color w:val="262626" w:themeColor="text1" w:themeTint="D9"/>
+          <w:color w:val="4472C4" w:themeColor="accent1"/>
           <w:sz w:val="16"/>
           <w:szCs w:val="16"/>
         </w:rPr>
-      </w:pPr>
-      <w:r>
-        <w:rPr>
-          <w:rFonts w:ascii="Open Sans" w:hAnsi="Open Sans" w:cs="Open Sans"/>
-          <w:color w:val="262626" w:themeColor="text1" w:themeTint="D9"/>
-          <w:sz w:val="18"/>
-          <w:szCs w:val="18"/>
-        </w:rPr>
-        <w:t xml:space="preserve">Troubleshot technical issues before and during awards ceremony </w:t>
-      </w:r>
-      <w:r>
-        <w:rPr>
-          <w:rFonts w:ascii="Open Sans" w:hAnsi="Open Sans" w:cs="Open Sans"/>
-          <w:color w:val="262626" w:themeColor="text1" w:themeTint="D9"/>
-          <w:sz w:val="18"/>
-          <w:szCs w:val="18"/>
-        </w:rPr>
-        <w:t>to provide a fun, smooth, and professional awards ceremony for the audience</w:t>
-      </w:r>
-    </w:p>
-    <w:p>
-      <w:pPr>
-        <w:pStyle w:val="ListParagraph"/>
-        <w:numPr>
-          <w:ilvl w:val="0"/>
-          <w:numId w:val="6"/>
-        </w:numPr>
-        <w:tabs>
-          <w:tab w:val="left" w:pos="6096"/>
-        </w:tabs>
-        <w:ind w:right="28"/>
-        <w:rPr>
-          <w:rFonts w:ascii="Open Sans" w:hAnsi="Open Sans" w:cs="Open Sans"/>
-          <w:color w:val="262626" w:themeColor="text1" w:themeTint="D9"/>
-          <w:sz w:val="16"/>
-          <w:szCs w:val="16"/>
-        </w:rPr>
-      </w:pPr>
-      <w:r>
-        <w:rPr>
-          <w:rFonts w:ascii="Open Sans" w:hAnsi="Open Sans" w:cs="Open Sans"/>
-          <w:color w:val="262626" w:themeColor="text1" w:themeTint="D9"/>
-          <w:sz w:val="18"/>
-          <w:szCs w:val="18"/>
-        </w:rPr>
-        <w:t xml:space="preserve">Wrote a </w:t>
-      </w:r>
-      <w:r>
-        <w:rPr>
-          <w:rFonts w:ascii="Open Sans" w:hAnsi="Open Sans" w:cs="Open Sans"/>
-          <w:b/>
-          <w:bCs/>
-          <w:color w:val="262626" w:themeColor="text1" w:themeTint="D9"/>
-          <w:sz w:val="18"/>
-          <w:szCs w:val="18"/>
-        </w:rPr>
-        <w:t xml:space="preserve">Python </w:t>
-      </w:r>
-      <w:r>
-        <w:rPr>
-          <w:rFonts w:ascii="Open Sans" w:hAnsi="Open Sans" w:cs="Open Sans"/>
-          <w:color w:val="262626" w:themeColor="text1" w:themeTint="D9"/>
-          <w:sz w:val="18"/>
-          <w:szCs w:val="18"/>
-        </w:rPr>
-        <w:t xml:space="preserve">program to collect the email addresses of </w:t>
-      </w:r>
-      <w:r>
-        <w:rPr>
-          <w:rFonts w:ascii="Open Sans" w:hAnsi="Open Sans" w:cs="Open Sans"/>
-          <w:color w:val="262626" w:themeColor="text1" w:themeTint="D9"/>
-          <w:sz w:val="18"/>
-          <w:szCs w:val="18"/>
-        </w:rPr>
-        <w:t xml:space="preserve">all </w:t>
-      </w:r>
-      <w:r>
-        <w:rPr>
-          <w:rFonts w:ascii="Open Sans" w:hAnsi="Open Sans" w:cs="Open Sans"/>
-          <w:color w:val="262626" w:themeColor="text1" w:themeTint="D9"/>
-          <w:sz w:val="18"/>
-          <w:szCs w:val="18"/>
-        </w:rPr>
-        <w:t>award recipients to efficiently send important information</w:t>
-      </w:r>
-      <w:r>
-        <w:rPr>
-          <w:rFonts w:ascii="Open Sans" w:hAnsi="Open Sans" w:cs="Open Sans"/>
-          <w:b/>
-          <w:bCs/>
-          <w:color w:val="262626" w:themeColor="text1" w:themeTint="D9"/>
-          <w:sz w:val="18"/>
-          <w:szCs w:val="18"/>
-        </w:rPr>
-        <w:t xml:space="preserve"> </w:t>
-      </w:r>
-      <w:r>
-        <w:rPr>
-          <w:rFonts w:ascii="Open Sans" w:hAnsi="Open Sans" w:cs="Open Sans"/>
-          <w:color w:val="262626" w:themeColor="text1" w:themeTint="D9"/>
-          <w:sz w:val="18"/>
-          <w:szCs w:val="18"/>
-        </w:rPr>
-        <w:t>to targeted groups</w:t>
-      </w:r>
-    </w:p>
-    <w:p>
-      <w:pPr>
-        <w:spacing w:after="0"/>
-        <w:rPr>
-          <w:rFonts w:ascii="Mont Heavy DEMO" w:hAnsi="Mont Heavy DEMO"/>
-          <w:b/>
-          <w:bCs/>
-          <w:color w:val="385623" w:themeColor="accent6" w:themeShade="80"/>
-          <w:sz w:val="24"/>
-          <w:szCs w:val="24"/>
-        </w:rPr>
-      </w:pPr>
-      <w:r>
-        <w:rPr>
-          <w:rFonts w:ascii="Mont Heavy DEMO" w:hAnsi="Mont Heavy DEMO"/>
-          <w:b/>
-          <w:bCs/>
-          <w:color w:val="385623" w:themeColor="accent6" w:themeShade="80"/>
-          <w:sz w:val="24"/>
-          <w:szCs w:val="24"/>
-        </w:rPr>
-        <w:t>Video Game Teste</w:t>
-      </w:r>
-      <w:r>
-        <w:rPr>
-          <w:rFonts w:ascii="Mont Heavy DEMO" w:hAnsi="Mont Heavy DEMO"/>
-          <w:b/>
-          <w:bCs/>
-          <w:color w:val="385623" w:themeColor="accent6" w:themeShade="80"/>
-          <w:sz w:val="24"/>
-          <w:szCs w:val="24"/>
-        </w:rPr>
-        <w:t>r</w:t>
-      </w:r>
-    </w:p>
-    <w:p>
-      <w:pPr>
-        <w:spacing w:after="0"/>
-        <w:rPr>
-          <w:rFonts w:ascii="Open Sans" w:hAnsi="Open Sans" w:cs="Open Sans"/>
-          <w:color w:val="538135" w:themeColor="accent6" w:themeShade="BF"/>
-          <w:sz w:val="18"/>
-          <w:szCs w:val="18"/>
-        </w:rPr>
-      </w:pPr>
-      <w:r>
-        <w:rPr>
-          <w:rFonts w:ascii="Open Sans" w:hAnsi="Open Sans" w:cs="Open Sans"/>
-          <w:color w:val="538135" w:themeColor="accent6" w:themeShade="BF"/>
-          <w:sz w:val="18"/>
-          <w:szCs w:val="18"/>
-        </w:rPr>
-        <w:t>December 2020 – April 2021</w:t>
+        <w:t>December 2020 – April 2021 | Odyssey Interactive</w:t>
       </w:r>
     </w:p>
     <w:p>
@@ -1994,8 +1476,8 @@
         <w:rPr>
           <w:rFonts w:ascii="Open Sans" w:hAnsi="Open Sans" w:cs="Open Sans"/>
           <w:color w:val="262626" w:themeColor="text1" w:themeTint="D9"/>
-          <w:sz w:val="18"/>
-          <w:szCs w:val="18"/>
+          <w:sz w:val="20"/>
+          <w:szCs w:val="20"/>
         </w:rPr>
       </w:pPr>
       <w:proofErr w:type="spellStart"/>
@@ -2003,8 +1485,8 @@
         <w:rPr>
           <w:rFonts w:ascii="Open Sans" w:hAnsi="Open Sans" w:cs="Open Sans"/>
           <w:color w:val="262626" w:themeColor="text1" w:themeTint="D9"/>
-          <w:sz w:val="18"/>
-          <w:szCs w:val="18"/>
+          <w:sz w:val="20"/>
+          <w:szCs w:val="20"/>
         </w:rPr>
         <w:t>Playtested</w:t>
       </w:r>
@@ -2013,46 +1495,10 @@
         <w:rPr>
           <w:rFonts w:ascii="Open Sans" w:hAnsi="Open Sans" w:cs="Open Sans"/>
           <w:color w:val="262626" w:themeColor="text1" w:themeTint="D9"/>
-          <w:sz w:val="18"/>
-          <w:szCs w:val="18"/>
-        </w:rPr>
-        <w:t xml:space="preserve"> </w:t>
-      </w:r>
-      <w:r>
-        <w:rPr>
-          <w:rFonts w:ascii="Open Sans" w:hAnsi="Open Sans" w:cs="Open Sans"/>
-          <w:color w:val="262626" w:themeColor="text1" w:themeTint="D9"/>
-          <w:sz w:val="18"/>
-          <w:szCs w:val="18"/>
-        </w:rPr>
-        <w:t>a</w:t>
-      </w:r>
-      <w:r>
-        <w:rPr>
-          <w:rFonts w:ascii="Open Sans" w:hAnsi="Open Sans" w:cs="Open Sans"/>
-          <w:color w:val="262626" w:themeColor="text1" w:themeTint="D9"/>
-          <w:sz w:val="18"/>
-          <w:szCs w:val="18"/>
-        </w:rPr>
-        <w:t xml:space="preserve"> </w:t>
-      </w:r>
-      <w:r>
-        <w:rPr>
-          <w:rFonts w:ascii="Open Sans" w:hAnsi="Open Sans" w:cs="Open Sans"/>
-          <w:color w:val="262626" w:themeColor="text1" w:themeTint="D9"/>
-          <w:sz w:val="18"/>
-          <w:szCs w:val="18"/>
-        </w:rPr>
-        <w:t xml:space="preserve">pre-alpha </w:t>
-      </w:r>
-      <w:r>
-        <w:rPr>
-          <w:rFonts w:ascii="Open Sans" w:hAnsi="Open Sans" w:cs="Open Sans"/>
-          <w:color w:val="262626" w:themeColor="text1" w:themeTint="D9"/>
-          <w:sz w:val="18"/>
-          <w:szCs w:val="18"/>
-        </w:rPr>
-        <w:t>game and reported bugs as well as steps on how to reproduce them to the developers that were then solved</w:t>
+          <w:sz w:val="20"/>
+          <w:szCs w:val="20"/>
+        </w:rPr>
+        <w:t xml:space="preserve"> a pre-alpha game and reported bugs as well as steps on how to reproduce them to the developers that were then solved</w:t>
       </w:r>
     </w:p>
     <w:p>
@@ -2062,6 +1508,84 @@
           <w:ilvl w:val="0"/>
           <w:numId w:val="12"/>
         </w:numPr>
+        <w:ind w:right="28"/>
+        <w:rPr>
+          <w:rFonts w:ascii="Open Sans" w:hAnsi="Open Sans" w:cs="Open Sans"/>
+          <w:color w:val="262626" w:themeColor="text1" w:themeTint="D9"/>
+          <w:sz w:val="20"/>
+          <w:szCs w:val="20"/>
+        </w:rPr>
+      </w:pPr>
+      <w:r>
+        <w:rPr>
+          <w:rFonts w:ascii="Open Sans" w:hAnsi="Open Sans" w:cs="Open Sans"/>
+          <w:color w:val="262626" w:themeColor="text1" w:themeTint="D9"/>
+          <w:sz w:val="20"/>
+          <w:szCs w:val="20"/>
+        </w:rPr>
+        <w:t>Led playtest groups and communicated feedback about gameplay systems, balance, and art design</w:t>
+      </w:r>
+    </w:p>
+    <w:p>
+      <w:pPr>
+        <w:spacing w:after="0"/>
+        <w:rPr>
+          <w:rFonts w:ascii="Open Sans" w:hAnsi="Open Sans" w:cs="Open Sans"/>
+          <w:b/>
+          <w:bCs/>
+          <w:color w:val="1F3864" w:themeColor="accent1" w:themeShade="80"/>
+          <w:sz w:val="24"/>
+          <w:szCs w:val="24"/>
+        </w:rPr>
+      </w:pPr>
+      <w:r>
+        <w:rPr>
+          <w:rFonts w:ascii="Open Sans" w:hAnsi="Open Sans" w:cs="Open Sans"/>
+          <w:b/>
+          <w:bCs/>
+          <w:color w:val="1F3864" w:themeColor="accent1" w:themeShade="80"/>
+          <w:sz w:val="24"/>
+          <w:szCs w:val="24"/>
+        </w:rPr>
+        <w:t>Technical Coordinator</w:t>
+      </w:r>
+    </w:p>
+    <w:p>
+      <w:pPr>
+        <w:spacing w:after="0"/>
+        <w:rPr>
+          <w:rFonts w:ascii="Open Sans" w:hAnsi="Open Sans" w:cs="Open Sans"/>
+          <w:color w:val="4472C4" w:themeColor="accent1"/>
+          <w:sz w:val="16"/>
+          <w:szCs w:val="16"/>
+        </w:rPr>
+      </w:pPr>
+      <w:r>
+        <w:rPr>
+          <w:rFonts w:ascii="Open Sans" w:hAnsi="Open Sans" w:cs="Open Sans"/>
+          <w:color w:val="4472C4" w:themeColor="accent1"/>
+          <w:sz w:val="16"/>
+          <w:szCs w:val="16"/>
+        </w:rPr>
+        <w:t>April 2020 – June 2020</w:t>
+      </w:r>
+      <w:r>
+        <w:rPr>
+          <w:rFonts w:ascii="Open Sans" w:hAnsi="Open Sans" w:cs="Open Sans"/>
+          <w:color w:val="4472C4" w:themeColor="accent1"/>
+          <w:sz w:val="16"/>
+          <w:szCs w:val="16"/>
+        </w:rPr>
+        <w:t xml:space="preserve"> | John Fraser Secondary School</w:t>
+      </w:r>
+    </w:p>
+    <w:p>
+      <w:pPr>
+        <w:pStyle w:val="ListParagraph"/>
+        <w:numPr>
+          <w:ilvl w:val="0"/>
+          <w:numId w:val="6"/>
+        </w:numPr>
         <w:spacing w:after="0"/>
         <w:ind w:right="28"/>
         <w:rPr>
@@ -2075,28 +1599,176 @@
         <w:rPr>
           <w:rFonts w:ascii="Open Sans" w:hAnsi="Open Sans" w:cs="Open Sans"/>
           <w:color w:val="262626" w:themeColor="text1" w:themeTint="D9"/>
+          <w:sz w:val="20"/>
+          <w:szCs w:val="20"/>
+        </w:rPr>
+        <w:t>Directed a team of 5 to execute all technological aspects of high school awards ceremony</w:t>
+      </w:r>
+      <w:r>
+        <w:rPr>
+          <w:rFonts w:ascii="Open Sans" w:hAnsi="Open Sans" w:cs="Open Sans"/>
+          <w:color w:val="262626" w:themeColor="text1" w:themeTint="D9"/>
+          <w:sz w:val="20"/>
+          <w:szCs w:val="20"/>
+        </w:rPr>
+        <w:t xml:space="preserve"> </w:t>
+      </w:r>
+      <w:r>
+        <w:rPr>
+          <w:rFonts w:ascii="Open Sans" w:hAnsi="Open Sans" w:cs="Open Sans"/>
+          <w:color w:val="262626" w:themeColor="text1" w:themeTint="D9"/>
+          <w:sz w:val="20"/>
+          <w:szCs w:val="20"/>
+        </w:rPr>
+        <w:t xml:space="preserve">resulting in </w:t>
+      </w:r>
+      <w:r>
+        <w:rPr>
+          <w:rFonts w:ascii="Open Sans" w:hAnsi="Open Sans" w:cs="Open Sans"/>
+          <w:color w:val="262626" w:themeColor="text1" w:themeTint="D9"/>
+          <w:sz w:val="20"/>
+          <w:szCs w:val="20"/>
+        </w:rPr>
+        <w:t xml:space="preserve">the </w:t>
+      </w:r>
+      <w:r>
+        <w:rPr>
+          <w:rFonts w:ascii="Open Sans" w:hAnsi="Open Sans" w:cs="Open Sans"/>
+          <w:color w:val="262626" w:themeColor="text1" w:themeTint="D9"/>
+          <w:sz w:val="20"/>
+          <w:szCs w:val="20"/>
+        </w:rPr>
+        <w:t xml:space="preserve">highest turnout </w:t>
+      </w:r>
+      <w:r>
+        <w:rPr>
+          <w:rFonts w:ascii="Open Sans" w:hAnsi="Open Sans" w:cs="Open Sans"/>
+          <w:color w:val="262626" w:themeColor="text1" w:themeTint="D9"/>
+          <w:sz w:val="20"/>
+          <w:szCs w:val="20"/>
+        </w:rPr>
+        <w:t>of the school</w:t>
+      </w:r>
+    </w:p>
+    <w:p>
+      <w:pPr>
+        <w:pStyle w:val="ListParagraph"/>
+        <w:numPr>
+          <w:ilvl w:val="0"/>
+          <w:numId w:val="6"/>
+        </w:numPr>
+        <w:tabs>
+          <w:tab w:val="left" w:pos="6096"/>
+        </w:tabs>
+        <w:ind w:right="28"/>
+        <w:rPr>
+          <w:rFonts w:ascii="Open Sans" w:hAnsi="Open Sans" w:cs="Open Sans"/>
+          <w:color w:val="262626" w:themeColor="text1" w:themeTint="D9"/>
           <w:sz w:val="18"/>
           <w:szCs w:val="18"/>
         </w:rPr>
-        <w:t>Led playtest groups and c</w:t>
-      </w:r>
-      <w:r>
+      </w:pPr>
+      <w:r>
+        <w:rPr>
+          <w:rFonts w:ascii="Open Sans" w:hAnsi="Open Sans" w:cs="Open Sans"/>
+          <w:color w:val="262626" w:themeColor="text1" w:themeTint="D9"/>
+          <w:sz w:val="20"/>
+          <w:szCs w:val="20"/>
+        </w:rPr>
+        <w:t xml:space="preserve">Wrote a </w:t>
+      </w:r>
+      <w:r>
+        <w:rPr>
+          <w:rFonts w:ascii="Open Sans" w:hAnsi="Open Sans" w:cs="Open Sans"/>
+          <w:b/>
+          <w:bCs/>
+          <w:color w:val="262626" w:themeColor="text1" w:themeTint="D9"/>
+          <w:sz w:val="20"/>
+          <w:szCs w:val="20"/>
+        </w:rPr>
+        <w:t xml:space="preserve">Python </w:t>
+      </w:r>
+      <w:r>
+        <w:rPr>
+          <w:rFonts w:ascii="Open Sans" w:hAnsi="Open Sans" w:cs="Open Sans"/>
+          <w:color w:val="262626" w:themeColor="text1" w:themeTint="D9"/>
+          <w:sz w:val="20"/>
+          <w:szCs w:val="20"/>
+        </w:rPr>
+        <w:t xml:space="preserve">program to collect </w:t>
+      </w:r>
+      <w:r>
+        <w:rPr>
+          <w:rFonts w:ascii="Open Sans" w:hAnsi="Open Sans" w:cs="Open Sans"/>
+          <w:color w:val="262626" w:themeColor="text1" w:themeTint="D9"/>
+          <w:sz w:val="20"/>
+          <w:szCs w:val="20"/>
+        </w:rPr>
+        <w:t xml:space="preserve">and sort </w:t>
+      </w:r>
+      <w:r>
+        <w:rPr>
+          <w:rFonts w:ascii="Open Sans" w:hAnsi="Open Sans" w:cs="Open Sans"/>
+          <w:color w:val="262626" w:themeColor="text1" w:themeTint="D9"/>
+          <w:sz w:val="20"/>
+          <w:szCs w:val="20"/>
+        </w:rPr>
+        <w:t>the email addresses of all award recipients to efficiently send important information</w:t>
+      </w:r>
+      <w:r>
+        <w:rPr>
+          <w:rFonts w:ascii="Open Sans" w:hAnsi="Open Sans" w:cs="Open Sans"/>
+          <w:b/>
+          <w:bCs/>
+          <w:color w:val="262626" w:themeColor="text1" w:themeTint="D9"/>
+          <w:sz w:val="20"/>
+          <w:szCs w:val="20"/>
+        </w:rPr>
+        <w:t xml:space="preserve"> </w:t>
+      </w:r>
+      <w:r>
+        <w:rPr>
+          <w:rFonts w:ascii="Open Sans" w:hAnsi="Open Sans" w:cs="Open Sans"/>
+          <w:color w:val="262626" w:themeColor="text1" w:themeTint="D9"/>
+          <w:sz w:val="20"/>
+          <w:szCs w:val="20"/>
+        </w:rPr>
+        <w:t>to targeted groups</w:t>
+      </w:r>
+    </w:p>
+    <w:p>
+      <w:pPr>
+        <w:pStyle w:val="ListParagraph"/>
+        <w:numPr>
+          <w:ilvl w:val="0"/>
+          <w:numId w:val="6"/>
+        </w:numPr>
+        <w:spacing w:after="0"/>
+        <w:ind w:right="28"/>
         <w:rPr>
           <w:rFonts w:ascii="Open Sans" w:hAnsi="Open Sans" w:cs="Open Sans"/>
           <w:color w:val="262626" w:themeColor="text1" w:themeTint="D9"/>
           <w:sz w:val="18"/>
           <w:szCs w:val="18"/>
         </w:rPr>
-        <w:t>ommunicated feedback about gameplay systems</w:t>
-      </w:r>
-      <w:r>
-        <w:rPr>
-          <w:rFonts w:ascii="Open Sans" w:hAnsi="Open Sans" w:cs="Open Sans"/>
-          <w:color w:val="262626" w:themeColor="text1" w:themeTint="D9"/>
-          <w:sz w:val="18"/>
-          <w:szCs w:val="18"/>
-        </w:rPr>
-        <w:t>, balance, and art design</w:t>
+      </w:pPr>
+      <w:r>
+        <w:rPr>
+          <w:rFonts w:ascii="Open Sans" w:hAnsi="Open Sans" w:cs="Open Sans"/>
+          <w:color w:val="262626" w:themeColor="text1" w:themeTint="D9"/>
+          <w:sz w:val="20"/>
+          <w:szCs w:val="20"/>
+        </w:rPr>
+        <w:t xml:space="preserve">Troubleshot technical issues before and during awards ceremony </w:t>
+      </w:r>
+      <w:r>
+        <w:rPr>
+          <w:rFonts w:ascii="Open Sans" w:hAnsi="Open Sans" w:cs="Open Sans"/>
+          <w:color w:val="262626" w:themeColor="text1" w:themeTint="D9"/>
+          <w:sz w:val="20"/>
+          <w:szCs w:val="20"/>
+        </w:rPr>
+        <w:t>to provide a fun, smooth, and professional awards ceremony for the audience</w:t>
       </w:r>
     </w:p>
     <w:p>
@@ -2104,16 +1776,20 @@
         <w:spacing w:after="0"/>
         <w:jc w:val="center"/>
         <w:rPr>
-          <w:rFonts w:ascii="Mont Heavy DEMO" w:hAnsi="Mont Heavy DEMO" w:cs="Open Sans"/>
-          <w:color w:val="70AD47" w:themeColor="accent6"/>
+          <w:rFonts w:ascii="Open Sans" w:hAnsi="Open Sans" w:cs="Open Sans"/>
+          <w:b/>
+          <w:bCs/>
+          <w:color w:val="4472C4" w:themeColor="accent1"/>
           <w:sz w:val="28"/>
           <w:szCs w:val="28"/>
         </w:rPr>
       </w:pPr>
       <w:r>
         <w:rPr>
-          <w:rFonts w:ascii="Mont Heavy DEMO" w:hAnsi="Mont Heavy DEMO" w:cs="Open Sans"/>
-          <w:color w:val="70AD47" w:themeColor="accent6"/>
+          <w:rFonts w:ascii="Open Sans" w:hAnsi="Open Sans" w:cs="Open Sans"/>
+          <w:b/>
+          <w:bCs/>
+          <w:color w:val="4472C4" w:themeColor="accent1"/>
           <w:sz w:val="28"/>
           <w:szCs w:val="28"/>
         </w:rPr>
@@ -2122,17 +1798,23 @@
     </w:p>
     <w:p>
       <w:pPr>
-        <w:rPr>
-          <w:rFonts w:ascii="Mont Heavy DEMO" w:hAnsi="Mont Heavy DEMO" w:cs="Open Sans"/>
-          <w:color w:val="385623" w:themeColor="accent6" w:themeShade="80"/>
+        <w:spacing w:after="0"/>
+        <w:ind w:firstLine="142"/>
+        <w:rPr>
+          <w:rFonts w:ascii="Open Sans" w:hAnsi="Open Sans" w:cs="Open Sans"/>
+          <w:b/>
+          <w:bCs/>
+          <w:color w:val="1F3864" w:themeColor="accent1" w:themeShade="80"/>
           <w:sz w:val="24"/>
           <w:szCs w:val="24"/>
         </w:rPr>
       </w:pPr>
       <w:r>
         <w:rPr>
-          <w:rFonts w:ascii="Mont Heavy DEMO" w:hAnsi="Mont Heavy DEMO" w:cs="Open Sans"/>
-          <w:color w:val="385623" w:themeColor="accent6" w:themeShade="80"/>
+          <w:rFonts w:ascii="Open Sans" w:hAnsi="Open Sans" w:cs="Open Sans"/>
+          <w:b/>
+          <w:bCs/>
+          <w:color w:val="1F3864" w:themeColor="accent1" w:themeShade="80"/>
           <w:sz w:val="24"/>
           <w:szCs w:val="24"/>
         </w:rPr>
@@ -2141,170 +1823,133 @@
     </w:p>
     <w:p>
       <w:pPr>
-        <w:ind w:left="142"/>
-        <w:rPr>
-          <w:rFonts w:ascii="Open Sans" w:hAnsi="Open Sans" w:cs="Open Sans"/>
-          <w:b/>
-          <w:bCs/>
+        <w:ind w:left="284"/>
+        <w:rPr>
+          <w:rFonts w:ascii="Open Sans" w:hAnsi="Open Sans" w:cs="Open Sans"/>
           <w:color w:val="404040" w:themeColor="text1" w:themeTint="BF"/>
-        </w:rPr>
-      </w:pPr>
-      <w:r>
-        <w:rPr>
-          <w:rFonts w:ascii="Open Sans" w:hAnsi="Open Sans" w:cs="Open Sans"/>
-          <w:b/>
-          <w:bCs/>
+          <w:sz w:val="20"/>
+          <w:szCs w:val="20"/>
+        </w:rPr>
+      </w:pPr>
+      <w:r>
+        <w:rPr>
+          <w:rFonts w:ascii="Open Sans" w:hAnsi="Open Sans" w:cs="Open Sans"/>
           <w:color w:val="404040" w:themeColor="text1" w:themeTint="BF"/>
-        </w:rPr>
-        <w:t xml:space="preserve">C, Python, HTML, CSS, Bootstrap, C#, C++, Java, R, </w:t>
-      </w:r>
-      <w:r>
-        <w:rPr>
-          <w:rFonts w:ascii="Open Sans" w:hAnsi="Open Sans" w:cs="Open Sans"/>
-          <w:b/>
-          <w:bCs/>
+          <w:sz w:val="20"/>
+          <w:szCs w:val="20"/>
+        </w:rPr>
+        <w:t>C, Python, HTML, CSS, C#, C++, Java, R</w:t>
+      </w:r>
+      <w:r>
+        <w:rPr>
+          <w:rFonts w:ascii="Open Sans" w:hAnsi="Open Sans" w:cs="Open Sans"/>
           <w:color w:val="404040" w:themeColor="text1" w:themeTint="BF"/>
-        </w:rPr>
-        <w:t>Kivy</w:t>
-      </w:r>
-      <w:r>
-        <w:rPr>
-          <w:rFonts w:ascii="Open Sans" w:hAnsi="Open Sans" w:cs="Open Sans"/>
-          <w:b/>
-          <w:bCs/>
+          <w:sz w:val="20"/>
+          <w:szCs w:val="20"/>
+        </w:rPr>
+        <w:t xml:space="preserve">, </w:t>
+      </w:r>
+      <w:r>
+        <w:rPr>
+          <w:rFonts w:ascii="Open Sans" w:hAnsi="Open Sans" w:cs="Open Sans"/>
           <w:color w:val="404040" w:themeColor="text1" w:themeTint="BF"/>
-        </w:rPr>
-        <w:t>,</w:t>
-      </w:r>
-      <w:r>
-        <w:rPr>
-          <w:rFonts w:ascii="Open Sans" w:hAnsi="Open Sans" w:cs="Open Sans"/>
-          <w:b/>
-          <w:bCs/>
+          <w:sz w:val="20"/>
+          <w:szCs w:val="20"/>
+        </w:rPr>
+        <w:t xml:space="preserve">and </w:t>
+      </w:r>
+      <w:r>
+        <w:rPr>
+          <w:rFonts w:ascii="Open Sans" w:hAnsi="Open Sans" w:cs="Open Sans"/>
           <w:color w:val="404040" w:themeColor="text1" w:themeTint="BF"/>
-        </w:rPr>
-        <w:t xml:space="preserve"> </w:t>
-      </w:r>
-      <w:r>
-        <w:rPr>
-          <w:rFonts w:ascii="Open Sans" w:hAnsi="Open Sans" w:cs="Open Sans"/>
-          <w:b/>
-          <w:bCs/>
-          <w:color w:val="404040" w:themeColor="text1" w:themeTint="BF"/>
-        </w:rPr>
-        <w:t xml:space="preserve">and </w:t>
-      </w:r>
-      <w:r>
-        <w:rPr>
-          <w:rFonts w:ascii="Open Sans" w:hAnsi="Open Sans" w:cs="Open Sans"/>
-          <w:b/>
-          <w:bCs/>
-          <w:color w:val="404040" w:themeColor="text1" w:themeTint="BF"/>
+          <w:sz w:val="20"/>
+          <w:szCs w:val="20"/>
         </w:rPr>
         <w:t>Racket</w:t>
       </w:r>
     </w:p>
     <w:p>
       <w:pPr>
-        <w:rPr>
-          <w:rFonts w:ascii="Mont Heavy DEMO" w:hAnsi="Mont Heavy DEMO" w:cs="Open Sans"/>
-          <w:color w:val="385623" w:themeColor="accent6" w:themeShade="80"/>
+        <w:spacing w:after="0"/>
+        <w:ind w:firstLine="142"/>
+        <w:rPr>
+          <w:rFonts w:ascii="Open Sans" w:hAnsi="Open Sans" w:cs="Open Sans"/>
+          <w:b/>
+          <w:bCs/>
+          <w:color w:val="1F3864" w:themeColor="accent1" w:themeShade="80"/>
           <w:sz w:val="24"/>
           <w:szCs w:val="24"/>
         </w:rPr>
       </w:pPr>
       <w:r>
         <w:rPr>
-          <w:rFonts w:ascii="Mont Heavy DEMO" w:hAnsi="Mont Heavy DEMO" w:cs="Open Sans"/>
-          <w:color w:val="385623" w:themeColor="accent6" w:themeShade="80"/>
+          <w:rFonts w:ascii="Open Sans" w:hAnsi="Open Sans" w:cs="Open Sans"/>
+          <w:b/>
+          <w:bCs/>
+          <w:color w:val="1F3864" w:themeColor="accent1" w:themeShade="80"/>
           <w:sz w:val="24"/>
           <w:szCs w:val="24"/>
         </w:rPr>
+        <w:t>Frameworks/</w:t>
+      </w:r>
+      <w:r>
+        <w:rPr>
+          <w:rFonts w:ascii="Open Sans" w:hAnsi="Open Sans" w:cs="Open Sans"/>
+          <w:b/>
+          <w:bCs/>
+          <w:color w:val="1F3864" w:themeColor="accent1" w:themeShade="80"/>
+          <w:sz w:val="24"/>
+          <w:szCs w:val="24"/>
+        </w:rPr>
         <w:t>Tools</w:t>
       </w:r>
     </w:p>
     <w:p>
       <w:pPr>
         <w:spacing w:after="0"/>
-        <w:ind w:left="142"/>
-        <w:rPr>
-          <w:rFonts w:ascii="Open Sans" w:hAnsi="Open Sans" w:cs="Open Sans"/>
-          <w:b/>
-          <w:bCs/>
+        <w:ind w:left="284"/>
+        <w:rPr>
+          <w:rFonts w:ascii="Open Sans" w:hAnsi="Open Sans" w:cs="Open Sans"/>
           <w:color w:val="404040" w:themeColor="text1" w:themeTint="BF"/>
-        </w:rPr>
-      </w:pPr>
-      <w:r>
-        <w:rPr>
-          <w:rFonts w:ascii="Open Sans" w:hAnsi="Open Sans" w:cs="Open Sans"/>
-          <w:b/>
-          <w:bCs/>
+          <w:sz w:val="20"/>
+          <w:szCs w:val="20"/>
+        </w:rPr>
+      </w:pPr>
+      <w:r>
+        <w:rPr>
+          <w:rFonts w:ascii="Open Sans" w:hAnsi="Open Sans" w:cs="Open Sans"/>
           <w:color w:val="404040" w:themeColor="text1" w:themeTint="BF"/>
+          <w:sz w:val="20"/>
+          <w:szCs w:val="20"/>
+        </w:rPr>
+        <w:t xml:space="preserve">Bootstrap, Kivy, </w:t>
+      </w:r>
+      <w:r>
+        <w:rPr>
+          <w:rFonts w:ascii="Open Sans" w:hAnsi="Open Sans" w:cs="Open Sans"/>
+          <w:color w:val="404040" w:themeColor="text1" w:themeTint="BF"/>
+          <w:sz w:val="20"/>
+          <w:szCs w:val="20"/>
         </w:rPr>
         <w:t xml:space="preserve">Github, Unity, Figma, </w:t>
       </w:r>
       <w:r>
         <w:rPr>
           <w:rFonts w:ascii="Open Sans" w:hAnsi="Open Sans" w:cs="Open Sans"/>
-          <w:b/>
-          <w:bCs/>
           <w:color w:val="404040" w:themeColor="text1" w:themeTint="BF"/>
-        </w:rPr>
-        <w:t xml:space="preserve">Visual Studio, </w:t>
-      </w:r>
-      <w:r>
-        <w:rPr>
-          <w:rFonts w:ascii="Open Sans" w:hAnsi="Open Sans" w:cs="Open Sans"/>
-          <w:b/>
-          <w:bCs/>
+          <w:sz w:val="20"/>
+          <w:szCs w:val="20"/>
+        </w:rPr>
+        <w:t xml:space="preserve">and </w:t>
+      </w:r>
+      <w:r>
+        <w:rPr>
+          <w:rFonts w:ascii="Open Sans" w:hAnsi="Open Sans" w:cs="Open Sans"/>
           <w:color w:val="404040" w:themeColor="text1" w:themeTint="BF"/>
-        </w:rPr>
-        <w:t>MS Word</w:t>
-      </w:r>
-      <w:r>
-        <w:rPr>
-          <w:rFonts w:ascii="Open Sans" w:hAnsi="Open Sans" w:cs="Open Sans"/>
-          <w:b/>
-          <w:bCs/>
-          <w:color w:val="404040" w:themeColor="text1" w:themeTint="BF"/>
-        </w:rPr>
-        <w:t>,</w:t>
-      </w:r>
-      <w:r>
-        <w:rPr>
-          <w:rFonts w:ascii="Open Sans" w:hAnsi="Open Sans" w:cs="Open Sans"/>
-          <w:b/>
-          <w:bCs/>
-          <w:color w:val="404040" w:themeColor="text1" w:themeTint="BF"/>
-        </w:rPr>
-        <w:t xml:space="preserve"> PowerPoint, </w:t>
-      </w:r>
-      <w:r>
-        <w:rPr>
-          <w:rFonts w:ascii="Open Sans" w:hAnsi="Open Sans" w:cs="Open Sans"/>
-          <w:b/>
-          <w:bCs/>
-          <w:color w:val="404040" w:themeColor="text1" w:themeTint="BF"/>
-        </w:rPr>
-        <w:t xml:space="preserve">Excel, </w:t>
-      </w:r>
-      <w:r>
-        <w:rPr>
-          <w:rFonts w:ascii="Open Sans" w:hAnsi="Open Sans" w:cs="Open Sans"/>
-          <w:b/>
-          <w:bCs/>
-          <w:color w:val="404040" w:themeColor="text1" w:themeTint="BF"/>
-        </w:rPr>
-        <w:t xml:space="preserve">and </w:t>
-      </w:r>
-      <w:r>
-        <w:rPr>
-          <w:rFonts w:ascii="Open Sans" w:hAnsi="Open Sans" w:cs="Open Sans"/>
-          <w:b/>
-          <w:bCs/>
-          <w:color w:val="404040" w:themeColor="text1" w:themeTint="BF"/>
-        </w:rPr>
-        <w:t>Google Equivalents</w:t>
+          <w:sz w:val="20"/>
+          <w:szCs w:val="20"/>
+        </w:rPr>
+        <w:t>Visual Studio</w:t>
       </w:r>
     </w:p>
     <w:p>
@@ -2319,302 +1964,179 @@
           <w:szCs w:val="28"/>
         </w:rPr>
       </w:pPr>
-      <w:r>
-        <w:rPr>
-          <w:rFonts w:ascii="Mont Heavy DEMO" w:hAnsi="Mont Heavy DEMO"/>
-          <w:noProof/>
-          <w:color w:val="3B3838" w:themeColor="background2" w:themeShade="40"/>
+    </w:p>
+    <w:p>
+      <w:pPr>
+        <w:spacing w:after="0"/>
+        <w:jc w:val="center"/>
+        <w:rPr>
+          <w:rFonts w:ascii="Open Sans" w:hAnsi="Open Sans" w:cs="Open Sans"/>
+          <w:b/>
+          <w:bCs/>
+          <w:color w:val="4472C4" w:themeColor="accent1"/>
+          <w:sz w:val="28"/>
+          <w:szCs w:val="28"/>
+        </w:rPr>
+      </w:pPr>
+      <w:r>
+        <w:rPr>
+          <w:rFonts w:ascii="Open Sans" w:hAnsi="Open Sans" w:cs="Open Sans"/>
+          <w:b/>
+          <w:bCs/>
+          <w:color w:val="4472C4" w:themeColor="accent1"/>
+          <w:sz w:val="28"/>
+          <w:szCs w:val="28"/>
+        </w:rPr>
+        <w:t>EDUCATION</w:t>
+      </w:r>
+    </w:p>
+    <w:p>
+      <w:pPr>
+        <w:spacing w:after="0"/>
+        <w:ind w:firstLine="142"/>
+        <w:rPr>
+          <w:rFonts w:ascii="Open Sans" w:hAnsi="Open Sans" w:cs="Open Sans"/>
+          <w:b/>
+          <w:bCs/>
+          <w:color w:val="1F3864" w:themeColor="accent1" w:themeShade="80"/>
+          <w:sz w:val="24"/>
+          <w:szCs w:val="24"/>
+        </w:rPr>
+      </w:pPr>
+      <w:r>
+        <w:rPr>
+          <w:rFonts w:ascii="Open Sans" w:hAnsi="Open Sans" w:cs="Open Sans"/>
+          <w:b/>
+          <w:bCs/>
+          <w:color w:val="1F3864" w:themeColor="accent1" w:themeShade="80"/>
+          <w:sz w:val="24"/>
+          <w:szCs w:val="24"/>
+        </w:rPr>
+        <w:t>University of Waterloo</w:t>
+      </w:r>
+    </w:p>
+    <w:p>
+      <w:pPr>
+        <w:spacing w:after="0"/>
+        <w:ind w:firstLine="142"/>
+        <w:rPr>
+          <w:rFonts w:ascii="Open Sans" w:hAnsi="Open Sans" w:cs="Open Sans"/>
+          <w:color w:val="4472C4" w:themeColor="accent1"/>
           <w:sz w:val="18"/>
           <w:szCs w:val="18"/>
         </w:rPr>
-        <mc:AlternateContent>
-          <mc:Choice Requires="wps">
-            <w:drawing>
-              <wp:anchor distT="0" distB="0" distL="114300" distR="114300" simplePos="0" relativeHeight="251664384" behindDoc="0" locked="0" layoutInCell="1" allowOverlap="1" wp14:anchorId="290C182D" wp14:editId="1B30E749">
-                <wp:simplePos x="0" y="0"/>
-                <wp:positionH relativeFrom="column">
-                  <wp:posOffset>564018</wp:posOffset>
-                </wp:positionH>
-                <wp:positionV relativeFrom="paragraph">
-                  <wp:posOffset>265430</wp:posOffset>
-                </wp:positionV>
-                <wp:extent cx="1208515" cy="234950"/>
-                <wp:effectExtent l="0" t="0" r="10795" b="12700"/>
-                <wp:wrapNone/>
-                <wp:docPr id="5" name="Rectangle 5"/>
-                <wp:cNvGraphicFramePr/>
-                <a:graphic xmlns:a="http://schemas.openxmlformats.org/drawingml/2006/main">
-                  <a:graphicData uri="http://schemas.microsoft.com/office/word/2010/wordprocessingShape">
-                    <wps:wsp>
-                      <wps:cNvSpPr/>
-                      <wps:spPr>
-                        <a:xfrm>
-                          <a:off x="0" y="0"/>
-                          <a:ext cx="1208515" cy="234950"/>
-                        </a:xfrm>
-                        <a:prstGeom prst="rect">
-                          <a:avLst/>
-                        </a:prstGeom>
-                        <a:noFill/>
-                        <a:ln>
-                          <a:solidFill>
-                            <a:schemeClr val="accent6"/>
-                          </a:solidFill>
-                        </a:ln>
-                      </wps:spPr>
-                      <wps:style>
-                        <a:lnRef idx="2">
-                          <a:schemeClr val="accent1">
-                            <a:shade val="50000"/>
-                          </a:schemeClr>
-                        </a:lnRef>
-                        <a:fillRef idx="1">
-                          <a:schemeClr val="accent1"/>
-                        </a:fillRef>
-                        <a:effectRef idx="0">
-                          <a:schemeClr val="accent1"/>
-                        </a:effectRef>
-                        <a:fontRef idx="minor">
-                          <a:schemeClr val="lt1"/>
-                        </a:fontRef>
-                      </wps:style>
-                      <wps:bodyPr rot="0" spcFirstLastPara="0" vertOverflow="overflow" horzOverflow="overflow" vert="horz" wrap="square" lIns="91440" tIns="45720" rIns="91440" bIns="45720" numCol="1" spcCol="0" rtlCol="0" fromWordArt="0" anchor="ctr" anchorCtr="0" forceAA="0" compatLnSpc="1">
-                        <a:prstTxWarp prst="textNoShape">
-                          <a:avLst/>
-                        </a:prstTxWarp>
-                        <a:noAutofit/>
-                      </wps:bodyPr>
-                    </wps:wsp>
-                  </a:graphicData>
-                </a:graphic>
-                <wp14:sizeRelH relativeFrom="margin">
-                  <wp14:pctWidth>0</wp14:pctWidth>
-                </wp14:sizeRelH>
-                <wp14:sizeRelV relativeFrom="margin">
-                  <wp14:pctHeight>0</wp14:pctHeight>
-                </wp14:sizeRelV>
-              </wp:anchor>
-            </w:drawing>
-          </mc:Choice>
-          <mc:Fallback>
-            <w:pict>
-              <v:rect w14:anchorId="46FC27C0" id="Rectangle 5" o:spid="_x0000_s1026" style="position:absolute;margin-left:44.4pt;margin-top:20.9pt;width:95.15pt;height:18.5pt;z-index:251664384;visibility:visible;mso-wrap-style:square;mso-width-percent:0;mso-height-percent:0;mso-wrap-distance-left:9pt;mso-wrap-distance-top:0;mso-wrap-distance-right:9pt;mso-wrap-distance-bottom:0;mso-position-horizontal:absolute;mso-position-horizontal-relative:text;mso-position-vertical:absolute;mso-position-vertical-relative:text;mso-width-percent:0;mso-height-percent:0;mso-width-relative:margin;mso-height-relative:margin;v-text-anchor:middle" o:gfxdata="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" filled="f" strokecolor="#70ad47 [3209]" strokeweight="1pt"/>
-            </w:pict>
-          </mc:Fallback>
-        </mc:AlternateContent>
-      </w:r>
+      </w:pPr>
+      <w:r>
+        <w:rPr>
+          <w:rFonts w:ascii="Open Sans" w:hAnsi="Open Sans" w:cs="Open Sans"/>
+          <w:color w:val="4472C4" w:themeColor="accent1"/>
+          <w:sz w:val="18"/>
+          <w:szCs w:val="18"/>
+        </w:rPr>
+        <w:t>Waterloo, Ontario | 2020 - 2025</w:t>
+      </w:r>
+    </w:p>
+    <w:p>
+      <w:pPr>
+        <w:spacing w:after="0"/>
+        <w:ind w:left="142"/>
+        <w:rPr>
+          <w:rFonts w:ascii="Open Sans" w:hAnsi="Open Sans" w:cs="Open Sans"/>
+          <w:color w:val="262626" w:themeColor="text1" w:themeTint="D9"/>
+          <w:sz w:val="20"/>
+          <w:szCs w:val="20"/>
+        </w:rPr>
+      </w:pPr>
+      <w:r>
+        <w:rPr>
+          <w:rFonts w:ascii="Open Sans" w:hAnsi="Open Sans" w:cs="Open Sans"/>
+          <w:color w:val="262626" w:themeColor="text1" w:themeTint="D9"/>
+          <w:sz w:val="20"/>
+          <w:szCs w:val="20"/>
+        </w:rPr>
+        <w:t>Bachelor of Computer Science</w:t>
+      </w:r>
+      <w:r>
+        <w:rPr>
+          <w:rFonts w:ascii="Open Sans" w:hAnsi="Open Sans" w:cs="Open Sans"/>
+          <w:color w:val="262626" w:themeColor="text1" w:themeTint="D9"/>
+          <w:sz w:val="20"/>
+          <w:szCs w:val="20"/>
+        </w:rPr>
+        <w:t>, Honours Computer Science</w:t>
+      </w:r>
+    </w:p>
+    <w:p>
+      <w:pPr>
+        <w:spacing w:after="0"/>
+        <w:ind w:left="142"/>
+        <w:rPr>
+          <w:rFonts w:ascii="Open Sans" w:hAnsi="Open Sans" w:cs="Open Sans"/>
+          <w:color w:val="262626" w:themeColor="text1" w:themeTint="D9"/>
+          <w:sz w:val="20"/>
+          <w:szCs w:val="20"/>
+        </w:rPr>
+      </w:pPr>
+      <w:r>
+        <w:rPr>
+          <w:rFonts w:ascii="Open Sans" w:hAnsi="Open Sans" w:cs="Open Sans"/>
+          <w:color w:val="262626" w:themeColor="text1" w:themeTint="D9"/>
+          <w:sz w:val="20"/>
+          <w:szCs w:val="20"/>
+        </w:rPr>
+        <w:t>GPA: 92.6% (3.98</w:t>
+      </w:r>
+      <w:r>
+        <w:rPr>
+          <w:rFonts w:ascii="Open Sans" w:hAnsi="Open Sans" w:cs="Open Sans"/>
+          <w:color w:val="262626" w:themeColor="text1" w:themeTint="D9"/>
+          <w:sz w:val="20"/>
+          <w:szCs w:val="20"/>
+        </w:rPr>
+        <w:t>/4.00</w:t>
+      </w:r>
+      <w:r>
+        <w:rPr>
+          <w:rFonts w:ascii="Open Sans" w:hAnsi="Open Sans" w:cs="Open Sans"/>
+          <w:color w:val="262626" w:themeColor="text1" w:themeTint="D9"/>
+          <w:sz w:val="20"/>
+          <w:szCs w:val="20"/>
+        </w:rPr>
+        <w:t>)</w:t>
+      </w:r>
+    </w:p>
+    <w:p>
+      <w:pPr>
+        <w:spacing w:after="0"/>
+        <w:rPr>
+          <w:rFonts w:ascii="Open Sans" w:hAnsi="Open Sans" w:cs="Open Sans"/>
+          <w:b/>
+          <w:bCs/>
+          <w:color w:val="262626" w:themeColor="text1" w:themeTint="D9"/>
+          <w:sz w:val="28"/>
+          <w:szCs w:val="28"/>
+        </w:rPr>
+      </w:pPr>
     </w:p>
     <w:p>
       <w:pPr>
         <w:spacing w:after="0"/>
         <w:jc w:val="center"/>
         <w:rPr>
-          <w:rFonts w:ascii="Mont Heavy DEMO" w:hAnsi="Mont Heavy DEMO" w:cs="Open Sans"/>
-          <w:color w:val="70AD47" w:themeColor="accent6"/>
+          <w:rFonts w:ascii="Open Sans" w:hAnsi="Open Sans" w:cs="Open Sans"/>
+          <w:b/>
+          <w:bCs/>
+          <w:color w:val="4472C4" w:themeColor="accent1"/>
           <w:sz w:val="28"/>
           <w:szCs w:val="28"/>
         </w:rPr>
       </w:pPr>
       <w:r>
         <w:rPr>
-          <w:rFonts w:ascii="Mont Heavy DEMO" w:hAnsi="Mont Heavy DEMO" w:cs="Open Sans"/>
-          <w:color w:val="70AD47" w:themeColor="accent6"/>
-          <w:sz w:val="28"/>
-          <w:szCs w:val="28"/>
-        </w:rPr>
-        <w:t>EDUCATION</w:t>
-      </w:r>
-    </w:p>
-    <w:p>
-      <w:pPr>
-        <w:spacing w:after="0"/>
-        <w:rPr>
-          <w:rFonts w:ascii="Mont Heavy DEMO" w:hAnsi="Mont Heavy DEMO" w:cs="Open Sans"/>
-          <w:color w:val="385623" w:themeColor="accent6" w:themeShade="80"/>
-          <w:sz w:val="24"/>
-          <w:szCs w:val="24"/>
-        </w:rPr>
-      </w:pPr>
-      <w:r>
-        <w:rPr>
-          <w:rFonts w:ascii="Mont Heavy DEMO" w:hAnsi="Mont Heavy DEMO" w:cs="Open Sans"/>
-          <w:color w:val="385623" w:themeColor="accent6" w:themeShade="80"/>
-          <w:sz w:val="24"/>
-          <w:szCs w:val="24"/>
-        </w:rPr>
-        <w:t>University of Waterloo</w:t>
-      </w:r>
-    </w:p>
-    <w:p>
-      <w:pPr>
-        <w:spacing w:after="0"/>
-        <w:rPr>
-          <w:rFonts w:ascii="Open Sans" w:hAnsi="Open Sans" w:cs="Open Sans"/>
-          <w:b/>
-          <w:bCs/>
-          <w:color w:val="538135" w:themeColor="accent6" w:themeShade="BF"/>
-        </w:rPr>
-      </w:pPr>
-      <w:r>
-        <w:rPr>
-          <w:rFonts w:ascii="Open Sans" w:hAnsi="Open Sans" w:cs="Open Sans"/>
-          <w:b/>
-          <w:bCs/>
-          <w:color w:val="538135" w:themeColor="accent6" w:themeShade="BF"/>
-        </w:rPr>
-        <w:t>Waterloo, Ontario | 2020 - 2025</w:t>
-      </w:r>
-    </w:p>
-    <w:p>
-      <w:pPr>
-        <w:spacing w:after="0"/>
-        <w:ind w:left="142"/>
-        <w:rPr>
-          <w:rFonts w:ascii="Open Sans" w:hAnsi="Open Sans" w:cs="Open Sans"/>
-          <w:color w:val="262626" w:themeColor="text1" w:themeTint="D9"/>
-        </w:rPr>
-      </w:pPr>
-      <w:r>
-        <w:rPr>
-          <w:rFonts w:ascii="Open Sans" w:hAnsi="Open Sans" w:cs="Open Sans"/>
-          <w:color w:val="262626" w:themeColor="text1" w:themeTint="D9"/>
-        </w:rPr>
-        <w:t>Bachelor of Computer Science</w:t>
-      </w:r>
-    </w:p>
-    <w:p>
-      <w:pPr>
-        <w:spacing w:after="0"/>
-        <w:ind w:left="142"/>
-        <w:rPr>
-          <w:rFonts w:ascii="Open Sans" w:hAnsi="Open Sans" w:cs="Open Sans"/>
-          <w:b/>
-          <w:bCs/>
-          <w:color w:val="262626" w:themeColor="text1" w:themeTint="D9"/>
-        </w:rPr>
-      </w:pPr>
-      <w:r>
-        <w:rPr>
-          <w:rFonts w:ascii="Open Sans" w:hAnsi="Open Sans" w:cs="Open Sans"/>
-          <w:b/>
-          <w:bCs/>
-          <w:color w:val="262626" w:themeColor="text1" w:themeTint="D9"/>
-        </w:rPr>
-        <w:t>GPA: 92.6% (3.98)</w:t>
-      </w:r>
-    </w:p>
-    <w:p>
-      <w:pPr>
-        <w:spacing w:after="0"/>
-        <w:rPr>
-          <w:rFonts w:ascii="Open Sans" w:hAnsi="Open Sans" w:cs="Open Sans"/>
-          <w:b/>
-          <w:bCs/>
-          <w:color w:val="262626" w:themeColor="text1" w:themeTint="D9"/>
-          <w:sz w:val="28"/>
-          <w:szCs w:val="28"/>
-        </w:rPr>
-      </w:pPr>
-      <w:r>
-        <w:rPr>
-          <w:rFonts w:ascii="Mont Heavy DEMO" w:hAnsi="Mont Heavy DEMO"/>
-          <w:noProof/>
-          <w:color w:val="3B3838" w:themeColor="background2" w:themeShade="40"/>
-          <w:sz w:val="18"/>
-          <w:szCs w:val="18"/>
-        </w:rPr>
-        <mc:AlternateContent>
-          <mc:Choice Requires="wps">
-            <w:drawing>
-              <wp:anchor distT="0" distB="0" distL="114300" distR="114300" simplePos="0" relativeHeight="251666432" behindDoc="0" locked="0" layoutInCell="1" allowOverlap="1" wp14:anchorId="34BE29A6" wp14:editId="15C80228">
-                <wp:simplePos x="0" y="0"/>
-                <wp:positionH relativeFrom="column">
-                  <wp:posOffset>206734</wp:posOffset>
-                </wp:positionH>
-                <wp:positionV relativeFrom="paragraph">
-                  <wp:posOffset>251807</wp:posOffset>
-                </wp:positionV>
-                <wp:extent cx="1923691" cy="234950"/>
-                <wp:effectExtent l="0" t="0" r="19685" b="12700"/>
-                <wp:wrapNone/>
-                <wp:docPr id="6" name="Rectangle 6"/>
-                <wp:cNvGraphicFramePr/>
-                <a:graphic xmlns:a="http://schemas.openxmlformats.org/drawingml/2006/main">
-                  <a:graphicData uri="http://schemas.microsoft.com/office/word/2010/wordprocessingShape">
-                    <wps:wsp>
-                      <wps:cNvSpPr/>
-                      <wps:spPr>
-                        <a:xfrm>
-                          <a:off x="0" y="0"/>
-                          <a:ext cx="1923691" cy="234950"/>
-                        </a:xfrm>
-                        <a:prstGeom prst="rect">
-                          <a:avLst/>
-                        </a:prstGeom>
-                        <a:noFill/>
-                        <a:ln>
-                          <a:solidFill>
-                            <a:schemeClr val="accent6"/>
-                          </a:solidFill>
-                        </a:ln>
-                      </wps:spPr>
-                      <wps:style>
-                        <a:lnRef idx="2">
-                          <a:schemeClr val="accent1">
-                            <a:shade val="50000"/>
-                          </a:schemeClr>
-                        </a:lnRef>
-                        <a:fillRef idx="1">
-                          <a:schemeClr val="accent1"/>
-                        </a:fillRef>
-                        <a:effectRef idx="0">
-                          <a:schemeClr val="accent1"/>
-                        </a:effectRef>
-                        <a:fontRef idx="minor">
-                          <a:schemeClr val="lt1"/>
-                        </a:fontRef>
-                      </wps:style>
-                      <wps:bodyPr rot="0" spcFirstLastPara="0" vertOverflow="overflow" horzOverflow="overflow" vert="horz" wrap="square" lIns="91440" tIns="45720" rIns="91440" bIns="45720" numCol="1" spcCol="0" rtlCol="0" fromWordArt="0" anchor="ctr" anchorCtr="0" forceAA="0" compatLnSpc="1">
-                        <a:prstTxWarp prst="textNoShape">
-                          <a:avLst/>
-                        </a:prstTxWarp>
-                        <a:noAutofit/>
-                      </wps:bodyPr>
-                    </wps:wsp>
-                  </a:graphicData>
-                </a:graphic>
-                <wp14:sizeRelH relativeFrom="margin">
-                  <wp14:pctWidth>0</wp14:pctWidth>
-                </wp14:sizeRelH>
-                <wp14:sizeRelV relativeFrom="margin">
-                  <wp14:pctHeight>0</wp14:pctHeight>
-                </wp14:sizeRelV>
-              </wp:anchor>
-            </w:drawing>
-          </mc:Choice>
-          <mc:Fallback>
-            <w:pict>
-              <v:rect w14:anchorId="1644AA2C" id="Rectangle 6" o:spid="_x0000_s1026" style="position:absolute;margin-left:16.3pt;margin-top:19.85pt;width:151.45pt;height:18.5pt;z-index:251666432;visibility:visible;mso-wrap-style:square;mso-width-percent:0;mso-height-percent:0;mso-wrap-distance-left:9pt;mso-wrap-distance-top:0;mso-wrap-distance-right:9pt;mso-wrap-distance-bottom:0;mso-position-horizontal:absolute;mso-position-horizontal-relative:text;mso-position-vertical:absolute;mso-position-vertical-relative:text;mso-width-percent:0;mso-height-percent:0;mso-width-relative:margin;mso-height-relative:margin;v-text-anchor:middle" o:gfxdata="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" filled="f" strokecolor="#70ad47 [3209]" strokeweight="1pt"/>
-            </w:pict>
-          </mc:Fallback>
-        </mc:AlternateContent>
-      </w:r>
-    </w:p>
-    <w:p>
-      <w:pPr>
-        <w:spacing w:after="0"/>
-        <w:jc w:val="center"/>
-        <w:rPr>
-          <w:rFonts w:ascii="Mont Heavy DEMO" w:hAnsi="Mont Heavy DEMO" w:cs="Open Sans"/>
-          <w:color w:val="70AD47" w:themeColor="accent6"/>
-          <w:sz w:val="28"/>
-          <w:szCs w:val="28"/>
-        </w:rPr>
-      </w:pPr>
-      <w:r>
-        <w:rPr>
-          <w:rFonts w:ascii="Mont Heavy DEMO" w:hAnsi="Mont Heavy DEMO" w:cs="Open Sans"/>
-          <w:color w:val="70AD47" w:themeColor="accent6"/>
+          <w:rFonts w:ascii="Open Sans" w:hAnsi="Open Sans" w:cs="Open Sans"/>
+          <w:b/>
+          <w:bCs/>
+          <w:color w:val="4472C4" w:themeColor="accent1"/>
           <w:sz w:val="28"/>
           <w:szCs w:val="28"/>
         </w:rPr>
@@ -2628,34 +2150,31 @@
           <w:ilvl w:val="0"/>
           <w:numId w:val="15"/>
         </w:numPr>
-        <w:ind w:left="709" w:right="134"/>
-        <w:rPr>
-          <w:rFonts w:ascii="Open Sans" w:hAnsi="Open Sans" w:cs="Open Sans"/>
-          <w:color w:val="262626" w:themeColor="text1" w:themeTint="D9"/>
-        </w:rPr>
-      </w:pPr>
-      <w:r>
-        <w:rPr>
-          <w:rFonts w:ascii="Open Sans" w:hAnsi="Open Sans" w:cs="Open Sans"/>
-          <w:color w:val="262626" w:themeColor="text1" w:themeTint="D9"/>
-        </w:rPr>
-        <w:t>Elementary Algorithm Design and Data Abstraction</w:t>
-      </w:r>
-      <w:r>
-        <w:rPr>
-          <w:rFonts w:ascii="Open Sans" w:hAnsi="Open Sans" w:cs="Open Sans"/>
-          <w:color w:val="262626" w:themeColor="text1" w:themeTint="D9"/>
-        </w:rPr>
-        <w:t xml:space="preserve"> </w:t>
-      </w:r>
-      <w:r>
-        <w:rPr>
-          <w:rFonts w:ascii="Open Sans" w:hAnsi="Open Sans" w:cs="Open Sans"/>
-          <w:b/>
-          <w:bCs/>
-          <w:color w:val="385623" w:themeColor="accent6" w:themeShade="80"/>
-        </w:rPr>
-        <w:t>(Waterloo)</w:t>
+        <w:ind w:left="567" w:right="134" w:hanging="284"/>
+        <w:rPr>
+          <w:rFonts w:ascii="Open Sans" w:hAnsi="Open Sans" w:cs="Open Sans"/>
+          <w:color w:val="262626" w:themeColor="text1" w:themeTint="D9"/>
+          <w:sz w:val="20"/>
+          <w:szCs w:val="20"/>
+        </w:rPr>
+      </w:pPr>
+      <w:r>
+        <w:rPr>
+          <w:rFonts w:ascii="Open Sans" w:hAnsi="Open Sans" w:cs="Open Sans"/>
+          <w:color w:val="262626" w:themeColor="text1" w:themeTint="D9"/>
+          <w:sz w:val="20"/>
+          <w:szCs w:val="20"/>
+        </w:rPr>
+        <w:t xml:space="preserve">Elementary Algorithm Design and Data </w:t>
+      </w:r>
+      <w:r>
+        <w:rPr>
+          <w:rFonts w:ascii="Open Sans" w:hAnsi="Open Sans" w:cs="Open Sans"/>
+          <w:color w:val="262626" w:themeColor="text1" w:themeTint="D9"/>
+          <w:sz w:val="20"/>
+          <w:szCs w:val="20"/>
+        </w:rPr>
+        <w:t>Abstraction (Waterloo)</w:t>
       </w:r>
     </w:p>
     <w:p>
@@ -2678,34 +2197,31 @@
           <w:numId w:val="15"/>
         </w:numPr>
         <w:spacing w:before="240" w:after="0"/>
-        <w:ind w:left="709"/>
-        <w:rPr>
-          <w:rFonts w:ascii="Open Sans" w:hAnsi="Open Sans" w:cs="Open Sans"/>
-          <w:color w:val="262626" w:themeColor="text1" w:themeTint="D9"/>
-        </w:rPr>
-      </w:pPr>
-      <w:r>
-        <w:rPr>
-          <w:rFonts w:ascii="Open Sans" w:hAnsi="Open Sans" w:cs="Open Sans"/>
-          <w:color w:val="262626" w:themeColor="text1" w:themeTint="D9"/>
-        </w:rPr>
-        <w:t>Designing Functional Programs</w:t>
-      </w:r>
-      <w:r>
-        <w:rPr>
-          <w:rFonts w:ascii="Open Sans" w:hAnsi="Open Sans" w:cs="Open Sans"/>
-          <w:color w:val="262626" w:themeColor="text1" w:themeTint="D9"/>
-        </w:rPr>
-        <w:t xml:space="preserve"> </w:t>
-      </w:r>
-      <w:r>
-        <w:rPr>
-          <w:rFonts w:ascii="Open Sans" w:hAnsi="Open Sans" w:cs="Open Sans"/>
-          <w:b/>
-          <w:bCs/>
-          <w:color w:val="385623" w:themeColor="accent6" w:themeShade="80"/>
-        </w:rPr>
-        <w:t>(Waterloo)</w:t>
+        <w:ind w:left="567" w:hanging="284"/>
+        <w:rPr>
+          <w:rFonts w:ascii="Open Sans" w:hAnsi="Open Sans" w:cs="Open Sans"/>
+          <w:color w:val="262626" w:themeColor="text1" w:themeTint="D9"/>
+          <w:sz w:val="20"/>
+          <w:szCs w:val="20"/>
+        </w:rPr>
+      </w:pPr>
+      <w:r>
+        <w:rPr>
+          <w:rFonts w:ascii="Open Sans" w:hAnsi="Open Sans" w:cs="Open Sans"/>
+          <w:color w:val="262626" w:themeColor="text1" w:themeTint="D9"/>
+          <w:sz w:val="20"/>
+          <w:szCs w:val="20"/>
+        </w:rPr>
+        <w:t xml:space="preserve">Designing Functional </w:t>
+      </w:r>
+      <w:r>
+        <w:rPr>
+          <w:rFonts w:ascii="Open Sans" w:hAnsi="Open Sans" w:cs="Open Sans"/>
+          <w:color w:val="262626" w:themeColor="text1" w:themeTint="D9"/>
+          <w:sz w:val="20"/>
+          <w:szCs w:val="20"/>
+        </w:rPr>
+        <w:t>Programs (Waterloo)</w:t>
       </w:r>
     </w:p>
     <w:p>
@@ -2718,106 +2234,24 @@
           <w:szCs w:val="28"/>
         </w:rPr>
       </w:pPr>
-      <w:r>
-        <w:rPr>
-          <w:rFonts w:ascii="Mont Heavy DEMO" w:hAnsi="Mont Heavy DEMO"/>
-          <w:noProof/>
-          <w:color w:val="3B3838" w:themeColor="background2" w:themeShade="40"/>
-          <w:sz w:val="18"/>
-          <w:szCs w:val="18"/>
-        </w:rPr>
-        <mc:AlternateContent>
-          <mc:Choice Requires="wps">
-            <w:drawing>
-              <wp:anchor distT="0" distB="0" distL="114300" distR="114300" simplePos="0" relativeHeight="251668480" behindDoc="0" locked="0" layoutInCell="1" allowOverlap="1" wp14:anchorId="1C53C50E" wp14:editId="16E1D7F2">
-                <wp:simplePos x="0" y="0"/>
-                <wp:positionH relativeFrom="column">
-                  <wp:posOffset>715093</wp:posOffset>
-                </wp:positionH>
-                <wp:positionV relativeFrom="paragraph">
-                  <wp:posOffset>262945</wp:posOffset>
-                </wp:positionV>
-                <wp:extent cx="905896" cy="234950"/>
-                <wp:effectExtent l="0" t="0" r="27940" b="12700"/>
-                <wp:wrapNone/>
-                <wp:docPr id="7" name="Rectangle 7"/>
-                <wp:cNvGraphicFramePr/>
-                <a:graphic xmlns:a="http://schemas.openxmlformats.org/drawingml/2006/main">
-                  <a:graphicData uri="http://schemas.microsoft.com/office/word/2010/wordprocessingShape">
-                    <wps:wsp>
-                      <wps:cNvSpPr/>
-                      <wps:spPr>
-                        <a:xfrm>
-                          <a:off x="0" y="0"/>
-                          <a:ext cx="905896" cy="234950"/>
-                        </a:xfrm>
-                        <a:prstGeom prst="rect">
-                          <a:avLst/>
-                        </a:prstGeom>
-                        <a:noFill/>
-                        <a:ln>
-                          <a:solidFill>
-                            <a:schemeClr val="accent6"/>
-                          </a:solidFill>
-                        </a:ln>
-                      </wps:spPr>
-                      <wps:style>
-                        <a:lnRef idx="2">
-                          <a:schemeClr val="accent1">
-                            <a:shade val="50000"/>
-                          </a:schemeClr>
-                        </a:lnRef>
-                        <a:fillRef idx="1">
-                          <a:schemeClr val="accent1"/>
-                        </a:fillRef>
-                        <a:effectRef idx="0">
-                          <a:schemeClr val="accent1"/>
-                        </a:effectRef>
-                        <a:fontRef idx="minor">
-                          <a:schemeClr val="lt1"/>
-                        </a:fontRef>
-                      </wps:style>
-                      <wps:bodyPr rot="0" spcFirstLastPara="0" vertOverflow="overflow" horzOverflow="overflow" vert="horz" wrap="square" lIns="91440" tIns="45720" rIns="91440" bIns="45720" numCol="1" spcCol="0" rtlCol="0" fromWordArt="0" anchor="ctr" anchorCtr="0" forceAA="0" compatLnSpc="1">
-                        <a:prstTxWarp prst="textNoShape">
-                          <a:avLst/>
-                        </a:prstTxWarp>
-                        <a:noAutofit/>
-                      </wps:bodyPr>
-                    </wps:wsp>
-                  </a:graphicData>
-                </a:graphic>
-                <wp14:sizeRelH relativeFrom="margin">
-                  <wp14:pctWidth>0</wp14:pctWidth>
-                </wp14:sizeRelH>
-                <wp14:sizeRelV relativeFrom="margin">
-                  <wp14:pctHeight>0</wp14:pctHeight>
-                </wp14:sizeRelV>
-              </wp:anchor>
-            </w:drawing>
-          </mc:Choice>
-          <mc:Fallback>
-            <w:pict>
-              <v:rect w14:anchorId="15051914" id="Rectangle 7" o:spid="_x0000_s1026" style="position:absolute;margin-left:56.3pt;margin-top:20.7pt;width:71.35pt;height:18.5pt;z-index:251668480;visibility:visible;mso-wrap-style:square;mso-width-percent:0;mso-height-percent:0;mso-wrap-distance-left:9pt;mso-wrap-distance-top:0;mso-wrap-distance-right:9pt;mso-wrap-distance-bottom:0;mso-position-horizontal:absolute;mso-position-horizontal-relative:text;mso-position-vertical:absolute;mso-position-vertical-relative:text;mso-width-percent:0;mso-height-percent:0;mso-width-relative:margin;mso-height-relative:margin;v-text-anchor:middle" o:gfxdata="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" filled="f" strokecolor="#70ad47 [3209]" strokeweight="1pt"/>
-            </w:pict>
-          </mc:Fallback>
-        </mc:AlternateContent>
-      </w:r>
     </w:p>
     <w:p>
       <w:pPr>
         <w:spacing w:after="0"/>
         <w:jc w:val="center"/>
         <w:rPr>
-          <w:rFonts w:ascii="Mont Heavy DEMO" w:hAnsi="Mont Heavy DEMO" w:cs="Open Sans"/>
-          <w:color w:val="70AD47" w:themeColor="accent6"/>
+          <w:rFonts w:ascii="Open Sans" w:hAnsi="Open Sans" w:cs="Open Sans"/>
+          <w:color w:val="4472C4" w:themeColor="accent1"/>
           <w:sz w:val="28"/>
           <w:szCs w:val="28"/>
         </w:rPr>
       </w:pPr>
       <w:r>
         <w:rPr>
-          <w:rFonts w:ascii="Mont Heavy DEMO" w:hAnsi="Mont Heavy DEMO" w:cs="Open Sans"/>
-          <w:color w:val="70AD47" w:themeColor="accent6"/>
+          <w:rFonts w:ascii="Open Sans" w:hAnsi="Open Sans" w:cs="Open Sans"/>
+          <w:b/>
+          <w:bCs/>
+          <w:color w:val="4472C4" w:themeColor="accent1"/>
           <w:sz w:val="28"/>
           <w:szCs w:val="28"/>
         </w:rPr>
@@ -2831,16 +2265,20 @@
           <w:ilvl w:val="0"/>
           <w:numId w:val="16"/>
         </w:numPr>
-        <w:ind w:left="709" w:right="276"/>
-        <w:rPr>
-          <w:rFonts w:ascii="Open Sans" w:hAnsi="Open Sans" w:cs="Open Sans"/>
-          <w:color w:val="262626" w:themeColor="text1" w:themeTint="D9"/>
-        </w:rPr>
-      </w:pPr>
-      <w:r>
-        <w:rPr>
-          <w:rFonts w:ascii="Open Sans" w:hAnsi="Open Sans" w:cs="Open Sans"/>
-          <w:color w:val="262626" w:themeColor="text1" w:themeTint="D9"/>
+        <w:ind w:left="567" w:right="276" w:hanging="284"/>
+        <w:rPr>
+          <w:rFonts w:ascii="Open Sans" w:hAnsi="Open Sans" w:cs="Open Sans"/>
+          <w:color w:val="262626" w:themeColor="text1" w:themeTint="D9"/>
+          <w:sz w:val="20"/>
+          <w:szCs w:val="20"/>
+        </w:rPr>
+      </w:pPr>
+      <w:r>
+        <w:rPr>
+          <w:rFonts w:ascii="Open Sans" w:hAnsi="Open Sans" w:cs="Open Sans"/>
+          <w:color w:val="262626" w:themeColor="text1" w:themeTint="D9"/>
+          <w:sz w:val="20"/>
+          <w:szCs w:val="20"/>
         </w:rPr>
         <w:t xml:space="preserve">Term 1A </w:t>
       </w:r>
@@ -2848,17 +2286,53 @@
         <w:rPr>
           <w:rFonts w:ascii="Open Sans" w:hAnsi="Open Sans" w:cs="Open Sans"/>
           <w:color w:val="262626" w:themeColor="text1" w:themeTint="D9"/>
-        </w:rPr>
-        <w:t xml:space="preserve">Dean’s Honour List </w:t>
-      </w:r>
-      <w:r>
-        <w:rPr>
-          <w:rFonts w:ascii="Open Sans" w:hAnsi="Open Sans" w:cs="Open Sans"/>
-          <w:b/>
-          <w:bCs/>
-          <w:color w:val="385623" w:themeColor="accent6" w:themeShade="80"/>
-        </w:rPr>
-        <w:t>(Waterloo)</w:t>
+          <w:sz w:val="20"/>
+          <w:szCs w:val="20"/>
+        </w:rPr>
+        <w:t xml:space="preserve">Dean’s Honour </w:t>
+      </w:r>
+      <w:r>
+        <w:rPr>
+          <w:rFonts w:ascii="Open Sans" w:hAnsi="Open Sans" w:cs="Open Sans"/>
+          <w:color w:val="262626" w:themeColor="text1" w:themeTint="D9"/>
+          <w:sz w:val="20"/>
+          <w:szCs w:val="20"/>
+        </w:rPr>
+        <w:t>List (Waterloo)</w:t>
+      </w:r>
+    </w:p>
+    <w:p>
+      <w:pPr>
+        <w:pStyle w:val="ListParagraph"/>
+        <w:numPr>
+          <w:ilvl w:val="1"/>
+          <w:numId w:val="16"/>
+        </w:numPr>
+        <w:ind w:left="709" w:right="276" w:hanging="283"/>
+        <w:rPr>
+          <w:rFonts w:ascii="Open Sans" w:hAnsi="Open Sans" w:cs="Open Sans"/>
+          <w:color w:val="262626" w:themeColor="text1" w:themeTint="D9"/>
+          <w:sz w:val="18"/>
+          <w:szCs w:val="18"/>
+        </w:rPr>
+      </w:pPr>
+      <w:r>
+        <w:rPr>
+          <w:rFonts w:ascii="Open Sans" w:hAnsi="Open Sans" w:cs="Open Sans"/>
+          <w:color w:val="262626" w:themeColor="text1" w:themeTint="D9"/>
+          <w:sz w:val="18"/>
+          <w:szCs w:val="18"/>
+        </w:rPr>
+        <w:t>Awarded to students for having a term average of at least 87%</w:t>
+      </w:r>
+      <w:r>
+        <w:rPr>
+          <w:rFonts w:ascii="Open Sans" w:hAnsi="Open Sans" w:cs="Open Sans"/>
+          <w:color w:val="262626" w:themeColor="text1" w:themeTint="D9"/>
+          <w:sz w:val="18"/>
+          <w:szCs w:val="18"/>
+        </w:rPr>
+        <w:t xml:space="preserve"> in 2.5 credits</w:t>
       </w:r>
     </w:p>
     <w:p>
@@ -2882,139 +2356,90 @@
           <w:numId w:val="16"/>
         </w:numPr>
         <w:spacing w:before="240" w:after="0"/>
-        <w:ind w:left="709"/>
-        <w:rPr>
-          <w:rFonts w:ascii="Open Sans" w:hAnsi="Open Sans" w:cs="Open Sans"/>
-          <w:color w:val="262626" w:themeColor="text1" w:themeTint="D9"/>
-        </w:rPr>
-      </w:pPr>
-      <w:r>
-        <w:rPr>
-          <w:rFonts w:ascii="Open Sans" w:hAnsi="Open Sans" w:cs="Open Sans"/>
-          <w:color w:val="262626" w:themeColor="text1" w:themeTint="D9"/>
-        </w:rPr>
-        <w:t xml:space="preserve">President’s Scholarship of Distinction  </w:t>
-      </w:r>
-      <w:r>
-        <w:rPr>
-          <w:rFonts w:ascii="Open Sans" w:hAnsi="Open Sans" w:cs="Open Sans"/>
-          <w:b/>
-          <w:bCs/>
-          <w:color w:val="385623" w:themeColor="accent6" w:themeShade="80"/>
-        </w:rPr>
-        <w:t>(Waterloo)</w:t>
+        <w:ind w:left="567" w:hanging="284"/>
+        <w:rPr>
+          <w:rFonts w:ascii="Open Sans" w:hAnsi="Open Sans" w:cs="Open Sans"/>
+          <w:color w:val="262626" w:themeColor="text1" w:themeTint="D9"/>
+          <w:sz w:val="20"/>
+          <w:szCs w:val="20"/>
+        </w:rPr>
+      </w:pPr>
+      <w:r>
+        <w:rPr>
+          <w:rFonts w:ascii="Open Sans" w:hAnsi="Open Sans" w:cs="Open Sans"/>
+          <w:color w:val="262626" w:themeColor="text1" w:themeTint="D9"/>
+          <w:sz w:val="20"/>
+          <w:szCs w:val="20"/>
+        </w:rPr>
+        <w:t xml:space="preserve">President’s Scholarship of </w:t>
+      </w:r>
+      <w:r>
+        <w:rPr>
+          <w:rFonts w:ascii="Open Sans" w:hAnsi="Open Sans" w:cs="Open Sans"/>
+          <w:color w:val="262626" w:themeColor="text1" w:themeTint="D9"/>
+          <w:sz w:val="20"/>
+          <w:szCs w:val="20"/>
+        </w:rPr>
+        <w:t>Distinction  (Waterloo)</w:t>
+      </w:r>
+    </w:p>
+    <w:p>
+      <w:pPr>
+        <w:pStyle w:val="ListParagraph"/>
+        <w:numPr>
+          <w:ilvl w:val="1"/>
+          <w:numId w:val="16"/>
+        </w:numPr>
+        <w:spacing w:before="240" w:after="0"/>
+        <w:ind w:left="709" w:hanging="283"/>
+        <w:rPr>
+          <w:rFonts w:ascii="Open Sans" w:hAnsi="Open Sans" w:cs="Open Sans"/>
+          <w:color w:val="262626" w:themeColor="text1" w:themeTint="D9"/>
+          <w:sz w:val="18"/>
+          <w:szCs w:val="18"/>
+        </w:rPr>
+      </w:pPr>
+      <w:r>
+        <w:rPr>
+          <w:rFonts w:ascii="Open Sans" w:hAnsi="Open Sans" w:cs="Open Sans"/>
+          <w:color w:val="262626" w:themeColor="text1" w:themeTint="D9"/>
+          <w:sz w:val="18"/>
+          <w:szCs w:val="18"/>
+        </w:rPr>
+        <w:t>Awarded to students with an admission average above 95%</w:t>
       </w:r>
     </w:p>
     <w:p>
       <w:pPr>
         <w:spacing w:after="0"/>
-        <w:rPr>
-          <w:rFonts w:ascii="Open Sans" w:hAnsi="Open Sans" w:cs="Open Sans"/>
-          <w:color w:val="262626" w:themeColor="text1" w:themeTint="D9"/>
+        <w:ind w:left="426"/>
+        <w:rPr>
+          <w:rFonts w:ascii="Open Sans" w:hAnsi="Open Sans" w:cs="Open Sans"/>
+          <w:color w:val="262626" w:themeColor="text1" w:themeTint="D9"/>
+          <w:sz w:val="18"/>
+          <w:szCs w:val="18"/>
+        </w:rPr>
+      </w:pPr>
+    </w:p>
+    <w:p>
+      <w:pPr>
+        <w:spacing w:after="0"/>
+        <w:jc w:val="center"/>
+        <w:rPr>
+          <w:rFonts w:ascii="Open Sans" w:hAnsi="Open Sans" w:cs="Open Sans"/>
+          <w:b/>
+          <w:bCs/>
+          <w:color w:val="4472C4" w:themeColor="accent1"/>
           <w:sz w:val="28"/>
           <w:szCs w:val="28"/>
         </w:rPr>
       </w:pPr>
       <w:r>
         <w:rPr>
-          <w:rFonts w:ascii="Mont Heavy DEMO" w:hAnsi="Mont Heavy DEMO"/>
-          <w:noProof/>
-          <w:color w:val="3B3838" w:themeColor="background2" w:themeShade="40"/>
-          <w:sz w:val="18"/>
-          <w:szCs w:val="18"/>
-        </w:rPr>
-        <mc:AlternateContent>
-          <mc:Choice Requires="wps">
-            <w:drawing>
-              <wp:anchor distT="0" distB="0" distL="114300" distR="114300" simplePos="0" relativeHeight="251670528" behindDoc="0" locked="0" layoutInCell="1" allowOverlap="1" wp14:anchorId="5F42B97A" wp14:editId="7B8C42B7">
-                <wp:simplePos x="0" y="0"/>
-                <wp:positionH relativeFrom="column">
-                  <wp:posOffset>627628</wp:posOffset>
-                </wp:positionH>
-                <wp:positionV relativeFrom="paragraph">
-                  <wp:posOffset>261537</wp:posOffset>
-                </wp:positionV>
-                <wp:extent cx="1072736" cy="234950"/>
-                <wp:effectExtent l="0" t="0" r="13335" b="12700"/>
-                <wp:wrapNone/>
-                <wp:docPr id="8" name="Rectangle 8"/>
-                <wp:cNvGraphicFramePr/>
-                <a:graphic xmlns:a="http://schemas.openxmlformats.org/drawingml/2006/main">
-                  <a:graphicData uri="http://schemas.microsoft.com/office/word/2010/wordprocessingShape">
-                    <wps:wsp>
-                      <wps:cNvSpPr/>
-                      <wps:spPr>
-                        <a:xfrm>
-                          <a:off x="0" y="0"/>
-                          <a:ext cx="1072736" cy="234950"/>
-                        </a:xfrm>
-                        <a:prstGeom prst="rect">
-                          <a:avLst/>
-                        </a:prstGeom>
-                        <a:noFill/>
-                        <a:ln>
-                          <a:solidFill>
-                            <a:schemeClr val="accent6"/>
-                          </a:solidFill>
-                        </a:ln>
-                      </wps:spPr>
-                      <wps:style>
-                        <a:lnRef idx="2">
-                          <a:schemeClr val="accent1">
-                            <a:shade val="50000"/>
-                          </a:schemeClr>
-                        </a:lnRef>
-                        <a:fillRef idx="1">
-                          <a:schemeClr val="accent1"/>
-                        </a:fillRef>
-                        <a:effectRef idx="0">
-                          <a:schemeClr val="accent1"/>
-                        </a:effectRef>
-                        <a:fontRef idx="minor">
-                          <a:schemeClr val="lt1"/>
-                        </a:fontRef>
-                      </wps:style>
-                      <wps:bodyPr rot="0" spcFirstLastPara="0" vertOverflow="overflow" horzOverflow="overflow" vert="horz" wrap="square" lIns="91440" tIns="45720" rIns="91440" bIns="45720" numCol="1" spcCol="0" rtlCol="0" fromWordArt="0" anchor="ctr" anchorCtr="0" forceAA="0" compatLnSpc="1">
-                        <a:prstTxWarp prst="textNoShape">
-                          <a:avLst/>
-                        </a:prstTxWarp>
-                        <a:noAutofit/>
-                      </wps:bodyPr>
-                    </wps:wsp>
-                  </a:graphicData>
-                </a:graphic>
-                <wp14:sizeRelH relativeFrom="margin">
-                  <wp14:pctWidth>0</wp14:pctWidth>
-                </wp14:sizeRelH>
-                <wp14:sizeRelV relativeFrom="margin">
-                  <wp14:pctHeight>0</wp14:pctHeight>
-                </wp14:sizeRelV>
-              </wp:anchor>
-            </w:drawing>
-          </mc:Choice>
-          <mc:Fallback>
-            <w:pict>
-              <v:rect w14:anchorId="3D75E05C" id="Rectangle 8" o:spid="_x0000_s1026" style="position:absolute;margin-left:49.4pt;margin-top:20.6pt;width:84.45pt;height:18.5pt;z-index:251670528;visibility:visible;mso-wrap-style:square;mso-width-percent:0;mso-height-percent:0;mso-wrap-distance-left:9pt;mso-wrap-distance-top:0;mso-wrap-distance-right:9pt;mso-wrap-distance-bottom:0;mso-position-horizontal:absolute;mso-position-horizontal-relative:text;mso-position-vertical:absolute;mso-position-vertical-relative:text;mso-width-percent:0;mso-height-percent:0;mso-width-relative:margin;mso-height-relative:margin;v-text-anchor:middle" o:gfxdata="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" filled="f" strokecolor="#70ad47 [3209]" strokeweight="1pt"/>
-            </w:pict>
-          </mc:Fallback>
-        </mc:AlternateContent>
-      </w:r>
-    </w:p>
-    <w:p>
-      <w:pPr>
-        <w:spacing w:after="0"/>
-        <w:jc w:val="center"/>
-        <w:rPr>
-          <w:rFonts w:ascii="Mont Heavy DEMO" w:hAnsi="Mont Heavy DEMO" w:cs="Open Sans"/>
-          <w:color w:val="70AD47" w:themeColor="accent6"/>
-          <w:sz w:val="28"/>
-          <w:szCs w:val="28"/>
-        </w:rPr>
-      </w:pPr>
-      <w:r>
-        <w:rPr>
-          <w:rFonts w:ascii="Mont Heavy DEMO" w:hAnsi="Mont Heavy DEMO" w:cs="Open Sans"/>
-          <w:color w:val="70AD47" w:themeColor="accent6"/>
+          <w:rFonts w:ascii="Open Sans" w:hAnsi="Open Sans" w:cs="Open Sans"/>
+          <w:b/>
+          <w:bCs/>
+          <w:color w:val="4472C4" w:themeColor="accent1"/>
           <w:sz w:val="28"/>
           <w:szCs w:val="28"/>
         </w:rPr>
@@ -3028,15 +2453,20 @@
           <w:ilvl w:val="0"/>
           <w:numId w:val="13"/>
         </w:numPr>
-        <w:rPr>
-          <w:rFonts w:ascii="Open Sans" w:hAnsi="Open Sans" w:cs="Open Sans"/>
-          <w:color w:val="262626" w:themeColor="text1" w:themeTint="D9"/>
-        </w:rPr>
-      </w:pPr>
-      <w:r>
-        <w:rPr>
-          <w:rFonts w:ascii="Open Sans" w:hAnsi="Open Sans" w:cs="Open Sans"/>
-          <w:color w:val="262626" w:themeColor="text1" w:themeTint="D9"/>
+        <w:ind w:left="567" w:hanging="425"/>
+        <w:rPr>
+          <w:rFonts w:ascii="Open Sans" w:hAnsi="Open Sans" w:cs="Open Sans"/>
+          <w:color w:val="262626" w:themeColor="text1" w:themeTint="D9"/>
+          <w:sz w:val="20"/>
+          <w:szCs w:val="20"/>
+        </w:rPr>
+      </w:pPr>
+      <w:r>
+        <w:rPr>
+          <w:rFonts w:ascii="Open Sans" w:hAnsi="Open Sans" w:cs="Open Sans"/>
+          <w:color w:val="262626" w:themeColor="text1" w:themeTint="D9"/>
+          <w:sz w:val="20"/>
+          <w:szCs w:val="20"/>
         </w:rPr>
         <w:t>Web Development</w:t>
       </w:r>
@@ -3049,15 +2479,20 @@
           <w:numId w:val="13"/>
         </w:numPr>
         <w:spacing w:before="240"/>
-        <w:rPr>
-          <w:rFonts w:ascii="Open Sans" w:hAnsi="Open Sans" w:cs="Open Sans"/>
-          <w:color w:val="262626" w:themeColor="text1" w:themeTint="D9"/>
-        </w:rPr>
-      </w:pPr>
-      <w:r>
-        <w:rPr>
-          <w:rFonts w:ascii="Open Sans" w:hAnsi="Open Sans" w:cs="Open Sans"/>
-          <w:color w:val="262626" w:themeColor="text1" w:themeTint="D9"/>
+        <w:ind w:left="567" w:hanging="425"/>
+        <w:rPr>
+          <w:rFonts w:ascii="Open Sans" w:hAnsi="Open Sans" w:cs="Open Sans"/>
+          <w:color w:val="262626" w:themeColor="text1" w:themeTint="D9"/>
+          <w:sz w:val="20"/>
+          <w:szCs w:val="20"/>
+        </w:rPr>
+      </w:pPr>
+      <w:r>
+        <w:rPr>
+          <w:rFonts w:ascii="Open Sans" w:hAnsi="Open Sans" w:cs="Open Sans"/>
+          <w:color w:val="262626" w:themeColor="text1" w:themeTint="D9"/>
+          <w:sz w:val="20"/>
+          <w:szCs w:val="20"/>
         </w:rPr>
         <w:t>Game Development</w:t>
       </w:r>
@@ -3070,15 +2505,20 @@
           <w:numId w:val="13"/>
         </w:numPr>
         <w:spacing w:before="240"/>
-        <w:rPr>
-          <w:rFonts w:ascii="Open Sans" w:hAnsi="Open Sans" w:cs="Open Sans"/>
-          <w:color w:val="262626" w:themeColor="text1" w:themeTint="D9"/>
-        </w:rPr>
-      </w:pPr>
-      <w:r>
-        <w:rPr>
-          <w:rFonts w:ascii="Open Sans" w:hAnsi="Open Sans" w:cs="Open Sans"/>
-          <w:color w:val="262626" w:themeColor="text1" w:themeTint="D9"/>
+        <w:ind w:left="567" w:hanging="425"/>
+        <w:rPr>
+          <w:rFonts w:ascii="Open Sans" w:hAnsi="Open Sans" w:cs="Open Sans"/>
+          <w:color w:val="262626" w:themeColor="text1" w:themeTint="D9"/>
+          <w:sz w:val="20"/>
+          <w:szCs w:val="20"/>
+        </w:rPr>
+      </w:pPr>
+      <w:r>
+        <w:rPr>
+          <w:rFonts w:ascii="Open Sans" w:hAnsi="Open Sans" w:cs="Open Sans"/>
+          <w:color w:val="262626" w:themeColor="text1" w:themeTint="D9"/>
+          <w:sz w:val="20"/>
+          <w:szCs w:val="20"/>
         </w:rPr>
         <w:t>Programming Languages</w:t>
       </w:r>
@@ -3091,15 +2531,20 @@
           <w:numId w:val="13"/>
         </w:numPr>
         <w:spacing w:before="240"/>
-        <w:rPr>
-          <w:rFonts w:ascii="Open Sans" w:hAnsi="Open Sans" w:cs="Open Sans"/>
-          <w:color w:val="262626" w:themeColor="text1" w:themeTint="D9"/>
-        </w:rPr>
-      </w:pPr>
-      <w:r>
-        <w:rPr>
-          <w:rFonts w:ascii="Open Sans" w:hAnsi="Open Sans" w:cs="Open Sans"/>
-          <w:color w:val="262626" w:themeColor="text1" w:themeTint="D9"/>
+        <w:ind w:left="567" w:hanging="425"/>
+        <w:rPr>
+          <w:rFonts w:ascii="Open Sans" w:hAnsi="Open Sans" w:cs="Open Sans"/>
+          <w:color w:val="262626" w:themeColor="text1" w:themeTint="D9"/>
+          <w:sz w:val="20"/>
+          <w:szCs w:val="20"/>
+        </w:rPr>
+      </w:pPr>
+      <w:r>
+        <w:rPr>
+          <w:rFonts w:ascii="Open Sans" w:hAnsi="Open Sans" w:cs="Open Sans"/>
+          <w:color w:val="262626" w:themeColor="text1" w:themeTint="D9"/>
+          <w:sz w:val="20"/>
+          <w:szCs w:val="20"/>
         </w:rPr>
         <w:t>Artificial Intelligence</w:t>
       </w:r>
@@ -3112,15 +2557,20 @@
           <w:numId w:val="13"/>
         </w:numPr>
         <w:spacing w:before="240"/>
-        <w:rPr>
-          <w:rFonts w:ascii="Open Sans" w:hAnsi="Open Sans" w:cs="Open Sans"/>
-          <w:color w:val="262626" w:themeColor="text1" w:themeTint="D9"/>
-        </w:rPr>
-      </w:pPr>
-      <w:r>
-        <w:rPr>
-          <w:rFonts w:ascii="Open Sans" w:hAnsi="Open Sans" w:cs="Open Sans"/>
-          <w:color w:val="262626" w:themeColor="text1" w:themeTint="D9"/>
+        <w:ind w:left="567" w:hanging="425"/>
+        <w:rPr>
+          <w:rFonts w:ascii="Open Sans" w:hAnsi="Open Sans" w:cs="Open Sans"/>
+          <w:color w:val="262626" w:themeColor="text1" w:themeTint="D9"/>
+          <w:sz w:val="20"/>
+          <w:szCs w:val="20"/>
+        </w:rPr>
+      </w:pPr>
+      <w:r>
+        <w:rPr>
+          <w:rFonts w:ascii="Open Sans" w:hAnsi="Open Sans" w:cs="Open Sans"/>
+          <w:color w:val="262626" w:themeColor="text1" w:themeTint="D9"/>
+          <w:sz w:val="20"/>
+          <w:szCs w:val="20"/>
         </w:rPr>
         <w:t>Machine Learning</w:t>
       </w:r>
@@ -3133,15 +2583,20 @@
           <w:numId w:val="13"/>
         </w:numPr>
         <w:spacing w:before="240"/>
-        <w:rPr>
-          <w:rFonts w:ascii="Open Sans" w:hAnsi="Open Sans" w:cs="Open Sans"/>
-          <w:color w:val="262626" w:themeColor="text1" w:themeTint="D9"/>
-        </w:rPr>
-      </w:pPr>
-      <w:r>
-        <w:rPr>
-          <w:rFonts w:ascii="Open Sans" w:hAnsi="Open Sans" w:cs="Open Sans"/>
-          <w:color w:val="262626" w:themeColor="text1" w:themeTint="D9"/>
+        <w:ind w:left="567" w:hanging="425"/>
+        <w:rPr>
+          <w:rFonts w:ascii="Open Sans" w:hAnsi="Open Sans" w:cs="Open Sans"/>
+          <w:color w:val="262626" w:themeColor="text1" w:themeTint="D9"/>
+          <w:sz w:val="20"/>
+          <w:szCs w:val="20"/>
+        </w:rPr>
+      </w:pPr>
+      <w:r>
+        <w:rPr>
+          <w:rFonts w:ascii="Open Sans" w:hAnsi="Open Sans" w:cs="Open Sans"/>
+          <w:color w:val="262626" w:themeColor="text1" w:themeTint="D9"/>
+          <w:sz w:val="20"/>
+          <w:szCs w:val="20"/>
         </w:rPr>
         <w:t>Computer Hardware</w:t>
       </w:r>
@@ -3154,15 +2609,20 @@
           <w:numId w:val="13"/>
         </w:numPr>
         <w:spacing w:before="240"/>
-        <w:rPr>
-          <w:rFonts w:ascii="Open Sans" w:hAnsi="Open Sans" w:cs="Open Sans"/>
-          <w:color w:val="262626" w:themeColor="text1" w:themeTint="D9"/>
-        </w:rPr>
-      </w:pPr>
-      <w:r>
-        <w:rPr>
-          <w:rFonts w:ascii="Open Sans" w:hAnsi="Open Sans" w:cs="Open Sans"/>
-          <w:color w:val="262626" w:themeColor="text1" w:themeTint="D9"/>
+        <w:ind w:left="567" w:hanging="425"/>
+        <w:rPr>
+          <w:rFonts w:ascii="Open Sans" w:hAnsi="Open Sans" w:cs="Open Sans"/>
+          <w:color w:val="262626" w:themeColor="text1" w:themeTint="D9"/>
+          <w:sz w:val="20"/>
+          <w:szCs w:val="20"/>
+        </w:rPr>
+      </w:pPr>
+      <w:r>
+        <w:rPr>
+          <w:rFonts w:ascii="Open Sans" w:hAnsi="Open Sans" w:cs="Open Sans"/>
+          <w:color w:val="262626" w:themeColor="text1" w:themeTint="D9"/>
+          <w:sz w:val="20"/>
+          <w:szCs w:val="20"/>
         </w:rPr>
         <w:t>Esports</w:t>
       </w:r>
@@ -3175,15 +2635,20 @@
           <w:numId w:val="13"/>
         </w:numPr>
         <w:spacing w:before="240"/>
-        <w:rPr>
-          <w:rFonts w:ascii="Open Sans" w:hAnsi="Open Sans" w:cs="Open Sans"/>
-          <w:color w:val="262626" w:themeColor="text1" w:themeTint="D9"/>
-        </w:rPr>
-      </w:pPr>
-      <w:r>
-        <w:rPr>
-          <w:rFonts w:ascii="Open Sans" w:hAnsi="Open Sans" w:cs="Open Sans"/>
-          <w:color w:val="262626" w:themeColor="text1" w:themeTint="D9"/>
+        <w:ind w:left="567" w:hanging="425"/>
+        <w:rPr>
+          <w:rFonts w:ascii="Open Sans" w:hAnsi="Open Sans" w:cs="Open Sans"/>
+          <w:color w:val="262626" w:themeColor="text1" w:themeTint="D9"/>
+          <w:sz w:val="20"/>
+          <w:szCs w:val="20"/>
+        </w:rPr>
+      </w:pPr>
+      <w:r>
+        <w:rPr>
+          <w:rFonts w:ascii="Open Sans" w:hAnsi="Open Sans" w:cs="Open Sans"/>
+          <w:color w:val="262626" w:themeColor="text1" w:themeTint="D9"/>
+          <w:sz w:val="20"/>
+          <w:szCs w:val="20"/>
         </w:rPr>
         <w:t>Music Production</w:t>
       </w:r>
@@ -3192,9 +2657,9 @@
       <w:type w:val="continuous"/>
       <w:pgSz w:w="12240" w:h="15840"/>
       <w:pgMar w:top="284" w:right="397" w:bottom="284" w:left="397" w:header="709" w:footer="709" w:gutter="0"/>
-      <w:cols w:num="2" w:space="510" w:equalWidth="0">
-        <w:col w:w="7258" w:space="510"/>
-        <w:col w:w="3678"/>
+      <w:cols w:num="2" w:space="397" w:equalWidth="0">
+        <w:col w:w="7938" w:space="397"/>
+        <w:col w:w="3111"/>
       </w:cols>
       <w:docGrid w:linePitch="360"/>
     </w:sectPr>
@@ -3685,7 +3150,7 @@
         <w:szCs w:val="20"/>
       </w:rPr>
     </w:lvl>
-    <w:lvl w:ilvl="1" w:tplc="10090003" w:tentative="1">
+    <w:lvl w:ilvl="1" w:tplc="10090003">
       <w:start w:val="1"/>
       <w:numFmt w:val="bullet"/>
       <w:lvlText w:val="o"/>
@@ -5519,29 +4984,6 @@
       <w:contextualSpacing/>
     </w:pPr>
   </w:style>
-  <w:style w:type="character" w:styleId="Hyperlink">
-    <w:name w:val="Hyperlink"/>
-    <w:basedOn w:val="DefaultParagraphFont"/>
-    <w:uiPriority w:val="99"/>
-    <w:unhideWhenUsed/>
-    <w:rsid w:val="00035513"/>
-    <w:rPr>
-      <w:color w:val="0563C1" w:themeColor="hyperlink"/>
-      <w:u w:val="single"/>
-    </w:rPr>
-  </w:style>
-  <w:style w:type="character" w:styleId="UnresolvedMention">
-    <w:name w:val="Unresolved Mention"/>
-    <w:basedOn w:val="DefaultParagraphFont"/>
-    <w:uiPriority w:val="99"/>
-    <w:semiHidden/>
-    <w:unhideWhenUsed/>
-    <w:rsid w:val="00035513"/>
-    <w:rPr>
-      <w:color w:val="605E5C"/>
-      <w:shd w:val="clear" w:color="auto" w:fill="E1DFDD"/>
-    </w:rPr>
-  </w:style>
 </w:styles>
 </file>
 
